--- a/Specificatii Tehnice.docx
+++ b/Specificatii Tehnice.docx
@@ -55,7 +55,7 @@
         <mc:AlternateContent>
           <mc:Choice Requires="wps">
             <w:drawing>
-              <wp:anchor behindDoc="0" distT="43815" distB="45085" distL="109855" distR="112395" simplePos="0" locked="0" layoutInCell="0" allowOverlap="1" relativeHeight="2" wp14:anchorId="34FDF947">
+              <wp:anchor behindDoc="0" distT="42545" distB="45085" distL="109220" distR="111760" simplePos="0" locked="0" layoutInCell="0" allowOverlap="1" relativeHeight="2" wp14:anchorId="34FDF947">
                 <wp:simplePos x="0" y="0"/>
                 <wp:positionH relativeFrom="column">
                   <wp:posOffset>-111125</wp:posOffset>
@@ -497,7 +497,7 @@
         <mc:AlternateContent>
           <mc:Choice Requires="wps">
             <w:drawing>
-              <wp:anchor behindDoc="0" distT="45720" distB="45720" distL="112395" distR="111760" simplePos="0" locked="0" layoutInCell="0" allowOverlap="1" relativeHeight="6" wp14:anchorId="50FAB3B9">
+              <wp:anchor behindDoc="0" distT="45720" distB="45720" distL="111760" distR="111125" simplePos="0" locked="0" layoutInCell="0" allowOverlap="1" relativeHeight="6" wp14:anchorId="50FAB3B9">
                 <wp:simplePos x="0" y="0"/>
                 <wp:positionH relativeFrom="column">
                   <wp:posOffset>3446780</wp:posOffset>
@@ -945,28 +945,6 @@
               <w:t>4</w:t>
             </w:r>
           </w:hyperlink>
-        </w:p>
-        <w:p>
-          <w:pPr>
-            <w:pStyle w:val="Contents2"/>
-            <w:tabs>
-              <w:tab w:val="clear" w:pos="720"/>
-              <w:tab w:val="right" w:pos="9354" w:leader="dot"/>
-            </w:tabs>
-            <w:rPr/>
-          </w:pPr>
-          <w:hyperlink w:anchor="__RefHeading___Toc496_3083574316">
-            <w:r>
-              <w:rPr>
-                <w:webHidden/>
-                <w:rStyle w:val="IndexLink"/>
-                <w:vanish w:val="false"/>
-              </w:rPr>
-              <w:t>2.2. Cerințele non-funcționale</w:t>
-              <w:tab/>
-              <w:t>4</w:t>
-            </w:r>
-          </w:hyperlink>
           <w:r>
             <w:rPr>
               <w:rStyle w:val="IndexLink"/>
@@ -1094,8 +1072,8 @@
         </w:rPr>
       </w:pPr>
       <w:bookmarkStart w:id="3" w:name="__RefHeading___Toc480_3083574316"/>
-      <w:bookmarkStart w:id="4" w:name="_Toc129681344"/>
-      <w:bookmarkStart w:id="5" w:name="_Toc150764432"/>
+      <w:bookmarkStart w:id="4" w:name="_Toc150764432"/>
+      <w:bookmarkStart w:id="5" w:name="_Toc129681344"/>
       <w:bookmarkEnd w:id="3"/>
       <w:r>
         <w:rPr>
@@ -1403,7 +1381,12 @@
           <w:numId w:val="1"/>
         </w:numPr>
         <w:jc w:val="both"/>
-        <w:rPr/>
+        <w:rPr>
+          <w:rFonts w:ascii="Times New Roman" w:hAnsi="Times New Roman" w:cs="Times New Roman"/>
+          <w:sz w:val="28"/>
+          <w:szCs w:val="28"/>
+          <w:lang w:val="ro-RO"/>
+        </w:rPr>
       </w:pPr>
       <w:r>
         <w:rPr>
@@ -1424,6 +1407,21 @@
           <w:lang w:val="ro-RO"/>
         </w:rPr>
         <w:t xml:space="preserve"> Utilitarul va pune la dispoziție realizarea conexiunii la mai mulți clienți simultan și va prelua date despre hostname și username</w:t>
+      </w:r>
+    </w:p>
+    <w:p>
+      <w:pPr>
+        <w:pStyle w:val="ListParagraph"/>
+        <w:jc w:val="both"/>
+        <w:rPr>
+          <w:rFonts w:ascii="Times New Roman" w:hAnsi="Times New Roman" w:cs="Times New Roman"/>
+          <w:sz w:val="28"/>
+          <w:szCs w:val="28"/>
+          <w:lang w:val="ro-RO"/>
+        </w:rPr>
+      </w:pPr>
+      <w:r>
+        <w:rPr/>
       </w:r>
     </w:p>
     <w:p>
@@ -1552,17 +1550,22 @@
         <w:pStyle w:val="ListParagraph"/>
         <w:numPr>
           <w:ilvl w:val="0"/>
-          <w:numId w:val="0"/>
+          <w:numId w:val="2"/>
         </w:numPr>
-        <w:ind w:left="1080" w:hanging="0"/>
         <w:jc w:val="both"/>
-        <w:rPr>
-          <w:rFonts w:ascii="Times New Roman" w:hAnsi="Times New Roman" w:cs="Times New Roman"/>
+        <w:rPr/>
+      </w:pPr>
+      <w:r>
+        <w:rPr>
+          <w:rFonts w:cs="Times New Roman" w:ascii="Times New Roman" w:hAnsi="Times New Roman"/>
+          <w:b/>
+          <w:bCs/>
           <w:sz w:val="28"/>
           <w:szCs w:val="28"/>
           <w:lang w:val="ro-RO"/>
         </w:rPr>
-      </w:pPr>
+        <w:t>Restartare a stației:</w:t>
+      </w:r>
       <w:r>
         <w:rPr>
           <w:rFonts w:cs="Times New Roman" w:ascii="Times New Roman" w:hAnsi="Times New Roman"/>
@@ -1570,56 +1573,7 @@
           <w:szCs w:val="28"/>
           <w:lang w:val="ro-RO"/>
         </w:rPr>
-      </w:r>
-    </w:p>
-    <w:p>
-      <w:pPr>
-        <w:pStyle w:val="Heading2"/>
-        <w:ind w:left="360" w:hanging="0"/>
-        <w:jc w:val="both"/>
-        <w:rPr>
-          <w:color w:val="111111"/>
-        </w:rPr>
-      </w:pPr>
-      <w:bookmarkStart w:id="14" w:name="__RefHeading___Toc496_3083574316"/>
-      <w:bookmarkEnd w:id="14"/>
-      <w:r>
-        <w:rPr>
-          <w:rFonts w:cs="Times New Roman" w:ascii="Times New Roman" w:hAnsi="Times New Roman"/>
-          <w:color w:val="111111"/>
-          <w:lang w:val="ro-RO"/>
-        </w:rPr>
-        <w:t>2</w:t>
-      </w:r>
-      <w:bookmarkStart w:id="15" w:name="_Toc150764440"/>
-      <w:r>
-        <w:rPr>
-          <w:rFonts w:cs="Times New Roman" w:ascii="Times New Roman" w:hAnsi="Times New Roman"/>
-          <w:color w:val="111111"/>
-          <w:lang w:val="ro-RO"/>
-        </w:rPr>
-        <w:t>.2. Cerințele non-funcționale</w:t>
-      </w:r>
-      <w:bookmarkEnd w:id="15"/>
-    </w:p>
-    <w:p>
-      <w:pPr>
-        <w:pStyle w:val="ListParagraph"/>
-        <w:numPr>
-          <w:ilvl w:val="0"/>
-          <w:numId w:val="0"/>
-        </w:numPr>
-        <w:ind w:left="1080" w:hanging="0"/>
-        <w:jc w:val="both"/>
-        <w:rPr>
-          <w:rFonts w:ascii="Times New Roman" w:hAnsi="Times New Roman" w:cs="Times New Roman"/>
-          <w:sz w:val="28"/>
-          <w:szCs w:val="28"/>
-          <w:lang w:val="ro-RO"/>
-        </w:rPr>
-      </w:pPr>
-      <w:r>
-        <w:rPr/>
+        <w:t xml:space="preserve"> Sistemul ofera posibilitatea de a restarta un dispozitiv de la distanta.</w:t>
       </w:r>
     </w:p>
     <w:p>
@@ -1635,189 +1589,128 @@
       <w:r>
         <w:rPr>
           <w:rFonts w:cs="Times New Roman" w:ascii="Times New Roman" w:hAnsi="Times New Roman"/>
-          <w:b/>
-          <w:bCs/>
           <w:sz w:val="28"/>
           <w:szCs w:val="28"/>
           <w:lang w:val="ro-RO"/>
         </w:rPr>
-        <w:t xml:space="preserve">Blacklisting: </w:t>
-      </w:r>
-      <w:r>
-        <w:rPr>
-          <w:rFonts w:cs="Times New Roman" w:ascii="Times New Roman" w:hAnsi="Times New Roman"/>
+        <w:t xml:space="preserve">Screenshot/Livestream: sistemul pune la dispoziție </w:t>
+      </w:r>
+    </w:p>
+    <w:p>
+      <w:pPr>
+        <w:pStyle w:val="ListParagraph"/>
+        <w:jc w:val="both"/>
+        <w:rPr>
+          <w:rFonts w:ascii="Times New Roman" w:hAnsi="Times New Roman" w:cs="Times New Roman"/>
           <w:sz w:val="28"/>
           <w:szCs w:val="28"/>
           <w:lang w:val="ro-RO"/>
         </w:rPr>
-        <w:t>restrictionarea accesarii anumitor pagini Web printr-o lista cu domenii interzise.</w:t>
+      </w:pPr>
+      <w:r>
+        <w:rPr/>
       </w:r>
     </w:p>
     <w:p>
       <w:pPr>
         <w:pStyle w:val="ListParagraph"/>
-        <w:numPr>
-          <w:ilvl w:val="0"/>
-          <w:numId w:val="2"/>
-        </w:numPr>
         <w:jc w:val="both"/>
-        <w:rPr/>
-      </w:pPr>
-      <w:r>
-        <w:rPr>
-          <w:rFonts w:cs="Times New Roman" w:ascii="Times New Roman" w:hAnsi="Times New Roman"/>
-          <w:b/>
-          <w:bCs/>
+        <w:rPr>
+          <w:rFonts w:ascii="Times New Roman" w:hAnsi="Times New Roman" w:cs="Times New Roman"/>
           <w:sz w:val="28"/>
           <w:szCs w:val="28"/>
           <w:lang w:val="ro-RO"/>
         </w:rPr>
-        <w:t>Transfer de fișiere:</w:t>
-      </w:r>
-      <w:r>
-        <w:rPr>
-          <w:rFonts w:cs="Times New Roman" w:ascii="Times New Roman" w:hAnsi="Times New Roman"/>
+      </w:pPr>
+      <w:r>
+        <w:rPr/>
+      </w:r>
+    </w:p>
+    <w:p>
+      <w:pPr>
+        <w:pStyle w:val="ListParagraph"/>
+        <w:jc w:val="both"/>
+        <w:rPr>
+          <w:rFonts w:ascii="Times New Roman" w:hAnsi="Times New Roman" w:cs="Times New Roman"/>
           <w:sz w:val="28"/>
           <w:szCs w:val="28"/>
           <w:lang w:val="ro-RO"/>
         </w:rPr>
-        <w:t xml:space="preserve"> Se vor pune la dispoziție metode de transfer </w:t>
-      </w:r>
-      <w:r>
-        <w:rPr>
-          <w:rFonts w:cs="Times New Roman" w:ascii="Times New Roman" w:hAnsi="Times New Roman"/>
-          <w:b w:val="false"/>
-          <w:bCs w:val="false"/>
+      </w:pPr>
+      <w:r>
+        <w:rPr/>
+      </w:r>
+    </w:p>
+    <w:p>
+      <w:pPr>
+        <w:pStyle w:val="ListParagraph"/>
+        <w:jc w:val="both"/>
+        <w:rPr>
+          <w:rFonts w:ascii="Times New Roman" w:hAnsi="Times New Roman" w:cs="Times New Roman"/>
           <w:sz w:val="28"/>
           <w:szCs w:val="28"/>
           <w:lang w:val="ro-RO"/>
         </w:rPr>
-        <w:t>SECURE</w:t>
-      </w:r>
-      <w:r>
-        <w:rPr>
-          <w:rFonts w:cs="Times New Roman" w:ascii="Times New Roman" w:hAnsi="Times New Roman"/>
-          <w:b/>
-          <w:bCs/>
+      </w:pPr>
+      <w:r>
+        <w:rPr/>
+      </w:r>
+    </w:p>
+    <w:p>
+      <w:pPr>
+        <w:pStyle w:val="ListParagraph"/>
+        <w:jc w:val="both"/>
+        <w:rPr>
+          <w:rFonts w:ascii="Times New Roman" w:hAnsi="Times New Roman" w:cs="Times New Roman"/>
           <w:sz w:val="28"/>
           <w:szCs w:val="28"/>
           <w:lang w:val="ro-RO"/>
         </w:rPr>
-        <w:t xml:space="preserve"> </w:t>
-      </w:r>
-      <w:r>
-        <w:rPr>
-          <w:rFonts w:cs="Times New Roman" w:ascii="Times New Roman" w:hAnsi="Times New Roman"/>
-          <w:b w:val="false"/>
-          <w:bCs w:val="false"/>
+      </w:pPr>
+      <w:r>
+        <w:rPr/>
+      </w:r>
+    </w:p>
+    <w:p>
+      <w:pPr>
+        <w:pStyle w:val="ListParagraph"/>
+        <w:jc w:val="both"/>
+        <w:rPr>
+          <w:rFonts w:ascii="Times New Roman" w:hAnsi="Times New Roman" w:cs="Times New Roman"/>
           <w:sz w:val="28"/>
           <w:szCs w:val="28"/>
           <w:lang w:val="ro-RO"/>
         </w:rPr>
-        <w:t>de fisiere intre server și client prin spargerea acestiua în blocuri de lungime prestabilita, fiecare bloc fiind criptat și reconstruirea acestuia de către receiver.</w:t>
+      </w:pPr>
+      <w:r>
+        <w:rPr/>
       </w:r>
     </w:p>
     <w:p>
       <w:pPr>
         <w:pStyle w:val="ListParagraph"/>
-        <w:numPr>
-          <w:ilvl w:val="0"/>
-          <w:numId w:val="2"/>
-        </w:numPr>
         <w:jc w:val="both"/>
-        <w:rPr/>
-      </w:pPr>
-      <w:r>
-        <w:rPr>
-          <w:rFonts w:cs="Times New Roman" w:ascii="Times New Roman" w:hAnsi="Times New Roman"/>
-          <w:b/>
-          <w:bCs/>
+        <w:rPr>
+          <w:rFonts w:ascii="Times New Roman" w:hAnsi="Times New Roman" w:cs="Times New Roman"/>
           <w:sz w:val="28"/>
           <w:szCs w:val="28"/>
           <w:lang w:val="ro-RO"/>
         </w:rPr>
-        <w:t xml:space="preserve">Monitorizare procese: </w:t>
-      </w:r>
-      <w:r>
-        <w:rPr>
-          <w:rFonts w:cs="Times New Roman" w:ascii="Times New Roman" w:hAnsi="Times New Roman"/>
-          <w:b w:val="false"/>
-          <w:bCs w:val="false"/>
-          <w:sz w:val="28"/>
-          <w:szCs w:val="28"/>
-          <w:lang w:val="ro-RO"/>
-        </w:rPr>
-        <w:t>Vizualizarea proceselor care ruleaza pe un client.</w:t>
+      </w:pPr>
+      <w:r>
+        <w:rPr/>
       </w:r>
     </w:p>
     <w:p>
       <w:pPr>
         <w:pStyle w:val="ListParagraph"/>
-        <w:numPr>
-          <w:ilvl w:val="0"/>
-          <w:numId w:val="2"/>
-        </w:numPr>
-        <w:jc w:val="both"/>
-        <w:rPr/>
-      </w:pPr>
-      <w:r>
-        <w:rPr>
-          <w:rFonts w:cs="Times New Roman" w:ascii="Times New Roman" w:hAnsi="Times New Roman"/>
-          <w:b/>
-          <w:bCs/>
-          <w:sz w:val="28"/>
-          <w:szCs w:val="28"/>
-          <w:lang w:val="ro-RO"/>
-        </w:rPr>
-        <w:t>Restartare a stației:</w:t>
-      </w:r>
-      <w:r>
-        <w:rPr>
-          <w:rFonts w:cs="Times New Roman" w:ascii="Times New Roman" w:hAnsi="Times New Roman"/>
-          <w:sz w:val="28"/>
-          <w:szCs w:val="28"/>
-          <w:lang w:val="ro-RO"/>
-        </w:rPr>
-        <w:t xml:space="preserve"> Sistemul ofera posibilitatea de a restarta un dispozitiv de la distanta.</w:t>
-      </w:r>
-    </w:p>
-    <w:p>
-      <w:pPr>
-        <w:pStyle w:val="ListParagraph"/>
-        <w:numPr>
-          <w:ilvl w:val="0"/>
-          <w:numId w:val="2"/>
-        </w:numPr>
         <w:spacing w:before="0" w:after="160"/>
         <w:contextualSpacing/>
         <w:jc w:val="both"/>
-        <w:rPr>
-          <w:b/>
-          <w:b/>
-          <w:bCs/>
-        </w:rPr>
-      </w:pPr>
-      <w:r>
-        <w:rPr>
-          <w:rFonts w:cs="Times New Roman" w:ascii="Times New Roman" w:hAnsi="Times New Roman"/>
-          <w:b/>
-          <w:bCs/>
-          <w:sz w:val="28"/>
-          <w:szCs w:val="28"/>
-          <w:lang w:val="ro-RO"/>
-        </w:rPr>
-        <w:t xml:space="preserve">Monitorizare taste apasate: </w:t>
-      </w:r>
-      <w:r>
-        <w:rPr>
-          <w:rFonts w:cs="Times New Roman" w:ascii="Times New Roman" w:hAnsi="Times New Roman"/>
-          <w:b w:val="false"/>
-          <w:bCs w:val="false"/>
-          <w:sz w:val="28"/>
-          <w:szCs w:val="28"/>
-          <w:lang w:val="ro-RO"/>
-        </w:rPr>
-        <w:t>Sistemul va pune la dispoziție un mecanism de inregistrare a tastelor apasate pe o perioada definita de timp, sau pana la apasarea unei combinatii de taste prestabilita (ex: ESC+F1) .</w:t>
+        <w:rPr/>
+      </w:pPr>
+      <w:r>
+        <w:rPr/>
       </w:r>
     </w:p>
     <w:sectPr>
@@ -1874,7 +1767,7 @@
       <w:rPr>
         <w:color w:val="auto"/>
       </w:rPr>
-      <w:t>2</w:t>
+      <w:t>4</w:t>
     </w:r>
     <w:r>
       <w:rPr>
@@ -1910,7 +1803,7 @@
       <w:rPr>
         <w:color w:val="auto"/>
       </w:rPr>
-      <w:t>4</w:t>
+      <w:t>5</w:t>
     </w:r>
     <w:r>
       <w:rPr>
@@ -2005,7 +1898,7 @@
       <w:rPr>
         <w:color w:val="auto"/>
       </w:rPr>
-      <w:t>4</w:t>
+      <w:t>5</w:t>
     </w:r>
     <w:r>
       <w:rPr>

--- a/Specificatii Tehnice.docx
+++ b/Specificatii Tehnice.docx
@@ -55,7 +55,7 @@
         <mc:AlternateContent>
           <mc:Choice Requires="wps">
             <w:drawing>
-              <wp:anchor behindDoc="0" distT="42545" distB="45085" distL="109220" distR="111760" simplePos="0" locked="0" layoutInCell="0" allowOverlap="1" relativeHeight="2" wp14:anchorId="34FDF947">
+              <wp:anchor behindDoc="0" distT="41910" distB="45085" distL="108585" distR="111125" simplePos="0" locked="0" layoutInCell="0" allowOverlap="1" relativeHeight="2">
                 <wp:simplePos x="0" y="0"/>
                 <wp:positionH relativeFrom="column">
                   <wp:posOffset>-111125</wp:posOffset>
@@ -64,7 +64,7 @@
                   <wp:posOffset>242570</wp:posOffset>
                 </wp:positionV>
                 <wp:extent cx="5935345" cy="2771775"/>
-                <wp:effectExtent l="0" t="0" r="0" b="0"/>
+                <wp:effectExtent l="635" t="635" r="0" b="0"/>
                 <wp:wrapSquare wrapText="bothSides"/>
                 <wp:docPr id="1" name="Text Box 2"/>
                 <a:graphic xmlns:a="http://schemas.openxmlformats.org/drawingml/2006/main">
@@ -80,7 +80,7 @@
                           <a:avLst/>
                         </a:prstGeom>
                         <a:noFill/>
-                        <a:ln w="9525">
+                        <a:ln w="9360">
                           <a:noFill/>
                         </a:ln>
                       </wps:spPr>
@@ -95,11 +95,17 @@
                           <w:p>
                             <w:pPr>
                               <w:pStyle w:val="FrameContents"/>
-                              <w:ind w:hanging="0"/>
+                              <w:ind w:left="0" w:right="0" w:hanging="0"/>
                               <w:jc w:val="center"/>
                               <w:rPr>
+                                <w:rFonts w:ascii="Times New Roman" w:hAnsi="Times New Roman" w:cs="Times New Roman"/>
+                                <w:b/>
+                                <w:b/>
+                                <w:bCs/>
+                                <w:color w:val="000000"/>
                                 <w:sz w:val="90"/>
                                 <w:szCs w:val="90"/>
+                                <w:lang w:val="ro-RO"/>
                               </w:rPr>
                             </w:pPr>
                             <w:r>
@@ -118,11 +124,17 @@
                           <w:p>
                             <w:pPr>
                               <w:pStyle w:val="FrameContents"/>
-                              <w:ind w:hanging="0"/>
+                              <w:ind w:left="0" w:right="0" w:hanging="0"/>
                               <w:jc w:val="center"/>
                               <w:rPr>
+                                <w:rFonts w:ascii="Times New Roman" w:hAnsi="Times New Roman" w:cs="Times New Roman"/>
+                                <w:b/>
+                                <w:b/>
+                                <w:bCs/>
+                                <w:color w:val="000000"/>
                                 <w:sz w:val="90"/>
                                 <w:szCs w:val="90"/>
+                                <w:lang w:val="ro-RO"/>
                               </w:rPr>
                             </w:pPr>
                             <w:r>
@@ -142,12 +154,9 @@
                             <w:pPr>
                               <w:pStyle w:val="FrameContents"/>
                               <w:spacing w:before="0" w:after="160"/>
-                              <w:ind w:hanging="0"/>
+                              <w:ind w:left="0" w:right="0" w:hanging="0"/>
                               <w:jc w:val="center"/>
-                              <w:rPr>
-                                <w:sz w:val="90"/>
-                                <w:szCs w:val="90"/>
-                              </w:rPr>
+                              <w:rPr/>
                             </w:pPr>
                             <w:r>
                               <w:rPr>
@@ -178,7 +187,7 @@
           </mc:Choice>
           <mc:Fallback>
             <w:pict>
-              <v:rect id="shape_0" ID="Text Box 2" path="m0,0l-2147483645,0l-2147483645,-2147483646l0,-2147483646xe" stroked="f" o:allowincell="f" style="position:absolute;margin-left:-8.75pt;margin-top:19.1pt;width:467.3pt;height:218.2pt;mso-wrap-style:square;v-text-anchor:top" wp14:anchorId="34FDF947">
+              <v:rect id="shape_0" ID="Text Box 2" path="m0,0l-2147483645,0l-2147483645,-2147483646l0,-2147483646xe" stroked="f" o:allowincell="f" style="position:absolute;margin-left:-8.75pt;margin-top:19.1pt;width:467.3pt;height:218.2pt;mso-wrap-style:square;v-text-anchor:top">
                 <v:fill o:detectmouseclick="t" on="false"/>
                 <v:stroke color="#3465a4" weight="9360" joinstyle="round" endcap="flat"/>
                 <v:textbox>
@@ -186,11 +195,17 @@
                     <w:p>
                       <w:pPr>
                         <w:pStyle w:val="FrameContents"/>
-                        <w:ind w:hanging="0"/>
+                        <w:ind w:left="0" w:right="0" w:hanging="0"/>
                         <w:jc w:val="center"/>
                         <w:rPr>
+                          <w:rFonts w:ascii="Times New Roman" w:hAnsi="Times New Roman" w:cs="Times New Roman"/>
+                          <w:b/>
+                          <w:b/>
+                          <w:bCs/>
+                          <w:color w:val="000000"/>
                           <w:sz w:val="90"/>
                           <w:szCs w:val="90"/>
+                          <w:lang w:val="ro-RO"/>
                         </w:rPr>
                       </w:pPr>
                       <w:r>
@@ -209,11 +224,17 @@
                     <w:p>
                       <w:pPr>
                         <w:pStyle w:val="FrameContents"/>
-                        <w:ind w:hanging="0"/>
+                        <w:ind w:left="0" w:right="0" w:hanging="0"/>
                         <w:jc w:val="center"/>
                         <w:rPr>
+                          <w:rFonts w:ascii="Times New Roman" w:hAnsi="Times New Roman" w:cs="Times New Roman"/>
+                          <w:b/>
+                          <w:b/>
+                          <w:bCs/>
+                          <w:color w:val="000000"/>
                           <w:sz w:val="90"/>
                           <w:szCs w:val="90"/>
+                          <w:lang w:val="ro-RO"/>
                         </w:rPr>
                       </w:pPr>
                       <w:r>
@@ -233,12 +254,9 @@
                       <w:pPr>
                         <w:pStyle w:val="FrameContents"/>
                         <w:spacing w:before="0" w:after="160"/>
-                        <w:ind w:hanging="0"/>
+                        <w:ind w:left="0" w:right="0" w:hanging="0"/>
                         <w:jc w:val="center"/>
-                        <w:rPr>
-                          <w:sz w:val="90"/>
-                          <w:szCs w:val="90"/>
-                        </w:rPr>
+                        <w:rPr/>
                       </w:pPr>
                       <w:r>
                         <w:rPr>
@@ -263,7 +281,7 @@
         <mc:AlternateContent>
           <mc:Choice Requires="wps">
             <w:drawing>
-              <wp:anchor behindDoc="0" distT="45720" distB="45720" distL="0" distR="114300" simplePos="0" locked="0" layoutInCell="0" allowOverlap="1" relativeHeight="4" wp14:anchorId="3830DDCC">
+              <wp:anchor behindDoc="0" distT="45720" distB="45720" distL="0" distR="114300" simplePos="0" locked="0" layoutInCell="0" allowOverlap="1" relativeHeight="4">
                 <wp:simplePos x="0" y="0"/>
                 <wp:positionH relativeFrom="margin">
                   <wp:align>left</wp:align>
@@ -288,7 +306,7 @@
                           <a:avLst/>
                         </a:prstGeom>
                         <a:noFill/>
-                        <a:ln w="9525">
+                        <a:ln w="9360">
                           <a:noFill/>
                         </a:ln>
                       </wps:spPr>
@@ -304,10 +322,14 @@
                             <w:pPr>
                               <w:pStyle w:val="FrameContents"/>
                               <w:rPr>
+                                <w:rFonts w:ascii="Times New Roman" w:hAnsi="Times New Roman" w:cs="Times New Roman"/>
                                 <w:b/>
                                 <w:b/>
                                 <w:bCs/>
                                 <w:color w:val="000000"/>
+                                <w:sz w:val="28"/>
+                                <w:szCs w:val="28"/>
+                                <w:lang w:val="ro-RO"/>
                               </w:rPr>
                             </w:pPr>
                             <w:r>
@@ -327,10 +349,14 @@
                             <w:pPr>
                               <w:pStyle w:val="FrameContents"/>
                               <w:rPr>
+                                <w:rFonts w:ascii="Times New Roman" w:hAnsi="Times New Roman" w:cs="Times New Roman"/>
                                 <w:b/>
                                 <w:b/>
                                 <w:bCs/>
                                 <w:color w:val="000000"/>
+                                <w:sz w:val="28"/>
+                                <w:szCs w:val="28"/>
+                                <w:lang w:val="ro-RO"/>
                               </w:rPr>
                             </w:pPr>
                             <w:r>
@@ -350,13 +376,8 @@
                             <w:pPr>
                               <w:pStyle w:val="FrameContents"/>
                               <w:spacing w:before="0" w:after="160"/>
-                              <w:ind w:left="720" w:hanging="0"/>
-                              <w:rPr>
-                                <w:b/>
-                                <w:b/>
-                                <w:bCs/>
-                                <w:color w:val="000000"/>
-                              </w:rPr>
+                              <w:ind w:left="720" w:right="0" w:hanging="0"/>
+                              <w:rPr/>
                             </w:pPr>
                             <w:r>
                               <w:rPr>
@@ -399,7 +420,7 @@
           </mc:Choice>
           <mc:Fallback>
             <w:pict>
-              <v:rect id="shape_0" ID="Text Box 2" path="m0,0l-2147483645,0l-2147483645,-2147483646l0,-2147483646xe" stroked="f" o:allowincell="f" style="position:absolute;margin-left:-0.05pt;margin-top:555.85pt;width:194.2pt;height:73.85pt;mso-wrap-style:square;v-text-anchor:top;mso-position-horizontal:left;mso-position-horizontal-relative:margin" wp14:anchorId="3830DDCC">
+              <v:rect id="shape_0" ID="Text Box 2" path="m0,0l-2147483645,0l-2147483645,-2147483646l0,-2147483646xe" stroked="f" o:allowincell="f" style="position:absolute;margin-left:-0.05pt;margin-top:555.85pt;width:194.2pt;height:73.85pt;mso-wrap-style:square;v-text-anchor:top;mso-position-horizontal:left;mso-position-horizontal-relative:margin">
                 <v:fill o:detectmouseclick="t" on="false"/>
                 <v:stroke color="#3465a4" weight="9360" joinstyle="round" endcap="flat"/>
                 <v:textbox>
@@ -408,10 +429,14 @@
                       <w:pPr>
                         <w:pStyle w:val="FrameContents"/>
                         <w:rPr>
+                          <w:rFonts w:ascii="Times New Roman" w:hAnsi="Times New Roman" w:cs="Times New Roman"/>
                           <w:b/>
                           <w:b/>
                           <w:bCs/>
                           <w:color w:val="000000"/>
+                          <w:sz w:val="28"/>
+                          <w:szCs w:val="28"/>
+                          <w:lang w:val="ro-RO"/>
                         </w:rPr>
                       </w:pPr>
                       <w:r>
@@ -431,10 +456,14 @@
                       <w:pPr>
                         <w:pStyle w:val="FrameContents"/>
                         <w:rPr>
+                          <w:rFonts w:ascii="Times New Roman" w:hAnsi="Times New Roman" w:cs="Times New Roman"/>
                           <w:b/>
                           <w:b/>
                           <w:bCs/>
                           <w:color w:val="000000"/>
+                          <w:sz w:val="28"/>
+                          <w:szCs w:val="28"/>
+                          <w:lang w:val="ro-RO"/>
                         </w:rPr>
                       </w:pPr>
                       <w:r>
@@ -454,13 +483,8 @@
                       <w:pPr>
                         <w:pStyle w:val="FrameContents"/>
                         <w:spacing w:before="0" w:after="160"/>
-                        <w:ind w:left="720" w:hanging="0"/>
-                        <w:rPr>
-                          <w:b/>
-                          <w:b/>
-                          <w:bCs/>
-                          <w:color w:val="000000"/>
-                        </w:rPr>
+                        <w:ind w:left="720" w:right="0" w:hanging="0"/>
+                        <w:rPr/>
                       </w:pPr>
                       <w:r>
                         <w:rPr>
@@ -497,7 +521,7 @@
         <mc:AlternateContent>
           <mc:Choice Requires="wps">
             <w:drawing>
-              <wp:anchor behindDoc="0" distT="45720" distB="45720" distL="111760" distR="111125" simplePos="0" locked="0" layoutInCell="0" allowOverlap="1" relativeHeight="6" wp14:anchorId="50FAB3B9">
+              <wp:anchor behindDoc="0" distT="45720" distB="45720" distL="111125" distR="110490" simplePos="0" locked="0" layoutInCell="0" allowOverlap="1" relativeHeight="6">
                 <wp:simplePos x="0" y="0"/>
                 <wp:positionH relativeFrom="column">
                   <wp:posOffset>3446780</wp:posOffset>
@@ -506,7 +530,7 @@
                   <wp:posOffset>7010400</wp:posOffset>
                 </wp:positionV>
                 <wp:extent cx="2498725" cy="294640"/>
-                <wp:effectExtent l="0" t="0" r="0" b="0"/>
+                <wp:effectExtent l="635" t="0" r="0" b="0"/>
                 <wp:wrapSquare wrapText="bothSides"/>
                 <wp:docPr id="5" name="Text Box 3"/>
                 <a:graphic xmlns:a="http://schemas.openxmlformats.org/drawingml/2006/main">
@@ -522,7 +546,7 @@
                           <a:avLst/>
                         </a:prstGeom>
                         <a:noFill/>
-                        <a:ln w="9525">
+                        <a:ln w="9360">
                           <a:noFill/>
                         </a:ln>
                       </wps:spPr>
@@ -538,14 +562,9 @@
                             <w:pPr>
                               <w:pStyle w:val="FrameContents"/>
                               <w:spacing w:before="0" w:after="160"/>
-                              <w:ind w:hanging="0"/>
+                              <w:ind w:left="0" w:right="0" w:hanging="0"/>
                               <w:jc w:val="right"/>
-                              <w:rPr>
-                                <w:b/>
-                                <w:b/>
-                                <w:bCs/>
-                                <w:color w:val="000000"/>
-                              </w:rPr>
+                              <w:rPr/>
                             </w:pPr>
                             <w:r>
                               <w:rPr>
@@ -576,7 +595,7 @@
           </mc:Choice>
           <mc:Fallback>
             <w:pict>
-              <v:rect id="shape_0" ID="Text Box 3" path="m0,0l-2147483645,0l-2147483645,-2147483646l0,-2147483646xe" stroked="f" o:allowincell="f" style="position:absolute;margin-left:271.4pt;margin-top:552pt;width:196.7pt;height:23.15pt;mso-wrap-style:square;v-text-anchor:top" wp14:anchorId="50FAB3B9">
+              <v:rect id="shape_0" ID="Text Box 3" path="m0,0l-2147483645,0l-2147483645,-2147483646l0,-2147483646xe" stroked="f" o:allowincell="f" style="position:absolute;margin-left:271.4pt;margin-top:552pt;width:196.7pt;height:23.15pt;mso-wrap-style:square;v-text-anchor:top">
                 <v:fill o:detectmouseclick="t" on="false"/>
                 <v:stroke color="#3465a4" weight="9360" joinstyle="round" endcap="flat"/>
                 <v:textbox>
@@ -585,14 +604,9 @@
                       <w:pPr>
                         <w:pStyle w:val="FrameContents"/>
                         <w:spacing w:before="0" w:after="160"/>
-                        <w:ind w:hanging="0"/>
+                        <w:ind w:left="0" w:right="0" w:hanging="0"/>
                         <w:jc w:val="right"/>
-                        <w:rPr>
-                          <w:b/>
-                          <w:b/>
-                          <w:bCs/>
-                          <w:color w:val="000000"/>
-                        </w:rPr>
+                        <w:rPr/>
                       </w:pPr>
                       <w:r>
                         <w:rPr>
@@ -633,7 +647,7 @@
         <mc:AlternateContent>
           <mc:Choice Requires="wps">
             <w:drawing>
-              <wp:anchor behindDoc="0" distT="0" distB="635" distL="0" distR="0" simplePos="0" locked="0" layoutInCell="0" allowOverlap="1" relativeHeight="8" wp14:anchorId="454F3BEC">
+              <wp:anchor behindDoc="0" distT="0" distB="635" distL="0" distR="0" simplePos="0" locked="0" layoutInCell="0" allowOverlap="1" relativeHeight="8">
                 <wp:simplePos x="0" y="0"/>
                 <wp:positionH relativeFrom="margin">
                   <wp:align>center</wp:align>
@@ -642,7 +656,7 @@
                   <wp:posOffset>1905</wp:posOffset>
                 </wp:positionV>
                 <wp:extent cx="1828800" cy="504190"/>
-                <wp:effectExtent l="0" t="0" r="0" b="635"/>
+                <wp:effectExtent l="0" t="0" r="0" b="0"/>
                 <wp:wrapNone/>
                 <wp:docPr id="7" name="Text Box 4"/>
                 <a:graphic xmlns:a="http://schemas.openxmlformats.org/drawingml/2006/main">
@@ -675,39 +689,14 @@
                               <w:pStyle w:val="FrameContents"/>
                               <w:spacing w:before="0" w:after="160"/>
                               <w:jc w:val="center"/>
+                              <w:rPr/>
+                            </w:pPr>
+                            <w:r>
                               <w:rPr>
-                                <w:color w:val="000000" w:themeColor="text1"/>
+                                <w:color w:val="000000"/>
                                 <w:sz w:val="56"/>
                                 <w:szCs w:val="56"/>
                                 <w:lang w:val="ro-RO"/>
-                                <w14:shadow w14:blurRad="38100" w14:dist="19050" w14:dir="2700000" w14:sx="100000" w14:sy="100000" w14:kx="0" w14:ky="0" w14:algn="tl">
-                                  <w14:schemeClr w14:val="dk1">
-                                    <w14:alpha w14:val="60000"/>
-                                  </w14:schemeClr>
-                                </w14:shadow>
-                                <w14:textOutline w14:w="0" w14:cap="flat" w14:cmpd="sng" w14:algn="ctr">
-                                  <w14:noFill/>
-                                  <w14:prstDash w14:val="solid"/>
-                                  <w14:round/>
-                                </w14:textOutline>
-                              </w:rPr>
-                            </w:pPr>
-                            <w:r>
-                              <w:rPr>
-                                <w:color w:val="000000" w:themeColor="text1"/>
-                                <w:sz w:val="56"/>
-                                <w:szCs w:val="56"/>
-                                <w:lang w:val="ro-RO"/>
-                                <w14:shadow w14:blurRad="38100" w14:dist="19050" w14:dir="2700000" w14:sx="100000" w14:sy="100000" w14:kx="0" w14:ky="0" w14:algn="tl">
-                                  <w14:schemeClr w14:val="dk1">
-                                    <w14:alpha w14:val="60000"/>
-                                  </w14:schemeClr>
-                                </w14:shadow>
-                                <w14:textOutline w14:w="0" w14:cap="flat" w14:cmpd="sng" w14:algn="ctr">
-                                  <w14:noFill/>
-                                  <w14:prstDash w14:val="solid"/>
-                                  <w14:round/>
-                                </w14:textOutline>
                               </w:rPr>
                               <w:t>Cuprins</w:t>
                             </w:r>
@@ -715,7 +704,6 @@
                         </w:txbxContent>
                       </wps:txbx>
                       <wps:bodyPr anchor="t">
-                        <a:prstTxWarp prst="textNoShape"/>
                         <a:spAutoFit/>
                       </wps:bodyPr>
                     </wps:wsp>
@@ -726,7 +714,7 @@
           </mc:Choice>
           <mc:Fallback>
             <w:pict>
-              <v:rect id="shape_0" ID="Text Box 4" path="m0,0l-2147483645,0l-2147483645,-2147483646l0,-2147483646xe" stroked="f" o:allowincell="f" style="position:absolute;margin-left:161.85pt;margin-top:0.15pt;width:143.95pt;height:39.65pt;mso-wrap-style:square;v-text-anchor:top;mso-position-horizontal:center;mso-position-horizontal-relative:margin" wp14:anchorId="454F3BEC">
+              <v:rect id="shape_0" ID="Text Box 4" path="m0,0l-2147483645,0l-2147483645,-2147483646l0,-2147483646xe" stroked="f" o:allowincell="f" style="position:absolute;margin-left:161.85pt;margin-top:0.15pt;width:143.95pt;height:39.65pt;mso-wrap-style:square;v-text-anchor:top;mso-position-horizontal:center;mso-position-horizontal-relative:margin">
                 <v:fill o:detectmouseclick="t" on="false"/>
                 <v:stroke color="#3465a4" joinstyle="round" endcap="flat"/>
                 <v:textbox>
@@ -736,39 +724,14 @@
                         <w:pStyle w:val="FrameContents"/>
                         <w:spacing w:before="0" w:after="160"/>
                         <w:jc w:val="center"/>
+                        <w:rPr/>
+                      </w:pPr>
+                      <w:r>
                         <w:rPr>
-                          <w:color w:val="000000" w:themeColor="text1"/>
+                          <w:color w:val="000000"/>
                           <w:sz w:val="56"/>
                           <w:szCs w:val="56"/>
                           <w:lang w:val="ro-RO"/>
-                          <w14:shadow w14:blurRad="38100" w14:dist="19050" w14:dir="2700000" w14:sx="100000" w14:sy="100000" w14:kx="0" w14:ky="0" w14:algn="tl">
-                            <w14:schemeClr w14:val="dk1">
-                              <w14:alpha w14:val="60000"/>
-                            </w14:schemeClr>
-                          </w14:shadow>
-                          <w14:textOutline w14:w="0" w14:cap="flat" w14:cmpd="sng" w14:algn="ctr">
-                            <w14:noFill/>
-                            <w14:prstDash w14:val="solid"/>
-                            <w14:round/>
-                          </w14:textOutline>
-                        </w:rPr>
-                      </w:pPr>
-                      <w:r>
-                        <w:rPr>
-                          <w:color w:val="000000" w:themeColor="text1"/>
-                          <w:sz w:val="56"/>
-                          <w:szCs w:val="56"/>
-                          <w:lang w:val="ro-RO"/>
-                          <w14:shadow w14:blurRad="38100" w14:dist="19050" w14:dir="2700000" w14:sx="100000" w14:sy="100000" w14:kx="0" w14:ky="0" w14:algn="tl">
-                            <w14:schemeClr w14:val="dk1">
-                              <w14:alpha w14:val="60000"/>
-                            </w14:schemeClr>
-                          </w14:shadow>
-                          <w14:textOutline w14:w="0" w14:cap="flat" w14:cmpd="sng" w14:algn="ctr">
-                            <w14:noFill/>
-                            <w14:prstDash w14:val="solid"/>
-                            <w14:round/>
-                          </w14:textOutline>
                         </w:rPr>
                         <w:t>Cuprins</w:t>
                       </w:r>
@@ -831,26 +794,20 @@
           </w:r>
           <w:r>
             <w:rPr>
-              <w:webHidden/>
               <w:rStyle w:val="IndexLink"/>
-              <w:vanish w:val="false"/>
             </w:rPr>
-            <w:instrText xml:space="preserve"> TOC \z \o "1-3" \u \h</w:instrText>
+            <w:instrText xml:space="preserve"> TOC \o "1-3" \h</w:instrText>
           </w:r>
           <w:r>
             <w:rPr>
-              <w:webHidden/>
               <w:rStyle w:val="IndexLink"/>
-              <w:vanish w:val="false"/>
             </w:rPr>
             <w:fldChar w:fldCharType="separate"/>
           </w:r>
           <w:hyperlink w:anchor="__RefHeading___Toc478_3083574316">
             <w:r>
               <w:rPr>
-                <w:webHidden/>
                 <w:rStyle w:val="IndexLink"/>
-                <w:vanish w:val="false"/>
               </w:rPr>
               <w:t>1. Capitolul 1 – Introducere</w:t>
               <w:tab/>
@@ -870,9 +827,7 @@
           <w:hyperlink w:anchor="__RefHeading___Toc480_3083574316">
             <w:r>
               <w:rPr>
-                <w:webHidden/>
                 <w:rStyle w:val="IndexLink"/>
-                <w:vanish w:val="false"/>
               </w:rPr>
               <w:t>1.1. Scopul proiectului</w:t>
               <w:tab/>
@@ -892,9 +847,7 @@
           <w:hyperlink w:anchor="__RefHeading___Toc482_3083574316">
             <w:r>
               <w:rPr>
-                <w:webHidden/>
                 <w:rStyle w:val="IndexLink"/>
-                <w:vanish w:val="false"/>
               </w:rPr>
               <w:t>1.2. Lista definițiilor</w:t>
               <w:tab/>
@@ -914,11 +867,9 @@
           <w:hyperlink w:anchor="__RefHeading___Toc492_3083574316">
             <w:r>
               <w:rPr>
-                <w:webHidden/>
                 <w:rStyle w:val="IndexLink"/>
-                <w:vanish w:val="false"/>
               </w:rPr>
-              <w:t>2. Capitolul 2 – Descrierea cerințelor</w:t>
+              <w:t>Capitolul 2 – Descrierea cerințelor</w:t>
               <w:tab/>
               <w:t>4</w:t>
             </w:r>
@@ -936,19 +887,192 @@
           <w:hyperlink w:anchor="__RefHeading___Toc494_3083574316">
             <w:r>
               <w:rPr>
-                <w:webHidden/>
                 <w:rStyle w:val="IndexLink"/>
-                <w:vanish w:val="false"/>
               </w:rPr>
               <w:t>2.1. Cerințele funcționale</w:t>
               <w:tab/>
               <w:t>4</w:t>
             </w:r>
           </w:hyperlink>
+        </w:p>
+        <w:p>
+          <w:pPr>
+            <w:pStyle w:val="Contents1"/>
+            <w:tabs>
+              <w:tab w:val="clear" w:pos="720"/>
+              <w:tab w:val="right" w:pos="9354" w:leader="dot"/>
+            </w:tabs>
+            <w:rPr/>
+          </w:pPr>
+          <w:hyperlink w:anchor="__RefHeading___Toc149_1897666363">
+            <w:r>
+              <w:rPr>
+                <w:rStyle w:val="IndexLink"/>
+              </w:rPr>
+              <w:t>Capitolul 3 – Detalierea implementarii cerintelor</w:t>
+              <w:tab/>
+              <w:t>5</w:t>
+            </w:r>
+          </w:hyperlink>
+        </w:p>
+        <w:p>
+          <w:pPr>
+            <w:pStyle w:val="Contents2"/>
+            <w:tabs>
+              <w:tab w:val="clear" w:pos="720"/>
+              <w:tab w:val="right" w:pos="9354" w:leader="dot"/>
+            </w:tabs>
+            <w:rPr/>
+          </w:pPr>
+          <w:hyperlink w:anchor="__RefHeading___Toc151_1897666363">
+            <w:r>
+              <w:rPr>
+                <w:rStyle w:val="IndexLink"/>
+              </w:rPr>
+              <w:t xml:space="preserve"> </w:t>
+            </w:r>
+            <w:r>
+              <w:rPr>
+                <w:rStyle w:val="IndexLink"/>
+              </w:rPr>
+              <w:t>3.1 Realizarea conexiunii</w:t>
+              <w:tab/>
+              <w:t>5</w:t>
+            </w:r>
+          </w:hyperlink>
+        </w:p>
+        <w:p>
+          <w:pPr>
+            <w:pStyle w:val="Contents2"/>
+            <w:tabs>
+              <w:tab w:val="clear" w:pos="720"/>
+              <w:tab w:val="right" w:pos="9354" w:leader="dot"/>
+            </w:tabs>
+            <w:rPr/>
+          </w:pPr>
+          <w:hyperlink w:anchor="__RefHeading___Toc685_947350380">
+            <w:r>
+              <w:rPr>
+                <w:rStyle w:val="IndexLink"/>
+              </w:rPr>
+              <w:t xml:space="preserve"> </w:t>
+            </w:r>
+            <w:r>
+              <w:rPr>
+                <w:rStyle w:val="IndexLink"/>
+              </w:rPr>
+              <w:t>3.2 System Information</w:t>
+              <w:tab/>
+              <w:t>6</w:t>
+            </w:r>
+          </w:hyperlink>
+        </w:p>
+        <w:p>
+          <w:pPr>
+            <w:pStyle w:val="Contents2"/>
+            <w:tabs>
+              <w:tab w:val="clear" w:pos="720"/>
+              <w:tab w:val="right" w:pos="9354" w:leader="dot"/>
+            </w:tabs>
+            <w:rPr/>
+          </w:pPr>
+          <w:hyperlink w:anchor="__RefHeading___Toc687_947350380">
+            <w:r>
+              <w:rPr>
+                <w:rStyle w:val="IndexLink"/>
+              </w:rPr>
+              <w:t xml:space="preserve"> </w:t>
+            </w:r>
+            <w:r>
+              <w:rPr>
+                <w:rStyle w:val="IndexLink"/>
+              </w:rPr>
+              <w:t>3.3 Executie de comenzi de la distanta</w:t>
+              <w:tab/>
+              <w:t>7</w:t>
+            </w:r>
+          </w:hyperlink>
+        </w:p>
+        <w:p>
+          <w:pPr>
+            <w:pStyle w:val="Contents2"/>
+            <w:tabs>
+              <w:tab w:val="clear" w:pos="720"/>
+              <w:tab w:val="right" w:pos="9354" w:leader="dot"/>
+            </w:tabs>
+            <w:rPr/>
+          </w:pPr>
+          <w:hyperlink w:anchor="__RefHeading___Toc689_947350380">
+            <w:r>
+              <w:rPr>
+                <w:rStyle w:val="IndexLink"/>
+              </w:rPr>
+              <w:t xml:space="preserve"> </w:t>
+            </w:r>
+            <w:r>
+              <w:rPr>
+                <w:rStyle w:val="IndexLink"/>
+              </w:rPr>
+              <w:t>3.4 Mecanisme de logging</w:t>
+              <w:tab/>
+              <w:t>8</w:t>
+            </w:r>
+          </w:hyperlink>
+        </w:p>
+        <w:p>
+          <w:pPr>
+            <w:pStyle w:val="Contents2"/>
+            <w:tabs>
+              <w:tab w:val="clear" w:pos="720"/>
+              <w:tab w:val="right" w:pos="9354" w:leader="dot"/>
+            </w:tabs>
+            <w:rPr/>
+          </w:pPr>
+          <w:hyperlink w:anchor="__RefHeading___Toc733_947350380">
+            <w:r>
+              <w:rPr>
+                <w:rStyle w:val="IndexLink"/>
+              </w:rPr>
+              <w:t xml:space="preserve"> </w:t>
+            </w:r>
+            <w:r>
+              <w:rPr>
+                <w:rStyle w:val="IndexLink"/>
+              </w:rPr>
+              <w:t>3.5 Alerta accesare anumite site-uri</w:t>
+              <w:tab/>
+              <w:t>9</w:t>
+            </w:r>
+          </w:hyperlink>
+        </w:p>
+        <w:p>
+          <w:pPr>
+            <w:pStyle w:val="Contents2"/>
+            <w:tabs>
+              <w:tab w:val="clear" w:pos="720"/>
+              <w:tab w:val="right" w:pos="9354" w:leader="dot"/>
+            </w:tabs>
+            <w:rPr/>
+          </w:pPr>
+          <w:hyperlink w:anchor="__RefHeading___Toc737_947350380">
+            <w:r>
+              <w:rPr>
+                <w:rStyle w:val="IndexLink"/>
+              </w:rPr>
+              <w:t xml:space="preserve"> </w:t>
+            </w:r>
+            <w:r>
+              <w:rPr>
+                <w:rStyle w:val="IndexLink"/>
+              </w:rPr>
+              <w:t>3.6 Screenshot/Livestream</w:t>
+              <w:tab/>
+              <w:t>9</w:t>
+            </w:r>
+          </w:hyperlink>
           <w:r>
             <w:rPr>
               <w:rStyle w:val="IndexLink"/>
-              <w:vanish w:val="false"/>
             </w:rPr>
             <w:fldChar w:fldCharType="end"/>
           </w:r>
@@ -992,13 +1116,10 @@
         <w:pStyle w:val="Heading1"/>
         <w:numPr>
           <w:ilvl w:val="0"/>
-          <w:numId w:val="3"/>
+          <w:numId w:val="4"/>
         </w:numPr>
         <w:jc w:val="both"/>
-        <w:rPr>
-          <w:color w:val="111111"/>
-          <w:u w:val="single"/>
-        </w:rPr>
+        <w:rPr/>
       </w:pPr>
       <w:bookmarkStart w:id="0" w:name="__RefHeading___Toc478_3083574316"/>
       <w:bookmarkStart w:id="1" w:name="_Toc150764431"/>
@@ -1065,11 +1186,9 @@
     <w:p>
       <w:pPr>
         <w:pStyle w:val="Heading2"/>
-        <w:ind w:left="360" w:hanging="0"/>
+        <w:ind w:left="360" w:right="0" w:hanging="0"/>
         <w:jc w:val="both"/>
-        <w:rPr>
-          <w:color w:val="111111"/>
-        </w:rPr>
+        <w:rPr/>
       </w:pPr>
       <w:bookmarkStart w:id="3" w:name="__RefHeading___Toc480_3083574316"/>
       <w:bookmarkStart w:id="4" w:name="_Toc150764432"/>
@@ -1078,10 +1197,30 @@
       <w:r>
         <w:rPr>
           <w:rFonts w:cs="Times New Roman" w:ascii="Times New Roman" w:hAnsi="Times New Roman"/>
-          <w:color w:val="111111"/>
-          <w:lang w:val="ro-RO"/>
-        </w:rPr>
-        <w:t>1.1.  Scopul proiectului</w:t>
+          <w:b/>
+          <w:bCs/>
+          <w:color w:val="111111"/>
+          <w:lang w:val="ro-RO"/>
+        </w:rPr>
+        <w:t>1.1.</w:t>
+      </w:r>
+      <w:r>
+        <w:rPr>
+          <w:rFonts w:cs="Times New Roman" w:ascii="Times New Roman" w:hAnsi="Times New Roman"/>
+          <w:color w:val="111111"/>
+          <w:lang w:val="ro-RO"/>
+        </w:rPr>
+        <w:t xml:space="preserve">  </w:t>
+      </w:r>
+      <w:r>
+        <w:rPr>
+          <w:rFonts w:cs="Times New Roman" w:ascii="Times New Roman" w:hAnsi="Times New Roman"/>
+          <w:b/>
+          <w:bCs/>
+          <w:color w:val="111111"/>
+          <w:lang w:val="ro-RO"/>
+        </w:rPr>
+        <w:t>Scopul proiectului</w:t>
       </w:r>
       <w:bookmarkEnd w:id="4"/>
       <w:bookmarkEnd w:id="5"/>
@@ -1090,11 +1229,18 @@
       <w:pPr>
         <w:pStyle w:val="Normal"/>
         <w:jc w:val="both"/>
-        <w:rPr/>
-      </w:pPr>
-      <w:r>
-        <w:rPr>
-          <w:rFonts w:cs="Times New Roman" w:ascii="Times New Roman" w:hAnsi="Times New Roman"/>
+        <w:rPr>
+          <w:rFonts w:ascii="Times New Roman" w:hAnsi="Times New Roman" w:cs="Times New Roman"/>
+          <w:sz w:val="30"/>
+          <w:szCs w:val="30"/>
+          <w:lang w:val="ro-RO"/>
+        </w:rPr>
+      </w:pPr>
+      <w:r>
+        <w:rPr>
+          <w:rFonts w:cs="Times New Roman" w:ascii="Times New Roman" w:hAnsi="Times New Roman"/>
+          <w:sz w:val="30"/>
+          <w:szCs w:val="30"/>
           <w:lang w:val="ro-RO"/>
         </w:rPr>
         <w:tab/>
@@ -1105,50 +1251,255 @@
       <w:pPr>
         <w:pStyle w:val="TextBody"/>
         <w:spacing w:lineRule="auto" w:line="276" w:before="240" w:after="240"/>
-        <w:ind w:firstLine="619"/>
+        <w:ind w:left="0" w:right="0" w:firstLine="619"/>
+        <w:jc w:val="both"/>
+        <w:rPr>
+          <w:sz w:val="30"/>
+          <w:szCs w:val="30"/>
+        </w:rPr>
+      </w:pPr>
+      <w:r>
+        <w:rPr>
+          <w:rFonts w:cs="Times New Roman"/>
+          <w:b/>
+          <w:bCs/>
+          <w:color w:val="111111"/>
+          <w:sz w:val="30"/>
+          <w:szCs w:val="30"/>
+          <w:lang w:val="ro-RO"/>
+        </w:rPr>
+        <w:tab/>
+        <w:t>Scopul</w:t>
+      </w:r>
+      <w:r>
+        <w:rPr>
+          <w:rFonts w:cs="Times New Roman"/>
+          <w:b w:val="false"/>
+          <w:bCs w:val="false"/>
+          <w:color w:val="111111"/>
+          <w:sz w:val="30"/>
+          <w:szCs w:val="30"/>
+          <w:lang w:val="ro-RO"/>
+        </w:rPr>
+        <w:t xml:space="preserve"> proiectului este acela de a asigura un management al mai multor statii aflate la distanța prin intermediul limbajului </w:t>
+      </w:r>
+      <w:r>
+        <w:rPr>
+          <w:rFonts w:cs="Times New Roman"/>
+          <w:b/>
+          <w:bCs/>
+          <w:color w:val="111111"/>
+          <w:sz w:val="30"/>
+          <w:szCs w:val="30"/>
+          <w:lang w:val="ro-RO"/>
+        </w:rPr>
+        <w:t xml:space="preserve">C </w:t>
+      </w:r>
+      <w:r>
+        <w:rPr>
+          <w:rFonts w:cs="Times New Roman"/>
+          <w:b w:val="false"/>
+          <w:bCs w:val="false"/>
+          <w:color w:val="111111"/>
+          <w:sz w:val="30"/>
+          <w:szCs w:val="30"/>
+          <w:lang w:val="ro-RO"/>
+        </w:rPr>
+        <w:t xml:space="preserve">prin </w:t>
+      </w:r>
+      <w:r>
+        <w:rPr>
+          <w:rFonts w:cs="Times New Roman"/>
+          <w:b/>
+          <w:bCs/>
+          <w:color w:val="111111"/>
+          <w:sz w:val="30"/>
+          <w:szCs w:val="30"/>
+          <w:lang w:val="ro-RO"/>
+        </w:rPr>
+        <w:t>sockets</w:t>
+      </w:r>
+      <w:r>
+        <w:rPr>
+          <w:rFonts w:cs="Times New Roman"/>
+          <w:b w:val="false"/>
+          <w:bCs w:val="false"/>
+          <w:color w:val="111111"/>
+          <w:sz w:val="30"/>
+          <w:szCs w:val="30"/>
+          <w:lang w:val="ro-RO"/>
+        </w:rPr>
+        <w:t>, fiind posibila executia de comenzi, monitorizare a statiilor, realizare de screenshot/livestream.</w:t>
+      </w:r>
+      <w:r>
+        <w:rPr>
+          <w:sz w:val="30"/>
+          <w:szCs w:val="30"/>
+        </w:rPr>
+        <w:t xml:space="preserve"> </w:t>
+      </w:r>
+    </w:p>
+    <w:p>
+      <w:pPr>
+        <w:pStyle w:val="TextBody"/>
+        <w:jc w:val="both"/>
+        <w:rPr>
+          <w:sz w:val="30"/>
+          <w:szCs w:val="30"/>
+        </w:rPr>
+      </w:pPr>
+      <w:r>
+        <w:rPr>
+          <w:sz w:val="30"/>
+          <w:szCs w:val="30"/>
+        </w:rPr>
+        <w:tab/>
+        <w:t xml:space="preserve">Apare evident problema </w:t>
+      </w:r>
+      <w:r>
+        <w:rPr>
+          <w:b/>
+          <w:bCs/>
+          <w:sz w:val="30"/>
+          <w:szCs w:val="30"/>
+        </w:rPr>
+        <w:t>securitatii</w:t>
+      </w:r>
+      <w:r>
+        <w:rPr>
+          <w:sz w:val="30"/>
+          <w:szCs w:val="30"/>
+        </w:rPr>
+        <w:t xml:space="preserve">, pentru care se încearcă tratarea </w:t>
+      </w:r>
+      <w:r>
+        <w:rPr>
+          <w:b/>
+          <w:bCs/>
+          <w:sz w:val="30"/>
+          <w:szCs w:val="30"/>
+        </w:rPr>
+        <w:t>autentificarii</w:t>
+      </w:r>
+      <w:r>
+        <w:rPr>
+          <w:sz w:val="30"/>
+          <w:szCs w:val="30"/>
+        </w:rPr>
+        <w:t xml:space="preserve"> și a </w:t>
+      </w:r>
+      <w:r>
+        <w:rPr>
+          <w:b/>
+          <w:bCs/>
+          <w:sz w:val="30"/>
+          <w:szCs w:val="30"/>
+        </w:rPr>
+        <w:t>inregistrarii</w:t>
+      </w:r>
+      <w:r>
+        <w:rPr>
+          <w:sz w:val="30"/>
+          <w:szCs w:val="30"/>
+        </w:rPr>
+        <w:t xml:space="preserve"> prin intermediul unor token-uri generate </w:t>
+      </w:r>
+      <w:r>
+        <w:rPr>
+          <w:b/>
+          <w:bCs/>
+          <w:sz w:val="30"/>
+          <w:szCs w:val="30"/>
+        </w:rPr>
+        <w:t>unic</w:t>
+      </w:r>
+      <w:r>
+        <w:rPr>
+          <w:sz w:val="30"/>
+          <w:szCs w:val="30"/>
+        </w:rPr>
+        <w:t xml:space="preserve">. O implementare viitoare ar presupune criptarea transmisiunii printr-un algoritm </w:t>
+      </w:r>
+      <w:r>
+        <w:rPr>
+          <w:b/>
+          <w:bCs/>
+          <w:sz w:val="30"/>
+          <w:szCs w:val="30"/>
+        </w:rPr>
+        <w:t>sigur</w:t>
+      </w:r>
+      <w:r>
+        <w:rPr>
+          <w:sz w:val="30"/>
+          <w:szCs w:val="30"/>
+        </w:rPr>
+        <w:t xml:space="preserve">, în primul rând rezistent algoritmiilro </w:t>
+      </w:r>
+      <w:r>
+        <w:rPr>
+          <w:b/>
+          <w:bCs/>
+          <w:sz w:val="30"/>
+          <w:szCs w:val="30"/>
+        </w:rPr>
+        <w:t>cuantici</w:t>
+      </w:r>
+      <w:r>
+        <w:rPr>
+          <w:sz w:val="30"/>
+          <w:szCs w:val="30"/>
+        </w:rPr>
+        <w:t>.</w:t>
+      </w:r>
+    </w:p>
+    <w:p>
+      <w:pPr>
+        <w:pStyle w:val="TextBody"/>
+        <w:jc w:val="both"/>
+        <w:rPr>
+          <w:sz w:val="30"/>
+          <w:szCs w:val="30"/>
+        </w:rPr>
+      </w:pPr>
+      <w:r>
+        <w:rPr>
+          <w:sz w:val="30"/>
+          <w:szCs w:val="30"/>
+        </w:rPr>
+      </w:r>
+    </w:p>
+    <w:p>
+      <w:pPr>
+        <w:pStyle w:val="TextBody"/>
+        <w:jc w:val="both"/>
+        <w:rPr>
+          <w:sz w:val="30"/>
+          <w:szCs w:val="30"/>
+        </w:rPr>
+      </w:pPr>
+      <w:r>
+        <w:rPr>
+          <w:sz w:val="30"/>
+          <w:szCs w:val="30"/>
+        </w:rPr>
+      </w:r>
+    </w:p>
+    <w:p>
+      <w:pPr>
+        <w:pStyle w:val="TextBody"/>
+        <w:rPr/>
+      </w:pPr>
+      <w:r>
+        <w:rPr/>
+      </w:r>
+    </w:p>
+    <w:p>
+      <w:pPr>
+        <w:pStyle w:val="Heading2"/>
+        <w:ind w:left="360" w:right="0" w:hanging="0"/>
         <w:jc w:val="both"/>
         <w:rPr/>
-      </w:pPr>
-      <w:r>
-        <w:rPr/>
-        <w:t xml:space="preserve">Acest </w:t>
-      </w:r>
-      <w:r>
-        <w:rPr>
-          <w:b/>
-          <w:bCs/>
-          <w:i w:val="false"/>
-          <w:iCs w:val="false"/>
-        </w:rPr>
-        <w:t>Remote-Administration-Tool</w:t>
-      </w:r>
-      <w:r>
-        <w:rPr/>
-        <w:t xml:space="preserve"> va utiliza socket-uri pentru comunicarea între server și agenți și va permite administrarea calculatoarelor remote pentru colectarea datelor și executarea comenzilor la distanță.</w:t>
-      </w:r>
-    </w:p>
-    <w:p>
-      <w:pPr>
-        <w:pStyle w:val="Normal"/>
-        <w:jc w:val="both"/>
-        <w:rPr/>
-      </w:pPr>
-      <w:r>
-        <w:rPr>
-          <w:rFonts w:cs="Times New Roman" w:ascii="Times New Roman" w:hAnsi="Times New Roman"/>
-          <w:lang w:val="ro-RO"/>
-        </w:rPr>
-        <w:t xml:space="preserve"> </w:t>
-      </w:r>
-    </w:p>
-    <w:p>
-      <w:pPr>
-        <w:pStyle w:val="Heading2"/>
-        <w:ind w:left="360" w:hanging="0"/>
-        <w:jc w:val="both"/>
-        <w:rPr>
-          <w:color w:val="111111"/>
-        </w:rPr>
       </w:pPr>
       <w:bookmarkStart w:id="6" w:name="__RefHeading___Toc482_3083574316"/>
       <w:bookmarkStart w:id="7" w:name="_Toc150764433"/>
@@ -1156,17 +1507,37 @@
       <w:r>
         <w:rPr>
           <w:rFonts w:cs="Times New Roman" w:ascii="Times New Roman" w:hAnsi="Times New Roman"/>
-          <w:color w:val="111111"/>
-          <w:lang w:val="ro-RO"/>
-        </w:rPr>
-        <w:t>1.2. Lista definițiilor</w:t>
+          <w:b/>
+          <w:bCs/>
+          <w:color w:val="111111"/>
+          <w:lang w:val="ro-RO"/>
+        </w:rPr>
+        <w:t>1.2.</w:t>
+      </w:r>
+      <w:r>
+        <w:rPr>
+          <w:rFonts w:cs="Times New Roman" w:ascii="Times New Roman" w:hAnsi="Times New Roman"/>
+          <w:color w:val="111111"/>
+          <w:lang w:val="ro-RO"/>
+        </w:rPr>
+        <w:t xml:space="preserve"> </w:t>
+      </w:r>
+      <w:r>
+        <w:rPr>
+          <w:rFonts w:cs="Times New Roman" w:ascii="Times New Roman" w:hAnsi="Times New Roman"/>
+          <w:b/>
+          <w:bCs/>
+          <w:color w:val="111111"/>
+          <w:lang w:val="ro-RO"/>
+        </w:rPr>
+        <w:t>Lista definițiilor</w:t>
       </w:r>
       <w:bookmarkEnd w:id="7"/>
     </w:p>
     <w:p>
       <w:pPr>
         <w:pStyle w:val="Heading2"/>
-        <w:ind w:left="360" w:hanging="0"/>
+        <w:ind w:left="360" w:right="0" w:hanging="0"/>
         <w:jc w:val="both"/>
         <w:rPr>
           <w:rFonts w:ascii="Times New Roman" w:hAnsi="Times New Roman" w:cs="Times New Roman"/>
@@ -1184,7 +1555,7 @@
       <w:pPr>
         <w:pStyle w:val="TextBody"/>
         <w:spacing w:lineRule="auto" w:line="276" w:before="240" w:after="240"/>
-        <w:ind w:firstLine="619"/>
+        <w:ind w:left="0" w:right="0" w:firstLine="619"/>
         <w:jc w:val="both"/>
         <w:rPr/>
       </w:pPr>
@@ -1197,7 +1568,7 @@
       <w:pPr>
         <w:pStyle w:val="TextBody"/>
         <w:spacing w:lineRule="auto" w:line="276" w:before="240" w:after="240"/>
-        <w:ind w:firstLine="619"/>
+        <w:ind w:left="0" w:right="0" w:firstLine="619"/>
         <w:jc w:val="both"/>
         <w:rPr/>
       </w:pPr>
@@ -1217,7 +1588,7 @@
       <w:pPr>
         <w:pStyle w:val="TextBody"/>
         <w:spacing w:lineRule="auto" w:line="276" w:before="240" w:after="240"/>
-        <w:ind w:firstLine="619"/>
+        <w:ind w:left="0" w:right="0" w:firstLine="619"/>
         <w:jc w:val="both"/>
         <w:rPr/>
       </w:pPr>
@@ -1237,7 +1608,7 @@
       <w:pPr>
         <w:pStyle w:val="TextBody"/>
         <w:spacing w:lineRule="auto" w:line="276" w:before="240" w:after="240"/>
-        <w:ind w:firstLine="619"/>
+        <w:ind w:left="0" w:right="0" w:firstLine="619"/>
         <w:jc w:val="both"/>
         <w:rPr/>
       </w:pPr>
@@ -1262,102 +1633,95 @@
     <w:p>
       <w:pPr>
         <w:pStyle w:val="Heading1"/>
-        <w:numPr>
-          <w:ilvl w:val="0"/>
-          <w:numId w:val="3"/>
-        </w:numPr>
         <w:jc w:val="both"/>
-        <w:rPr>
-          <w:rFonts w:ascii="Times New Roman" w:hAnsi="Times New Roman" w:eastAsia="" w:cs="Times New Roman" w:eastAsiaTheme="majorEastAsia"/>
-          <w:b/>
-          <w:b/>
-          <w:bCs/>
-          <w:color w:val="111111" w:themeShade="bf"/>
+        <w:rPr/>
+      </w:pPr>
+      <w:bookmarkStart w:id="10" w:name="__RefHeading___Toc492_3083574316"/>
+      <w:bookmarkStart w:id="11" w:name="_Toc129681346"/>
+      <w:bookmarkEnd w:id="10"/>
+      <w:r>
+        <w:rPr>
+          <w:rFonts w:cs="Times New Roman" w:ascii="Times New Roman" w:hAnsi="Times New Roman"/>
+          <w:b/>
+          <w:bCs/>
+          <w:color w:val="111111"/>
           <w:kern w:val="0"/>
           <w:sz w:val="40"/>
           <w:szCs w:val="40"/>
           <w:u w:val="single"/>
           <w:lang w:val="ro-RO" w:eastAsia="en-US" w:bidi="ar-SA"/>
         </w:rPr>
-      </w:pPr>
-      <w:bookmarkStart w:id="10" w:name="__RefHeading___Toc492_3083574316"/>
-      <w:bookmarkStart w:id="11" w:name="_Toc129681346"/>
-      <w:bookmarkEnd w:id="10"/>
-      <w:r>
-        <w:rPr>
-          <w:rFonts w:eastAsia="" w:cs="Times New Roman" w:ascii="Times New Roman" w:hAnsi="Times New Roman" w:eastAsiaTheme="majorEastAsia"/>
-          <w:b/>
-          <w:bCs/>
-          <w:color w:val="111111" w:themeShade="bf"/>
+        <w:t xml:space="preserve">Capitolul 2 – Descrierea </w:t>
+      </w:r>
+      <w:bookmarkEnd w:id="11"/>
+      <w:r>
+        <w:rPr>
+          <w:rFonts w:cs="Times New Roman" w:ascii="Times New Roman" w:hAnsi="Times New Roman"/>
+          <w:b/>
+          <w:bCs/>
+          <w:color w:val="111111"/>
           <w:kern w:val="0"/>
           <w:sz w:val="40"/>
           <w:szCs w:val="40"/>
           <w:u w:val="single"/>
           <w:lang w:val="ro-RO" w:eastAsia="en-US" w:bidi="ar-SA"/>
         </w:rPr>
-        <w:t xml:space="preserve">Capitolul 2 – Descrierea </w:t>
-      </w:r>
-      <w:bookmarkEnd w:id="11"/>
-      <w:r>
-        <w:rPr>
-          <w:rFonts w:eastAsia="" w:cs="Times New Roman" w:ascii="Times New Roman" w:hAnsi="Times New Roman" w:eastAsiaTheme="majorEastAsia"/>
-          <w:b/>
-          <w:bCs/>
-          <w:color w:val="111111" w:themeShade="bf"/>
+        <w:t>cerințelor</w:t>
+      </w:r>
+      <w:bookmarkEnd w:id="8"/>
+    </w:p>
+    <w:p>
+      <w:pPr>
+        <w:pStyle w:val="Normal"/>
+        <w:jc w:val="both"/>
+        <w:rPr>
+          <w:rFonts w:ascii="Times New Roman" w:hAnsi="Times New Roman" w:cs="Times New Roman"/>
+          <w:b/>
+          <w:b/>
+          <w:bCs/>
+          <w:color w:val="111111"/>
           <w:kern w:val="0"/>
           <w:sz w:val="40"/>
           <w:szCs w:val="40"/>
           <w:u w:val="single"/>
           <w:lang w:val="ro-RO" w:eastAsia="en-US" w:bidi="ar-SA"/>
         </w:rPr>
-        <w:t>cerințelor</w:t>
-      </w:r>
-      <w:bookmarkEnd w:id="8"/>
-    </w:p>
-    <w:p>
-      <w:pPr>
-        <w:pStyle w:val="Normal"/>
-        <w:jc w:val="both"/>
-        <w:rPr>
-          <w:rFonts w:ascii="Times New Roman" w:hAnsi="Times New Roman" w:eastAsia="" w:cs="Times New Roman" w:eastAsiaTheme="majorEastAsia"/>
-          <w:b/>
-          <w:b/>
-          <w:bCs/>
-          <w:color w:val="111111" w:themeShade="bf"/>
+      </w:pPr>
+      <w:r>
+        <w:rPr>
+          <w:rFonts w:cs="Times New Roman" w:ascii="Times New Roman" w:hAnsi="Times New Roman"/>
+          <w:b/>
+          <w:bCs/>
+          <w:color w:val="111111"/>
           <w:kern w:val="0"/>
           <w:sz w:val="40"/>
           <w:szCs w:val="40"/>
           <w:u w:val="single"/>
           <w:lang w:val="ro-RO" w:eastAsia="en-US" w:bidi="ar-SA"/>
         </w:rPr>
-      </w:pPr>
-      <w:r>
-        <w:rPr>
-          <w:rFonts w:eastAsia="" w:cs="Times New Roman" w:eastAsiaTheme="majorEastAsia" w:ascii="Times New Roman" w:hAnsi="Times New Roman"/>
-          <w:b/>
-          <w:bCs/>
-          <w:color w:val="111111" w:themeShade="bf"/>
-          <w:kern w:val="0"/>
-          <w:sz w:val="40"/>
-          <w:szCs w:val="40"/>
-          <w:u w:val="single"/>
-          <w:lang w:val="ro-RO" w:eastAsia="en-US" w:bidi="ar-SA"/>
-        </w:rPr>
       </w:r>
     </w:p>
     <w:p>
       <w:pPr>
         <w:pStyle w:val="Heading2"/>
-        <w:ind w:left="360" w:hanging="0"/>
+        <w:ind w:left="360" w:right="0" w:hanging="0"/>
         <w:jc w:val="both"/>
-        <w:rPr/>
+        <w:rPr>
+          <w:b/>
+          <w:b/>
+          <w:bCs/>
+        </w:rPr>
       </w:pPr>
       <w:bookmarkStart w:id="12" w:name="__RefHeading___Toc494_3083574316"/>
       <w:bookmarkEnd w:id="12"/>
       <w:r>
         <w:rPr>
           <w:rFonts w:cs="Times New Roman" w:ascii="Times New Roman" w:hAnsi="Times New Roman"/>
-          <w:color w:val="111111"/>
+          <w:b/>
+          <w:bCs/>
+          <w:color w:val="111111"/>
+          <w:sz w:val="28"/>
+          <w:szCs w:val="28"/>
           <w:lang w:val="ro-RO"/>
         </w:rPr>
         <w:t>2</w:t>
@@ -1366,7 +1730,11 @@
       <w:r>
         <w:rPr>
           <w:rFonts w:cs="Times New Roman" w:ascii="Times New Roman" w:hAnsi="Times New Roman"/>
-          <w:color w:val="111111"/>
+          <w:b/>
+          <w:bCs/>
+          <w:color w:val="111111"/>
+          <w:sz w:val="28"/>
+          <w:szCs w:val="28"/>
           <w:lang w:val="ro-RO"/>
         </w:rPr>
         <w:t>.1. Cerințele funcționale</w:t>
@@ -1375,174 +1743,30 @@
     </w:p>
     <w:p>
       <w:pPr>
-        <w:pStyle w:val="ListParagraph"/>
-        <w:numPr>
-          <w:ilvl w:val="0"/>
-          <w:numId w:val="1"/>
-        </w:numPr>
+        <w:pStyle w:val="Normal"/>
+        <w:ind w:left="360" w:right="0" w:hanging="0"/>
         <w:jc w:val="both"/>
         <w:rPr>
           <w:rFonts w:ascii="Times New Roman" w:hAnsi="Times New Roman" w:cs="Times New Roman"/>
-          <w:sz w:val="28"/>
-          <w:szCs w:val="28"/>
-          <w:lang w:val="ro-RO"/>
-        </w:rPr>
-      </w:pPr>
-      <w:r>
-        <w:rPr>
-          <w:rFonts w:cs="Times New Roman" w:ascii="Times New Roman" w:hAnsi="Times New Roman"/>
-          <w:b/>
-          <w:bCs/>
-          <w:sz w:val="28"/>
-          <w:szCs w:val="28"/>
-          <w:lang w:val="ro-RO"/>
-        </w:rPr>
-        <w:t>Realizarea conexiunii:</w:t>
-      </w:r>
-      <w:r>
-        <w:rPr>
-          <w:rFonts w:cs="Times New Roman" w:ascii="Times New Roman" w:hAnsi="Times New Roman"/>
-          <w:sz w:val="28"/>
-          <w:szCs w:val="28"/>
-          <w:lang w:val="ro-RO"/>
-        </w:rPr>
-        <w:t xml:space="preserve"> Utilitarul va pune la dispoziție realizarea conexiunii la mai mulți clienți simultan și va prelua date despre hostname și username</w:t>
-      </w:r>
-    </w:p>
-    <w:p>
-      <w:pPr>
-        <w:pStyle w:val="ListParagraph"/>
-        <w:jc w:val="both"/>
-        <w:rPr>
-          <w:rFonts w:ascii="Times New Roman" w:hAnsi="Times New Roman" w:cs="Times New Roman"/>
-          <w:sz w:val="28"/>
-          <w:szCs w:val="28"/>
-          <w:lang w:val="ro-RO"/>
-        </w:rPr>
-      </w:pPr>
-      <w:r>
-        <w:rPr/>
-      </w:r>
-    </w:p>
-    <w:p>
-      <w:pPr>
-        <w:pStyle w:val="ListParagraph"/>
-        <w:numPr>
-          <w:ilvl w:val="0"/>
-          <w:numId w:val="1"/>
-        </w:numPr>
-        <w:jc w:val="both"/>
-        <w:rPr/>
-      </w:pPr>
-      <w:r>
-        <w:rPr>
-          <w:rFonts w:eastAsia="Wingdings" w:cs="Times New Roman" w:ascii="Times New Roman" w:hAnsi="Times New Roman"/>
-          <w:b/>
-          <w:bCs/>
-          <w:sz w:val="28"/>
-          <w:szCs w:val="28"/>
-          <w:lang w:val="ro-RO"/>
-        </w:rPr>
-        <w:t>System Information</w:t>
-      </w:r>
-      <w:r>
-        <w:rPr>
-          <w:rFonts w:eastAsia="Wingdings" w:cs="Wingdings" w:ascii="Wingdings" w:hAnsi="Wingdings"/>
-          <w:b/>
-          <w:bCs/>
-          <w:sz w:val="28"/>
-          <w:szCs w:val="28"/>
-          <w:lang w:val="ro-RO"/>
-        </w:rPr>
-        <w:t>:</w:t>
-      </w:r>
-      <w:r>
-        <w:rPr>
-          <w:rFonts w:cs="Times New Roman" w:ascii="Times New Roman" w:hAnsi="Times New Roman"/>
-          <w:b/>
-          <w:bCs/>
-          <w:sz w:val="28"/>
-          <w:szCs w:val="28"/>
-          <w:lang w:val="ro-RO"/>
-        </w:rPr>
-        <w:t xml:space="preserve"> </w:t>
-      </w:r>
-      <w:r>
-        <w:rPr>
-          <w:rFonts w:cs="Times New Roman" w:ascii="Times New Roman" w:hAnsi="Times New Roman"/>
-          <w:b w:val="false"/>
-          <w:bCs w:val="false"/>
-          <w:sz w:val="28"/>
-          <w:szCs w:val="28"/>
-          <w:lang w:val="ro-RO"/>
-        </w:rPr>
-        <w:t>Utilitarul va pune la dispoziție informații despre hostname, username, utilizare memorie RAM, utilizare procesor, spațiu disponibil pe disk, prin intermediul unei interfete Web.</w:t>
-      </w:r>
-    </w:p>
-    <w:p>
-      <w:pPr>
-        <w:pStyle w:val="ListParagraph"/>
-        <w:numPr>
-          <w:ilvl w:val="0"/>
-          <w:numId w:val="1"/>
-        </w:numPr>
-        <w:jc w:val="both"/>
-        <w:rPr/>
-      </w:pPr>
-      <w:r>
-        <w:rPr>
-          <w:rFonts w:cs="Times New Roman" w:ascii="Times New Roman" w:hAnsi="Times New Roman"/>
-          <w:b/>
-          <w:bCs/>
-          <w:sz w:val="28"/>
-          <w:szCs w:val="28"/>
-          <w:lang w:val="ro-RO"/>
-        </w:rPr>
-        <w:t xml:space="preserve">Execuție comenzi de la distanță: </w:t>
-      </w:r>
-      <w:r>
-        <w:rPr>
-          <w:rFonts w:cs="Times New Roman" w:ascii="Times New Roman" w:hAnsi="Times New Roman"/>
-          <w:b w:val="false"/>
-          <w:bCs w:val="false"/>
-          <w:sz w:val="28"/>
-          <w:szCs w:val="28"/>
-          <w:lang w:val="ro-RO"/>
-        </w:rPr>
-        <w:t>Executarea comenzilor se va face prin trimiterea unei comenzi de către server clientului și primirea output-ului acestuia.</w:t>
-      </w:r>
-    </w:p>
-    <w:p>
-      <w:pPr>
-        <w:pStyle w:val="ListParagraph"/>
-        <w:numPr>
-          <w:ilvl w:val="0"/>
-          <w:numId w:val="1"/>
-        </w:numPr>
-        <w:jc w:val="both"/>
-        <w:rPr/>
-      </w:pPr>
-      <w:r>
-        <w:rPr>
-          <w:rFonts w:cs="Times New Roman" w:ascii="Times New Roman" w:hAnsi="Times New Roman"/>
-          <w:b/>
-          <w:bCs/>
-          <w:sz w:val="28"/>
-          <w:szCs w:val="28"/>
-          <w:lang w:val="ro-RO"/>
-        </w:rPr>
-        <w:t>Actualizarea în timp real:</w:t>
-      </w:r>
-      <w:r>
-        <w:rPr>
-          <w:rFonts w:cs="Times New Roman" w:ascii="Times New Roman" w:hAnsi="Times New Roman"/>
-          <w:b w:val="false"/>
-          <w:bCs w:val="false"/>
-          <w:sz w:val="28"/>
-          <w:szCs w:val="28"/>
-          <w:lang w:val="ro-RO"/>
-        </w:rPr>
-        <w:t xml:space="preserve"> a listei de clienți conectati la server.</w:t>
+          <w:b/>
+          <w:b/>
+          <w:bCs/>
+          <w:color w:val="111111"/>
+          <w:sz w:val="28"/>
+          <w:szCs w:val="28"/>
+          <w:lang w:val="ro-RO"/>
+        </w:rPr>
+      </w:pPr>
+      <w:r>
+        <w:rPr>
+          <w:rFonts w:cs="Times New Roman" w:ascii="Times New Roman" w:hAnsi="Times New Roman"/>
+          <w:b/>
+          <w:bCs/>
+          <w:color w:val="111111"/>
+          <w:sz w:val="28"/>
+          <w:szCs w:val="28"/>
+          <w:lang w:val="ro-RO"/>
+        </w:rPr>
       </w:r>
     </w:p>
     <w:p>
@@ -1564,16 +1788,36 @@
           <w:szCs w:val="28"/>
           <w:lang w:val="ro-RO"/>
         </w:rPr>
-        <w:t>Restartare a stației:</w:t>
-      </w:r>
-      <w:r>
-        <w:rPr>
-          <w:rFonts w:cs="Times New Roman" w:ascii="Times New Roman" w:hAnsi="Times New Roman"/>
-          <w:sz w:val="28"/>
-          <w:szCs w:val="28"/>
-          <w:lang w:val="ro-RO"/>
-        </w:rPr>
-        <w:t xml:space="preserve"> Sistemul ofera posibilitatea de a restarta un dispozitiv de la distanta.</w:t>
+        <w:t>Realizarea conexiunii:</w:t>
+      </w:r>
+      <w:r>
+        <w:rPr>
+          <w:rFonts w:cs="Times New Roman" w:ascii="Times New Roman" w:hAnsi="Times New Roman"/>
+          <w:sz w:val="28"/>
+          <w:szCs w:val="28"/>
+          <w:lang w:val="ro-RO"/>
+        </w:rPr>
+        <w:t xml:space="preserve"> Utilitarul va pune la dispoziție realizarea conexiunii la mai mulți clienți simultan și va prelua date despre hostname și username</w:t>
+      </w:r>
+    </w:p>
+    <w:p>
+      <w:pPr>
+        <w:pStyle w:val="ListParagraph"/>
+        <w:jc w:val="both"/>
+        <w:rPr>
+          <w:rFonts w:ascii="Times New Roman" w:hAnsi="Times New Roman" w:cs="Times New Roman"/>
+          <w:sz w:val="28"/>
+          <w:szCs w:val="28"/>
+          <w:lang w:val="ro-RO"/>
+        </w:rPr>
+      </w:pPr>
+      <w:r>
+        <w:rPr>
+          <w:rFonts w:cs="Times New Roman" w:ascii="Times New Roman" w:hAnsi="Times New Roman"/>
+          <w:sz w:val="28"/>
+          <w:szCs w:val="28"/>
+          <w:lang w:val="ro-RO"/>
+        </w:rPr>
       </w:r>
     </w:p>
     <w:p>
@@ -1588,12 +1832,357 @@
       </w:pPr>
       <w:r>
         <w:rPr>
-          <w:rFonts w:cs="Times New Roman" w:ascii="Times New Roman" w:hAnsi="Times New Roman"/>
-          <w:sz w:val="28"/>
-          <w:szCs w:val="28"/>
-          <w:lang w:val="ro-RO"/>
-        </w:rPr>
-        <w:t xml:space="preserve">Screenshot/Livestream: sistemul pune la dispoziție </w:t>
+          <w:rFonts w:eastAsia="Wingdings" w:cs="Times New Roman" w:ascii="Times New Roman" w:hAnsi="Times New Roman"/>
+          <w:b/>
+          <w:bCs/>
+          <w:sz w:val="28"/>
+          <w:szCs w:val="28"/>
+          <w:lang w:val="ro-RO"/>
+        </w:rPr>
+        <w:t>System Information</w:t>
+      </w:r>
+      <w:r>
+        <w:rPr>
+          <w:rFonts w:eastAsia="Wingdings" w:cs="Wingdings" w:ascii="Wingdings" w:hAnsi="Wingdings"/>
+          <w:b/>
+          <w:bCs/>
+          <w:sz w:val="28"/>
+          <w:szCs w:val="28"/>
+          <w:lang w:val="ro-RO"/>
+        </w:rPr>
+        <w:t>:</w:t>
+      </w:r>
+      <w:r>
+        <w:rPr>
+          <w:rFonts w:cs="Times New Roman" w:ascii="Times New Roman" w:hAnsi="Times New Roman"/>
+          <w:b/>
+          <w:bCs/>
+          <w:sz w:val="28"/>
+          <w:szCs w:val="28"/>
+          <w:lang w:val="ro-RO"/>
+        </w:rPr>
+        <w:t xml:space="preserve"> </w:t>
+      </w:r>
+      <w:r>
+        <w:rPr>
+          <w:rFonts w:cs="Times New Roman" w:ascii="Times New Roman" w:hAnsi="Times New Roman"/>
+          <w:b w:val="false"/>
+          <w:bCs w:val="false"/>
+          <w:sz w:val="28"/>
+          <w:szCs w:val="28"/>
+          <w:lang w:val="ro-RO"/>
+        </w:rPr>
+        <w:t>Utilitarul va pune la dispoziție informații despre hostname, username, utilizare memorie RAM, utilizare procesor, spațiu disponibil pe disk, prin intermediul unei interfete Web.</w:t>
+      </w:r>
+    </w:p>
+    <w:p>
+      <w:pPr>
+        <w:pStyle w:val="ListParagraph"/>
+        <w:numPr>
+          <w:ilvl w:val="0"/>
+          <w:numId w:val="0"/>
+        </w:numPr>
+        <w:ind w:left="1080" w:hanging="0"/>
+        <w:jc w:val="both"/>
+        <w:rPr>
+          <w:rFonts w:ascii="Times New Roman" w:hAnsi="Times New Roman" w:cs="Times New Roman"/>
+          <w:b/>
+          <w:b/>
+          <w:bCs/>
+          <w:sz w:val="28"/>
+          <w:szCs w:val="28"/>
+          <w:lang w:val="ro-RO"/>
+        </w:rPr>
+      </w:pPr>
+      <w:r>
+        <w:rPr>
+          <w:rFonts w:cs="Times New Roman" w:ascii="Times New Roman" w:hAnsi="Times New Roman"/>
+          <w:b/>
+          <w:bCs/>
+          <w:sz w:val="28"/>
+          <w:szCs w:val="28"/>
+          <w:lang w:val="ro-RO"/>
+        </w:rPr>
+      </w:r>
+    </w:p>
+    <w:p>
+      <w:pPr>
+        <w:pStyle w:val="ListParagraph"/>
+        <w:numPr>
+          <w:ilvl w:val="0"/>
+          <w:numId w:val="2"/>
+        </w:numPr>
+        <w:jc w:val="both"/>
+        <w:rPr/>
+      </w:pPr>
+      <w:r>
+        <w:rPr>
+          <w:rFonts w:cs="Times New Roman" w:ascii="Times New Roman" w:hAnsi="Times New Roman"/>
+          <w:b/>
+          <w:bCs/>
+          <w:sz w:val="28"/>
+          <w:szCs w:val="28"/>
+          <w:lang w:val="ro-RO"/>
+        </w:rPr>
+        <w:t xml:space="preserve">Execuție comenzi de la distanță: </w:t>
+      </w:r>
+      <w:r>
+        <w:rPr>
+          <w:rFonts w:cs="Times New Roman" w:ascii="Times New Roman" w:hAnsi="Times New Roman"/>
+          <w:b w:val="false"/>
+          <w:bCs w:val="false"/>
+          <w:sz w:val="28"/>
+          <w:szCs w:val="28"/>
+          <w:lang w:val="ro-RO"/>
+        </w:rPr>
+        <w:t>Executarea comenzilor se va face prin trimiterea unei comenzi de către server clientului și primirea output-ului acestuia.</w:t>
+      </w:r>
+    </w:p>
+    <w:p>
+      <w:pPr>
+        <w:pStyle w:val="ListParagraph"/>
+        <w:numPr>
+          <w:ilvl w:val="0"/>
+          <w:numId w:val="0"/>
+        </w:numPr>
+        <w:ind w:left="1080" w:hanging="0"/>
+        <w:jc w:val="both"/>
+        <w:rPr>
+          <w:rFonts w:ascii="Times New Roman" w:hAnsi="Times New Roman" w:cs="Times New Roman"/>
+          <w:b w:val="false"/>
+          <w:b w:val="false"/>
+          <w:bCs w:val="false"/>
+          <w:sz w:val="28"/>
+          <w:szCs w:val="28"/>
+          <w:lang w:val="ro-RO"/>
+        </w:rPr>
+      </w:pPr>
+      <w:r>
+        <w:rPr>
+          <w:rFonts w:cs="Times New Roman" w:ascii="Times New Roman" w:hAnsi="Times New Roman"/>
+          <w:b w:val="false"/>
+          <w:bCs w:val="false"/>
+          <w:sz w:val="28"/>
+          <w:szCs w:val="28"/>
+          <w:lang w:val="ro-RO"/>
+        </w:rPr>
+      </w:r>
+    </w:p>
+    <w:p>
+      <w:pPr>
+        <w:pStyle w:val="ListParagraph"/>
+        <w:numPr>
+          <w:ilvl w:val="0"/>
+          <w:numId w:val="2"/>
+        </w:numPr>
+        <w:jc w:val="both"/>
+        <w:rPr/>
+      </w:pPr>
+      <w:r>
+        <w:rPr>
+          <w:rFonts w:cs="Times New Roman" w:ascii="Times New Roman" w:hAnsi="Times New Roman"/>
+          <w:b/>
+          <w:bCs/>
+          <w:sz w:val="28"/>
+          <w:szCs w:val="28"/>
+          <w:lang w:val="ro-RO"/>
+        </w:rPr>
+        <w:t>Mecanisme de logging:</w:t>
+      </w:r>
+      <w:r>
+        <w:rPr>
+          <w:rFonts w:cs="Times New Roman" w:ascii="Times New Roman" w:hAnsi="Times New Roman"/>
+          <w:b w:val="false"/>
+          <w:bCs w:val="false"/>
+          <w:sz w:val="28"/>
+          <w:szCs w:val="28"/>
+          <w:lang w:val="ro-RO"/>
+        </w:rPr>
+        <w:t xml:space="preserve"> pentru o depanare a eventualelor erori și de pastrare a fluxului comunicatiei într-un mod facil de z`</w:t>
+      </w:r>
+      <w:r>
+        <w:rPr>
+          <w:rFonts w:cs="Times New Roman" w:ascii="Times New Roman" w:hAnsi="Times New Roman"/>
+          <w:b w:val="false"/>
+          <w:bCs w:val="false"/>
+          <w:sz w:val="28"/>
+          <w:szCs w:val="28"/>
+          <w:lang w:val="ro-RO"/>
+        </w:rPr>
+        <w:t>.</w:t>
+      </w:r>
+    </w:p>
+    <w:p>
+      <w:pPr>
+        <w:pStyle w:val="ListParagraph"/>
+        <w:numPr>
+          <w:ilvl w:val="0"/>
+          <w:numId w:val="0"/>
+        </w:numPr>
+        <w:ind w:left="1080" w:hanging="0"/>
+        <w:jc w:val="both"/>
+        <w:rPr>
+          <w:rFonts w:ascii="Times New Roman" w:hAnsi="Times New Roman" w:cs="Times New Roman"/>
+          <w:b/>
+          <w:b/>
+          <w:bCs/>
+          <w:sz w:val="28"/>
+          <w:szCs w:val="28"/>
+          <w:lang w:val="ro-RO"/>
+        </w:rPr>
+      </w:pPr>
+      <w:r>
+        <w:rPr>
+          <w:rFonts w:cs="Times New Roman" w:ascii="Times New Roman" w:hAnsi="Times New Roman"/>
+          <w:b/>
+          <w:bCs/>
+          <w:sz w:val="28"/>
+          <w:szCs w:val="28"/>
+          <w:lang w:val="ro-RO"/>
+        </w:rPr>
+      </w:r>
+    </w:p>
+    <w:p>
+      <w:pPr>
+        <w:pStyle w:val="ListParagraph"/>
+        <w:numPr>
+          <w:ilvl w:val="0"/>
+          <w:numId w:val="3"/>
+        </w:numPr>
+        <w:jc w:val="both"/>
+        <w:rPr/>
+      </w:pPr>
+      <w:r>
+        <w:rPr>
+          <w:rFonts w:cs="Times New Roman" w:ascii="Times New Roman" w:hAnsi="Times New Roman"/>
+          <w:b/>
+          <w:bCs/>
+          <w:sz w:val="28"/>
+          <w:szCs w:val="28"/>
+          <w:lang w:val="ro-RO"/>
+        </w:rPr>
+        <w:t>Alerta accesare anumite site-uri</w:t>
+      </w:r>
+      <w:r>
+        <w:rPr>
+          <w:rFonts w:cs="Times New Roman" w:ascii="Times New Roman" w:hAnsi="Times New Roman"/>
+          <w:b/>
+          <w:bCs/>
+          <w:sz w:val="28"/>
+          <w:szCs w:val="28"/>
+          <w:lang w:val="ro-RO"/>
+        </w:rPr>
+        <w:t>:</w:t>
+      </w:r>
+      <w:r>
+        <w:rPr>
+          <w:rFonts w:cs="Times New Roman" w:ascii="Times New Roman" w:hAnsi="Times New Roman"/>
+          <w:sz w:val="28"/>
+          <w:szCs w:val="28"/>
+          <w:lang w:val="ro-RO"/>
+        </w:rPr>
+        <w:t xml:space="preserve"> Sistemul ofera posibilitatea de a </w:t>
+      </w:r>
+      <w:r>
+        <w:rPr>
+          <w:rFonts w:cs="Times New Roman" w:ascii="Times New Roman" w:hAnsi="Times New Roman"/>
+          <w:sz w:val="28"/>
+          <w:szCs w:val="28"/>
+          <w:lang w:val="ro-RO"/>
+        </w:rPr>
+        <w:t>monitoriza site-urile configurate în acest fel</w:t>
+      </w:r>
+      <w:r>
+        <w:rPr>
+          <w:rFonts w:cs="Times New Roman" w:ascii="Times New Roman" w:hAnsi="Times New Roman"/>
+          <w:sz w:val="28"/>
+          <w:szCs w:val="28"/>
+          <w:lang w:val="ro-RO"/>
+        </w:rPr>
+        <w:t>.</w:t>
+      </w:r>
+    </w:p>
+    <w:p>
+      <w:pPr>
+        <w:pStyle w:val="ListParagraph"/>
+        <w:numPr>
+          <w:ilvl w:val="0"/>
+          <w:numId w:val="0"/>
+        </w:numPr>
+        <w:ind w:left="1080" w:hanging="0"/>
+        <w:jc w:val="both"/>
+        <w:rPr>
+          <w:rFonts w:ascii="Times New Roman" w:hAnsi="Times New Roman" w:cs="Times New Roman"/>
+          <w:sz w:val="28"/>
+          <w:szCs w:val="28"/>
+          <w:lang w:val="ro-RO"/>
+        </w:rPr>
+      </w:pPr>
+      <w:r>
+        <w:rPr>
+          <w:rFonts w:cs="Times New Roman" w:ascii="Times New Roman" w:hAnsi="Times New Roman"/>
+          <w:sz w:val="28"/>
+          <w:szCs w:val="28"/>
+          <w:lang w:val="ro-RO"/>
+        </w:rPr>
+      </w:r>
+    </w:p>
+    <w:p>
+      <w:pPr>
+        <w:pStyle w:val="ListParagraph"/>
+        <w:numPr>
+          <w:ilvl w:val="0"/>
+          <w:numId w:val="3"/>
+        </w:numPr>
+        <w:jc w:val="both"/>
+        <w:rPr/>
+      </w:pPr>
+      <w:r>
+        <w:rPr>
+          <w:rFonts w:cs="Times New Roman" w:ascii="Times New Roman" w:hAnsi="Times New Roman"/>
+          <w:b/>
+          <w:bCs/>
+          <w:sz w:val="28"/>
+          <w:szCs w:val="28"/>
+          <w:lang w:val="ro-RO"/>
+        </w:rPr>
+        <w:t>Screenshot/Livestream</w:t>
+      </w:r>
+      <w:r>
+        <w:rPr>
+          <w:rFonts w:cs="Times New Roman" w:ascii="Times New Roman" w:hAnsi="Times New Roman"/>
+          <w:sz w:val="28"/>
+          <w:szCs w:val="28"/>
+          <w:lang w:val="ro-RO"/>
+        </w:rPr>
+        <w:t xml:space="preserve">: </w:t>
+      </w:r>
+      <w:r>
+        <w:rPr>
+          <w:rFonts w:cs="Times New Roman" w:ascii="Times New Roman" w:hAnsi="Times New Roman"/>
+          <w:sz w:val="28"/>
+          <w:szCs w:val="28"/>
+          <w:lang w:val="ro-RO"/>
+        </w:rPr>
+        <w:t>S</w:t>
+      </w:r>
+      <w:r>
+        <w:rPr>
+          <w:rFonts w:cs="Times New Roman" w:ascii="Times New Roman" w:hAnsi="Times New Roman"/>
+          <w:sz w:val="28"/>
+          <w:szCs w:val="28"/>
+          <w:lang w:val="ro-RO"/>
+        </w:rPr>
+        <w:t xml:space="preserve">istemul pune la dispoziție </w:t>
+      </w:r>
+      <w:r>
+        <w:rPr>
+          <w:rFonts w:cs="Times New Roman" w:ascii="Times New Roman" w:hAnsi="Times New Roman"/>
+          <w:sz w:val="28"/>
+          <w:szCs w:val="28"/>
+          <w:lang w:val="ro-RO"/>
+        </w:rPr>
+        <w:t>functionalitatie de livestream/screenshot, alegand fișierul de output și durata în cazul livestream-ului.</w:t>
       </w:r>
     </w:p>
     <w:p>
@@ -1608,114 +2197,3560 @@
         </w:rPr>
       </w:pPr>
       <w:r>
-        <w:rPr/>
-      </w:r>
-    </w:p>
-    <w:p>
-      <w:pPr>
-        <w:pStyle w:val="ListParagraph"/>
+        <w:rPr>
+          <w:rFonts w:cs="Times New Roman" w:ascii="Times New Roman" w:hAnsi="Times New Roman"/>
+          <w:sz w:val="28"/>
+          <w:szCs w:val="28"/>
+          <w:lang w:val="ro-RO"/>
+        </w:rPr>
+      </w:r>
+    </w:p>
+    <w:p>
+      <w:pPr>
+        <w:pStyle w:val="Heading2"/>
+        <w:ind w:right="0" w:hanging="0"/>
         <w:jc w:val="both"/>
         <w:rPr>
           <w:rFonts w:ascii="Times New Roman" w:hAnsi="Times New Roman" w:cs="Times New Roman"/>
-          <w:sz w:val="28"/>
-          <w:szCs w:val="28"/>
-          <w:lang w:val="ro-RO"/>
-        </w:rPr>
-      </w:pPr>
-      <w:r>
-        <w:rPr/>
-      </w:r>
-    </w:p>
-    <w:p>
-      <w:pPr>
-        <w:pStyle w:val="ListParagraph"/>
+          <w:b/>
+          <w:b/>
+          <w:bCs/>
+          <w:color w:val="111111"/>
+          <w:sz w:val="28"/>
+          <w:szCs w:val="28"/>
+          <w:lang w:val="ro-RO"/>
+        </w:rPr>
+      </w:pPr>
+      <w:r>
+        <w:rPr>
+          <w:rFonts w:cs="Times New Roman" w:ascii="Times New Roman" w:hAnsi="Times New Roman"/>
+          <w:b/>
+          <w:bCs/>
+          <w:color w:val="111111"/>
+          <w:sz w:val="28"/>
+          <w:szCs w:val="28"/>
+          <w:lang w:val="ro-RO"/>
+        </w:rPr>
+      </w:r>
+      <w:bookmarkStart w:id="14" w:name="__RefHeading___Toc217_1897666363"/>
+      <w:bookmarkStart w:id="15" w:name="__RefHeading___Toc217_1897666363"/>
+      <w:bookmarkEnd w:id="15"/>
+    </w:p>
+    <w:p>
+      <w:pPr>
+        <w:pStyle w:val="Normal"/>
+        <w:ind w:left="360" w:right="0" w:hanging="0"/>
         <w:jc w:val="both"/>
         <w:rPr>
           <w:rFonts w:ascii="Times New Roman" w:hAnsi="Times New Roman" w:cs="Times New Roman"/>
-          <w:sz w:val="28"/>
-          <w:szCs w:val="28"/>
-          <w:lang w:val="ro-RO"/>
-        </w:rPr>
-      </w:pPr>
-      <w:r>
-        <w:rPr/>
-      </w:r>
-    </w:p>
-    <w:p>
-      <w:pPr>
-        <w:pStyle w:val="ListParagraph"/>
+          <w:b/>
+          <w:b/>
+          <w:bCs/>
+          <w:color w:val="111111"/>
+          <w:sz w:val="28"/>
+          <w:szCs w:val="28"/>
+          <w:lang w:val="ro-RO"/>
+        </w:rPr>
+      </w:pPr>
+      <w:r>
+        <w:rPr>
+          <w:rFonts w:cs="Times New Roman" w:ascii="Times New Roman" w:hAnsi="Times New Roman"/>
+          <w:b/>
+          <w:bCs/>
+          <w:color w:val="111111"/>
+          <w:sz w:val="28"/>
+          <w:szCs w:val="28"/>
+          <w:lang w:val="ro-RO"/>
+        </w:rPr>
+      </w:r>
+    </w:p>
+    <w:p>
+      <w:pPr>
+        <w:pStyle w:val="Normal"/>
+        <w:ind w:left="360" w:right="0" w:hanging="0"/>
         <w:jc w:val="both"/>
         <w:rPr>
-          <w:rFonts w:ascii="Times New Roman" w:hAnsi="Times New Roman" w:cs="Times New Roman"/>
-          <w:sz w:val="28"/>
-          <w:szCs w:val="28"/>
-          <w:lang w:val="ro-RO"/>
-        </w:rPr>
-      </w:pPr>
-      <w:r>
-        <w:rPr/>
-      </w:r>
-    </w:p>
-    <w:p>
-      <w:pPr>
-        <w:pStyle w:val="ListParagraph"/>
-        <w:jc w:val="both"/>
-        <w:rPr>
-          <w:rFonts w:ascii="Times New Roman" w:hAnsi="Times New Roman" w:cs="Times New Roman"/>
-          <w:sz w:val="28"/>
-          <w:szCs w:val="28"/>
-          <w:lang w:val="ro-RO"/>
-        </w:rPr>
-      </w:pPr>
-      <w:r>
-        <w:rPr/>
-      </w:r>
-    </w:p>
-    <w:p>
-      <w:pPr>
-        <w:pStyle w:val="ListParagraph"/>
-        <w:jc w:val="both"/>
-        <w:rPr>
-          <w:rFonts w:ascii="Times New Roman" w:hAnsi="Times New Roman" w:cs="Times New Roman"/>
-          <w:sz w:val="28"/>
-          <w:szCs w:val="28"/>
-          <w:lang w:val="ro-RO"/>
-        </w:rPr>
-      </w:pPr>
-      <w:r>
-        <w:rPr/>
-      </w:r>
-    </w:p>
-    <w:p>
-      <w:pPr>
-        <w:pStyle w:val="ListParagraph"/>
-        <w:jc w:val="both"/>
-        <w:rPr>
-          <w:rFonts w:ascii="Times New Roman" w:hAnsi="Times New Roman" w:cs="Times New Roman"/>
-          <w:sz w:val="28"/>
-          <w:szCs w:val="28"/>
-          <w:lang w:val="ro-RO"/>
-        </w:rPr>
-      </w:pPr>
-      <w:r>
-        <w:rPr/>
-      </w:r>
-    </w:p>
-    <w:p>
-      <w:pPr>
-        <w:pStyle w:val="ListParagraph"/>
-        <w:spacing w:before="0" w:after="160"/>
-        <w:contextualSpacing/>
+          <w:b w:val="false"/>
+          <w:b w:val="false"/>
+          <w:bCs w:val="false"/>
+          <w:color w:val="111111"/>
+        </w:rPr>
+      </w:pPr>
+      <w:r>
+        <w:rPr>
+          <w:rFonts w:cs="Times New Roman" w:ascii="Times New Roman" w:hAnsi="Times New Roman"/>
+          <w:b/>
+          <w:bCs/>
+          <w:sz w:val="28"/>
+          <w:szCs w:val="28"/>
+          <w:lang w:val="ro-RO"/>
+        </w:rPr>
+      </w:r>
+    </w:p>
+    <w:p>
+      <w:pPr>
+        <w:pStyle w:val="Normal"/>
+        <w:ind w:left="360" w:right="0" w:hanging="0"/>
         <w:jc w:val="both"/>
         <w:rPr/>
       </w:pPr>
       <w:r>
+        <w:rPr>
+          <w:rFonts w:cs="Times New Roman" w:ascii="Times New Roman" w:hAnsi="Times New Roman"/>
+          <w:b w:val="false"/>
+          <w:bCs w:val="false"/>
+          <w:color w:val="111111"/>
+          <w:sz w:val="28"/>
+          <w:szCs w:val="28"/>
+          <w:lang w:val="ro-RO"/>
+        </w:rPr>
+        <w:tab/>
+        <w:tab/>
+      </w:r>
+      <w:r>
+        <w:br w:type="page"/>
+      </w:r>
+    </w:p>
+    <w:p>
+      <w:pPr>
+        <w:pStyle w:val="Heading1"/>
+        <w:rPr>
+          <w:b/>
+          <w:b/>
+          <w:bCs/>
+          <w:u w:val="single"/>
+        </w:rPr>
+      </w:pPr>
+      <w:bookmarkStart w:id="16" w:name="__RefHeading___Toc149_1897666363"/>
+      <w:bookmarkEnd w:id="16"/>
+      <w:r>
+        <w:rPr>
+          <w:b/>
+          <w:bCs/>
+          <w:u w:val="single"/>
+        </w:rPr>
+        <w:t>Capitolul 3 – Detalierea implementarii cerintelor</w:t>
+      </w:r>
+    </w:p>
+    <w:p>
+      <w:pPr>
+        <w:pStyle w:val="Normal"/>
         <w:rPr/>
+      </w:pPr>
+      <w:r>
+        <w:rPr/>
+      </w:r>
+    </w:p>
+    <w:p>
+      <w:pPr>
+        <w:pStyle w:val="Normal"/>
+        <w:rPr/>
+      </w:pPr>
+      <w:r>
+        <w:rPr/>
+      </w:r>
+    </w:p>
+    <w:p>
+      <w:pPr>
+        <w:pStyle w:val="Heading2"/>
+        <w:rPr>
+          <w:b/>
+          <w:b/>
+          <w:bCs/>
+        </w:rPr>
+      </w:pPr>
+      <w:bookmarkStart w:id="17" w:name="__RefHeading___Toc151_1897666363"/>
+      <w:bookmarkEnd w:id="17"/>
+      <w:r>
+        <w:rPr>
+          <w:b/>
+          <w:bCs/>
+        </w:rPr>
+        <w:tab/>
+      </w:r>
+      <w:r>
+        <w:rPr>
+          <w:rFonts w:ascii="Times New Roman" w:hAnsi="Times New Roman"/>
+          <w:b/>
+          <w:bCs/>
+          <w:sz w:val="34"/>
+          <w:szCs w:val="34"/>
+        </w:rPr>
+        <w:t>3.1 Realizarea conexiunii</w:t>
+      </w:r>
+    </w:p>
+    <w:p>
+      <w:pPr>
+        <w:pStyle w:val="Normal"/>
+        <w:rPr>
+          <w:b/>
+          <w:b/>
+          <w:bCs/>
+        </w:rPr>
+      </w:pPr>
+      <w:r>
+        <w:rPr>
+          <w:b/>
+          <w:bCs/>
+        </w:rPr>
+        <w:tab/>
+      </w:r>
+    </w:p>
+    <w:p>
+      <w:pPr>
+        <w:pStyle w:val="Normal"/>
+        <w:rPr>
+          <w:rFonts w:ascii="Times New Roman" w:hAnsi="Times New Roman"/>
+          <w:b/>
+          <w:b/>
+          <w:bCs/>
+          <w:sz w:val="28"/>
+          <w:szCs w:val="28"/>
+        </w:rPr>
+      </w:pPr>
+      <w:r>
+        <w:rPr>
+          <w:rFonts w:ascii="Times New Roman" w:hAnsi="Times New Roman"/>
+          <w:b/>
+          <w:bCs/>
+          <w:sz w:val="28"/>
+          <w:szCs w:val="28"/>
+        </w:rPr>
+        <w:tab/>
+      </w:r>
+      <w:r>
+        <w:rPr>
+          <w:rFonts w:ascii="Times New Roman" w:hAnsi="Times New Roman"/>
+          <w:b/>
+          <w:bCs/>
+          <w:sz w:val="28"/>
+          <w:szCs w:val="28"/>
+        </w:rPr>
+        <w:t xml:space="preserve">Conexiunea </w:t>
+      </w:r>
+      <w:r>
+        <w:rPr>
+          <w:rFonts w:ascii="Times New Roman" w:hAnsi="Times New Roman"/>
+          <w:b w:val="false"/>
+          <w:bCs w:val="false"/>
+          <w:sz w:val="28"/>
+          <w:szCs w:val="28"/>
+        </w:rPr>
+        <w:t xml:space="preserve">se realizeaza cu ajutorul sockets in C, protocolul de comunicatie fiind </w:t>
+      </w:r>
+      <w:r>
+        <w:rPr>
+          <w:rFonts w:ascii="Times New Roman" w:hAnsi="Times New Roman"/>
+          <w:b/>
+          <w:bCs/>
+          <w:sz w:val="28"/>
+          <w:szCs w:val="28"/>
+        </w:rPr>
+        <w:t>IPv4</w:t>
+      </w:r>
+      <w:r>
+        <w:rPr>
+          <w:rFonts w:ascii="Times New Roman" w:hAnsi="Times New Roman"/>
+          <w:b w:val="false"/>
+          <w:bCs w:val="false"/>
+          <w:sz w:val="28"/>
+          <w:szCs w:val="28"/>
+        </w:rPr>
+        <w:t xml:space="preserve"> la nivel Internet, astfel, serverul asculta mereu pe portul </w:t>
+      </w:r>
+      <w:r>
+        <w:rPr>
+          <w:rFonts w:ascii="Times New Roman" w:hAnsi="Times New Roman"/>
+          <w:b/>
+          <w:bCs/>
+          <w:sz w:val="28"/>
+          <w:szCs w:val="28"/>
+        </w:rPr>
+        <w:t>12345</w:t>
+      </w:r>
+      <w:r>
+        <w:rPr>
+          <w:rFonts w:ascii="Times New Roman" w:hAnsi="Times New Roman"/>
+          <w:b w:val="false"/>
+          <w:bCs w:val="false"/>
+          <w:sz w:val="28"/>
+          <w:szCs w:val="28"/>
+        </w:rPr>
+        <w:t xml:space="preserve"> iar in momentul in care un client nou se conecteaza, acestuia ii este atribuit un thread nou pentru management separat.</w:t>
+      </w:r>
+    </w:p>
+    <w:p>
+      <w:pPr>
+        <w:pStyle w:val="Normal"/>
+        <w:rPr>
+          <w:rFonts w:ascii="Times New Roman" w:hAnsi="Times New Roman"/>
+          <w:b/>
+          <w:b/>
+          <w:bCs/>
+          <w:sz w:val="28"/>
+          <w:szCs w:val="28"/>
+        </w:rPr>
+      </w:pPr>
+      <w:r>
+        <w:rPr>
+          <w:rFonts w:ascii="Times New Roman" w:hAnsi="Times New Roman"/>
+          <w:b w:val="false"/>
+          <w:bCs w:val="false"/>
+          <w:sz w:val="28"/>
+          <w:szCs w:val="28"/>
+        </w:rPr>
+        <w:tab/>
+        <w:t xml:space="preserve">Socket-ul a fost configurat </w:t>
+      </w:r>
+      <w:r>
+        <w:rPr>
+          <w:rFonts w:ascii="Times New Roman" w:hAnsi="Times New Roman"/>
+          <w:b w:val="false"/>
+          <w:bCs w:val="false"/>
+          <w:sz w:val="28"/>
+          <w:szCs w:val="28"/>
+        </w:rPr>
+        <w:t xml:space="preserve">pentru a fi posibil sa refoloseasca portul imediat in cazul unei inchideri, acest fapt fiind facut cu ajutorul functiei </w:t>
+      </w:r>
+      <w:r>
+        <w:rPr>
+          <w:rFonts w:ascii="Times New Roman" w:hAnsi="Times New Roman"/>
+          <w:b/>
+          <w:bCs/>
+          <w:sz w:val="28"/>
+          <w:szCs w:val="28"/>
+        </w:rPr>
+        <w:t>setsockopt;</w:t>
+      </w:r>
+    </w:p>
+    <w:p>
+      <w:pPr>
+        <w:pStyle w:val="Normal"/>
+        <w:rPr>
+          <w:rFonts w:ascii="Times New Roman" w:hAnsi="Times New Roman"/>
+          <w:b w:val="false"/>
+          <w:b w:val="false"/>
+          <w:bCs w:val="false"/>
+          <w:sz w:val="28"/>
+          <w:szCs w:val="28"/>
+        </w:rPr>
+      </w:pPr>
+      <w:r>
+        <w:rPr>
+          <w:rFonts w:ascii="Times New Roman" w:hAnsi="Times New Roman"/>
+          <w:b w:val="false"/>
+          <w:bCs w:val="false"/>
+          <w:sz w:val="28"/>
+          <w:szCs w:val="28"/>
+        </w:rPr>
+      </w:r>
+    </w:p>
+    <w:p>
+      <w:pPr>
+        <w:pStyle w:val="Normal"/>
+        <w:rPr>
+          <w:rFonts w:ascii="Times New Roman" w:hAnsi="Times New Roman"/>
+          <w:b/>
+          <w:b/>
+          <w:bCs/>
+          <w:sz w:val="28"/>
+          <w:szCs w:val="28"/>
+        </w:rPr>
+      </w:pPr>
+      <w:r>
+        <w:rPr>
+          <w:rFonts w:ascii="Times New Roman" w:hAnsi="Times New Roman"/>
+          <w:b w:val="false"/>
+          <w:bCs w:val="false"/>
+          <w:sz w:val="28"/>
+          <w:szCs w:val="28"/>
+        </w:rPr>
+        <w:tab/>
+      </w:r>
+      <w:r>
+        <w:rPr>
+          <w:rFonts w:ascii="Times New Roman" w:hAnsi="Times New Roman"/>
+          <w:b/>
+          <w:bCs/>
+          <w:sz w:val="28"/>
+          <w:szCs w:val="28"/>
+        </w:rPr>
+        <w:t xml:space="preserve">Protocolul de autentificare/inregistrare </w:t>
+      </w:r>
+      <w:r>
+        <w:rPr>
+          <w:rFonts w:ascii="Times New Roman" w:hAnsi="Times New Roman"/>
+          <w:b w:val="false"/>
+          <w:bCs w:val="false"/>
+          <w:sz w:val="28"/>
+          <w:szCs w:val="28"/>
+        </w:rPr>
+        <w:t xml:space="preserve">este se bazeaza pe verificarea dintr-un fisier cu token-uri pe partea de server, astfel fiind protejat de autentificari nedorite. </w:t>
+      </w:r>
+    </w:p>
+    <w:p>
+      <w:pPr>
+        <w:pStyle w:val="Normal"/>
+        <w:rPr>
+          <w:rFonts w:ascii="Times New Roman" w:hAnsi="Times New Roman"/>
+          <w:b/>
+          <w:b/>
+          <w:bCs/>
+          <w:sz w:val="28"/>
+          <w:szCs w:val="28"/>
+        </w:rPr>
+      </w:pPr>
+      <w:r>
+        <w:rPr>
+          <w:rFonts w:ascii="Times New Roman" w:hAnsi="Times New Roman"/>
+          <w:b w:val="false"/>
+          <w:bCs w:val="false"/>
+          <w:sz w:val="28"/>
+          <w:szCs w:val="28"/>
+        </w:rPr>
+        <w:tab/>
+      </w:r>
+      <w:r>
+        <w:rPr>
+          <w:rFonts w:ascii="Times New Roman" w:hAnsi="Times New Roman"/>
+          <w:b w:val="false"/>
+          <w:bCs w:val="false"/>
+          <w:sz w:val="28"/>
+          <w:szCs w:val="28"/>
+        </w:rPr>
+        <w:t xml:space="preserve">Pentru a pastra unicitatea fiecarei statii in retea, recunoasterea unei statii se face pe baza username-ului, hostname-ului si a unui token unic care este generat cu ajutorul librariei </w:t>
+      </w:r>
+      <w:r>
+        <w:rPr>
+          <w:rFonts w:ascii="Times New Roman" w:hAnsi="Times New Roman"/>
+          <w:b/>
+          <w:bCs/>
+          <w:sz w:val="28"/>
+          <w:szCs w:val="28"/>
+        </w:rPr>
+        <w:t>uuid</w:t>
+      </w:r>
+      <w:r>
+        <w:rPr>
+          <w:rFonts w:ascii="Times New Roman" w:hAnsi="Times New Roman"/>
+          <w:b w:val="false"/>
+          <w:bCs w:val="false"/>
+          <w:sz w:val="28"/>
+          <w:szCs w:val="28"/>
+        </w:rPr>
+        <w:t>.</w:t>
+      </w:r>
+    </w:p>
+    <w:p>
+      <w:pPr>
+        <w:pStyle w:val="Normal"/>
+        <w:rPr>
+          <w:b/>
+          <w:b/>
+          <w:bCs/>
+        </w:rPr>
+      </w:pPr>
+      <w:r>
+        <w:rPr>
+          <w:rFonts w:ascii="Times New Roman" w:hAnsi="Times New Roman"/>
+          <w:b w:val="false"/>
+          <w:bCs w:val="false"/>
+          <w:sz w:val="28"/>
+          <w:szCs w:val="28"/>
+        </w:rPr>
+        <w:tab/>
+        <w:t xml:space="preserve">Fluxul de autentificare este urmatorul: Clientul trimite datele despre hostname si username in formatul </w:t>
+      </w:r>
+      <w:hyperlink r:id="rId2">
+        <w:r>
+          <w:rPr>
+            <w:rStyle w:val="InternetLink"/>
+            <w:rFonts w:ascii="Times New Roman" w:hAnsi="Times New Roman"/>
+            <w:b/>
+            <w:bCs/>
+            <w:sz w:val="28"/>
+            <w:szCs w:val="28"/>
+          </w:rPr>
+          <w:t>username@hostname</w:t>
+        </w:r>
+      </w:hyperlink>
+      <w:r>
+        <w:rPr>
+          <w:rFonts w:ascii="Times New Roman" w:hAnsi="Times New Roman"/>
+          <w:b/>
+          <w:bCs/>
+          <w:sz w:val="28"/>
+          <w:szCs w:val="28"/>
+        </w:rPr>
+        <w:t xml:space="preserve"> </w:t>
+      </w:r>
+      <w:r>
+        <w:rPr>
+          <w:rFonts w:ascii="Times New Roman" w:hAnsi="Times New Roman"/>
+          <w:b w:val="false"/>
+          <w:bCs w:val="false"/>
+          <w:sz w:val="28"/>
+          <w:szCs w:val="28"/>
+        </w:rPr>
+        <w:t>si auxiliar mai trimite si tokenul care i-a fost generat de catre server la o conexiune anterioara.</w:t>
+      </w:r>
+    </w:p>
+    <w:p>
+      <w:pPr>
+        <w:pStyle w:val="Normal"/>
+        <w:rPr>
+          <w:rFonts w:ascii="Times New Roman" w:hAnsi="Times New Roman"/>
+          <w:b/>
+          <w:b/>
+          <w:bCs/>
+          <w:sz w:val="28"/>
+          <w:szCs w:val="28"/>
+        </w:rPr>
+      </w:pPr>
+      <w:r>
+        <w:rPr>
+          <w:rFonts w:ascii="Times New Roman" w:hAnsi="Times New Roman"/>
+          <w:b w:val="false"/>
+          <w:bCs w:val="false"/>
+          <w:sz w:val="28"/>
+          <w:szCs w:val="28"/>
+        </w:rPr>
+        <w:tab/>
+      </w:r>
+      <w:r>
+        <w:rPr>
+          <w:rFonts w:ascii="Times New Roman" w:hAnsi="Times New Roman"/>
+          <w:b w:val="false"/>
+          <w:bCs w:val="false"/>
+          <w:sz w:val="28"/>
+          <w:szCs w:val="28"/>
+        </w:rPr>
+        <w:t>In cazul in care token-ul de autentificare nu este acelasi cu cel pe care il cunoaste serverul, conexiunea se intrerupe imediat.</w:t>
+      </w:r>
+    </w:p>
+    <w:p>
+      <w:pPr>
+        <w:pStyle w:val="Normal"/>
+        <w:rPr>
+          <w:rFonts w:ascii="Times New Roman" w:hAnsi="Times New Roman"/>
+          <w:b w:val="false"/>
+          <w:b w:val="false"/>
+          <w:bCs w:val="false"/>
+          <w:sz w:val="28"/>
+          <w:szCs w:val="28"/>
+        </w:rPr>
+      </w:pPr>
+      <w:r>
+        <w:rPr>
+          <w:rFonts w:ascii="Times New Roman" w:hAnsi="Times New Roman"/>
+          <w:b w:val="false"/>
+          <w:bCs w:val="false"/>
+          <w:sz w:val="28"/>
+          <w:szCs w:val="28"/>
+        </w:rPr>
+        <w:tab/>
+      </w:r>
+    </w:p>
+    <w:p>
+      <w:pPr>
+        <w:pStyle w:val="Normal"/>
+        <w:rPr>
+          <w:rFonts w:ascii="Times New Roman" w:hAnsi="Times New Roman"/>
+          <w:b/>
+          <w:b/>
+          <w:bCs/>
+          <w:sz w:val="28"/>
+          <w:szCs w:val="28"/>
+        </w:rPr>
+      </w:pPr>
+      <w:r>
+        <w:rPr>
+          <w:rFonts w:ascii="Times New Roman" w:hAnsi="Times New Roman"/>
+          <w:b w:val="false"/>
+          <w:bCs w:val="false"/>
+          <w:sz w:val="28"/>
+          <w:szCs w:val="28"/>
+        </w:rPr>
+        <w:tab/>
+      </w:r>
+      <w:r>
+        <w:rPr>
+          <w:rFonts w:ascii="Times New Roman" w:hAnsi="Times New Roman"/>
+          <w:b/>
+          <w:bCs/>
+          <w:sz w:val="28"/>
+          <w:szCs w:val="28"/>
+        </w:rPr>
+        <w:t xml:space="preserve">Fluiditatea </w:t>
+      </w:r>
+      <w:r>
+        <w:rPr>
+          <w:rFonts w:ascii="Times New Roman" w:hAnsi="Times New Roman"/>
+          <w:b w:val="false"/>
+          <w:bCs w:val="false"/>
+          <w:sz w:val="28"/>
+          <w:szCs w:val="28"/>
+        </w:rPr>
+        <w:t>fluxului este determinata de faptul ca programul pe partea de client poate fi configurat ca fiind un deamon, acesta ruland ca root in fundal, directorul in care sa realizeze diferite operatii putand fi usor configurabil.</w:t>
+      </w:r>
+    </w:p>
+    <w:p>
+      <w:pPr>
+        <w:pStyle w:val="Normal"/>
+        <w:rPr>
+          <w:rFonts w:ascii="Times New Roman" w:hAnsi="Times New Roman"/>
+          <w:b w:val="false"/>
+          <w:b w:val="false"/>
+          <w:bCs w:val="false"/>
+          <w:sz w:val="28"/>
+          <w:szCs w:val="28"/>
+        </w:rPr>
+      </w:pPr>
+      <w:r>
+        <w:rPr>
+          <w:rFonts w:ascii="Times New Roman" w:hAnsi="Times New Roman"/>
+          <w:b w:val="false"/>
+          <w:bCs w:val="false"/>
+          <w:sz w:val="28"/>
+          <w:szCs w:val="28"/>
+        </w:rPr>
+      </w:r>
+    </w:p>
+    <w:p>
+      <w:pPr>
+        <w:pStyle w:val="Normal"/>
+        <w:rPr>
+          <w:rFonts w:ascii="Times New Roman" w:hAnsi="Times New Roman"/>
+          <w:b/>
+          <w:b/>
+          <w:bCs/>
+          <w:sz w:val="28"/>
+          <w:szCs w:val="28"/>
+        </w:rPr>
+      </w:pPr>
+      <w:r>
+        <w:rPr>
+          <w:rFonts w:ascii="Times New Roman" w:hAnsi="Times New Roman"/>
+          <w:b w:val="false"/>
+          <w:bCs w:val="false"/>
+          <w:sz w:val="28"/>
+          <w:szCs w:val="28"/>
+        </w:rPr>
+        <w:tab/>
+      </w:r>
+      <w:r>
+        <w:rPr>
+          <w:rFonts w:ascii="Times New Roman" w:hAnsi="Times New Roman"/>
+          <w:b/>
+          <w:bCs/>
+          <w:sz w:val="28"/>
+          <w:szCs w:val="28"/>
+        </w:rPr>
+        <w:t xml:space="preserve">Transmiterea de fisiere </w:t>
+      </w:r>
+      <w:r>
+        <w:rPr>
+          <w:rFonts w:ascii="Times New Roman" w:hAnsi="Times New Roman"/>
+          <w:b w:val="false"/>
+          <w:bCs w:val="false"/>
+          <w:sz w:val="28"/>
+          <w:szCs w:val="28"/>
+        </w:rPr>
+        <w:t xml:space="preserve">poate fi realizata in urmatoarea maniera: </w:t>
+      </w:r>
+    </w:p>
+    <w:p>
+      <w:pPr>
+        <w:pStyle w:val="Normal"/>
+        <w:rPr>
+          <w:rFonts w:ascii="Times New Roman" w:hAnsi="Times New Roman"/>
+          <w:b/>
+          <w:b/>
+          <w:bCs/>
+          <w:sz w:val="28"/>
+          <w:szCs w:val="28"/>
+        </w:rPr>
+      </w:pPr>
+      <w:r>
+        <w:rPr>
+          <w:rFonts w:ascii="Times New Roman" w:hAnsi="Times New Roman"/>
+          <w:b w:val="false"/>
+          <w:bCs w:val="false"/>
+          <w:sz w:val="28"/>
+          <w:szCs w:val="28"/>
+        </w:rPr>
+        <w:t>p</w:t>
+      </w:r>
+      <w:r>
+        <w:rPr>
+          <w:rFonts w:ascii="Times New Roman" w:hAnsi="Times New Roman"/>
+          <w:b w:val="false"/>
+          <w:bCs w:val="false"/>
+          <w:sz w:val="28"/>
+          <w:szCs w:val="28"/>
+        </w:rPr>
+        <w:t xml:space="preserve">rima transmitere este cea a caii fisierului in care va fi salvat continutul apoi trimis </w:t>
+      </w:r>
+      <w:r>
+        <w:rPr>
+          <w:rFonts w:ascii="Times New Roman" w:hAnsi="Times New Roman"/>
+          <w:b w:val="false"/>
+          <w:bCs w:val="false"/>
+          <w:sz w:val="28"/>
+          <w:szCs w:val="28"/>
+        </w:rPr>
+        <w:t>cu un buffer pana la epuizarea continutului care va trebui sa fie transmis.</w:t>
+      </w:r>
+      <w:r>
+        <w:br w:type="page"/>
+      </w:r>
+    </w:p>
+    <w:p>
+      <w:pPr>
+        <w:pStyle w:val="Heading2"/>
+        <w:rPr>
+          <w:b/>
+          <w:b/>
+          <w:bCs/>
+        </w:rPr>
+      </w:pPr>
+      <w:bookmarkStart w:id="18" w:name="__RefHeading___Toc685_947350380"/>
+      <w:bookmarkEnd w:id="18"/>
+      <w:r>
+        <w:rPr>
+          <w:b/>
+          <w:bCs/>
+        </w:rPr>
+        <w:tab/>
+      </w:r>
+      <w:r>
+        <w:rPr>
+          <w:rFonts w:ascii="Times New Roman" w:hAnsi="Times New Roman"/>
+          <w:b/>
+          <w:bCs/>
+          <w:sz w:val="34"/>
+          <w:szCs w:val="34"/>
+        </w:rPr>
+        <w:t>3.2 System Information</w:t>
+      </w:r>
+    </w:p>
+    <w:p>
+      <w:pPr>
+        <w:pStyle w:val="Normal"/>
+        <w:rPr>
+          <w:b/>
+          <w:b/>
+          <w:bCs/>
+        </w:rPr>
+      </w:pPr>
+      <w:r>
+        <w:rPr>
+          <w:b/>
+          <w:bCs/>
+        </w:rPr>
+      </w:r>
+    </w:p>
+    <w:p>
+      <w:pPr>
+        <w:pStyle w:val="Normal"/>
+        <w:rPr>
+          <w:rFonts w:ascii="Times New Roman" w:hAnsi="Times New Roman"/>
+          <w:b/>
+          <w:b/>
+          <w:bCs/>
+          <w:sz w:val="28"/>
+          <w:szCs w:val="28"/>
+        </w:rPr>
+      </w:pPr>
+      <w:r>
+        <w:rPr>
+          <w:rFonts w:ascii="Times New Roman" w:hAnsi="Times New Roman"/>
+          <w:b/>
+          <w:bCs/>
+          <w:sz w:val="28"/>
+          <w:szCs w:val="28"/>
+        </w:rPr>
+        <w:tab/>
+        <w:t>Mecanismul</w:t>
+      </w:r>
+      <w:r>
+        <w:rPr>
+          <w:rFonts w:ascii="Times New Roman" w:hAnsi="Times New Roman"/>
+          <w:b w:val="false"/>
+          <w:bCs w:val="false"/>
+          <w:sz w:val="28"/>
+          <w:szCs w:val="28"/>
+        </w:rPr>
+        <w:t xml:space="preserve"> de realizare a transmisiunii facile a datelor despre statiile conectate se face in mai multe metode: </w:t>
+      </w:r>
+    </w:p>
+    <w:p>
+      <w:pPr>
+        <w:pStyle w:val="Normal"/>
+        <w:numPr>
+          <w:ilvl w:val="0"/>
+          <w:numId w:val="5"/>
+        </w:numPr>
+        <w:rPr>
+          <w:rFonts w:ascii="Times New Roman" w:hAnsi="Times New Roman"/>
+          <w:b/>
+          <w:b/>
+          <w:bCs/>
+          <w:sz w:val="28"/>
+          <w:szCs w:val="28"/>
+        </w:rPr>
+      </w:pPr>
+      <w:r>
+        <w:rPr>
+          <w:rFonts w:ascii="Times New Roman" w:hAnsi="Times New Roman"/>
+          <w:b w:val="false"/>
+          <w:bCs w:val="false"/>
+          <w:sz w:val="28"/>
+          <w:szCs w:val="28"/>
+        </w:rPr>
+        <w:tab/>
+      </w:r>
+      <w:r>
+        <w:rPr>
+          <w:rFonts w:ascii="Times New Roman" w:hAnsi="Times New Roman"/>
+          <w:b/>
+          <w:bCs/>
+          <w:sz w:val="28"/>
+          <w:szCs w:val="28"/>
+        </w:rPr>
+        <w:t>implementare</w:t>
+      </w:r>
+      <w:r>
+        <w:rPr>
+          <w:rFonts w:ascii="Times New Roman" w:hAnsi="Times New Roman"/>
+          <w:b w:val="false"/>
+          <w:bCs w:val="false"/>
+          <w:sz w:val="28"/>
+          <w:szCs w:val="28"/>
+        </w:rPr>
+        <w:t xml:space="preserve"> de server web pe partea de client cu ajutorul bibliotecii mongoose, prezentand astfel urmatoarele informatii de sistem, actualizate in tmp real.</w:t>
+      </w:r>
+    </w:p>
+    <w:p>
+      <w:pPr>
+        <w:pStyle w:val="Normal"/>
+        <w:numPr>
+          <w:ilvl w:val="0"/>
+          <w:numId w:val="5"/>
+        </w:numPr>
+        <w:rPr>
+          <w:rFonts w:ascii="Times New Roman" w:hAnsi="Times New Roman"/>
+          <w:b/>
+          <w:b/>
+          <w:bCs/>
+          <w:sz w:val="28"/>
+          <w:szCs w:val="28"/>
+        </w:rPr>
+      </w:pPr>
+      <w:r>
+        <w:rPr>
+          <w:rFonts w:ascii="Times New Roman" w:hAnsi="Times New Roman"/>
+          <w:b w:val="false"/>
+          <w:bCs w:val="false"/>
+          <w:sz w:val="28"/>
+          <w:szCs w:val="28"/>
+        </w:rPr>
+        <w:tab/>
+      </w:r>
+      <w:r>
+        <w:rPr>
+          <w:rFonts w:ascii="Times New Roman" w:hAnsi="Times New Roman"/>
+          <w:b/>
+          <w:bCs/>
+          <w:sz w:val="28"/>
+          <w:szCs w:val="28"/>
+        </w:rPr>
+        <w:t>acces</w:t>
+      </w:r>
+      <w:r>
+        <w:rPr>
+          <w:rFonts w:ascii="Times New Roman" w:hAnsi="Times New Roman"/>
+          <w:b w:val="false"/>
+          <w:bCs w:val="false"/>
+          <w:sz w:val="28"/>
+          <w:szCs w:val="28"/>
+        </w:rPr>
+        <w:t xml:space="preserve"> la informatii de sistem pe partea de </w:t>
+      </w:r>
+      <w:r>
+        <w:rPr>
+          <w:rFonts w:ascii="Times New Roman" w:hAnsi="Times New Roman"/>
+          <w:b/>
+          <w:bCs/>
+          <w:sz w:val="28"/>
+          <w:szCs w:val="28"/>
+        </w:rPr>
+        <w:t>server</w:t>
+      </w:r>
+      <w:r>
+        <w:rPr>
+          <w:rFonts w:ascii="Times New Roman" w:hAnsi="Times New Roman"/>
+          <w:b w:val="false"/>
+          <w:bCs w:val="false"/>
+          <w:sz w:val="28"/>
+          <w:szCs w:val="28"/>
+        </w:rPr>
+        <w:t xml:space="preserve"> in 3 moduri: citire de fisier care este actualizat in timp real cu datele tuturor clientilor conectati, in cazul in care server-ul este rulat in fundal</w:t>
+      </w:r>
+    </w:p>
+    <w:p>
+      <w:pPr>
+        <w:pStyle w:val="Normal"/>
+        <w:numPr>
+          <w:ilvl w:val="0"/>
+          <w:numId w:val="5"/>
+        </w:numPr>
+        <w:rPr>
+          <w:rFonts w:ascii="Times New Roman" w:hAnsi="Times New Roman"/>
+          <w:b/>
+          <w:b/>
+          <w:bCs/>
+          <w:sz w:val="28"/>
+          <w:szCs w:val="28"/>
+        </w:rPr>
+      </w:pPr>
+      <w:r>
+        <w:rPr>
+          <w:rFonts w:ascii="Times New Roman" w:hAnsi="Times New Roman"/>
+          <w:b w:val="false"/>
+          <w:bCs w:val="false"/>
+          <w:sz w:val="28"/>
+          <w:szCs w:val="28"/>
+        </w:rPr>
+        <w:tab/>
+      </w:r>
+      <w:r>
+        <w:rPr>
+          <w:rFonts w:ascii="Times New Roman" w:hAnsi="Times New Roman"/>
+          <w:b/>
+          <w:bCs/>
+          <w:sz w:val="28"/>
+          <w:szCs w:val="28"/>
+        </w:rPr>
+        <w:t>acces</w:t>
+      </w:r>
+      <w:r>
+        <w:rPr>
+          <w:rFonts w:ascii="Times New Roman" w:hAnsi="Times New Roman"/>
+          <w:b w:val="false"/>
+          <w:bCs w:val="false"/>
+          <w:sz w:val="28"/>
+          <w:szCs w:val="28"/>
+        </w:rPr>
+        <w:t xml:space="preserve"> la informatii de sistem de catre</w:t>
+      </w:r>
+      <w:r>
+        <w:rPr>
+          <w:rFonts w:ascii="Times New Roman" w:hAnsi="Times New Roman"/>
+          <w:b/>
+          <w:bCs/>
+          <w:sz w:val="28"/>
+          <w:szCs w:val="28"/>
+        </w:rPr>
+        <w:t xml:space="preserve"> orice alta statie</w:t>
+      </w:r>
+      <w:r>
+        <w:rPr>
+          <w:rFonts w:ascii="Times New Roman" w:hAnsi="Times New Roman"/>
+          <w:b w:val="false"/>
+          <w:bCs w:val="false"/>
+          <w:sz w:val="28"/>
+          <w:szCs w:val="28"/>
+        </w:rPr>
+        <w:t xml:space="preserve"> din sistem este inaccesibila, serverul web fiind configurat sa nu trimita continutul paginii web, decat in cazul in care request-ul de </w:t>
+      </w:r>
+      <w:r>
+        <w:rPr>
+          <w:rFonts w:ascii="Times New Roman" w:hAnsi="Times New Roman"/>
+          <w:b/>
+          <w:bCs/>
+          <w:sz w:val="28"/>
+          <w:szCs w:val="28"/>
+        </w:rPr>
+        <w:t>GET</w:t>
+      </w:r>
+      <w:r>
+        <w:rPr>
+          <w:rFonts w:ascii="Times New Roman" w:hAnsi="Times New Roman"/>
+          <w:b w:val="false"/>
+          <w:bCs w:val="false"/>
+          <w:sz w:val="28"/>
+          <w:szCs w:val="28"/>
+        </w:rPr>
+        <w:t xml:space="preserve"> este facut de catre IP-ul corespunzator statiei</w:t>
+      </w:r>
+    </w:p>
+    <w:p>
+      <w:pPr>
+        <w:pStyle w:val="Normal"/>
+        <w:rPr>
+          <w:rFonts w:ascii="Times New Roman" w:hAnsi="Times New Roman"/>
+          <w:b w:val="false"/>
+          <w:b w:val="false"/>
+          <w:bCs w:val="false"/>
+          <w:sz w:val="28"/>
+          <w:szCs w:val="28"/>
+        </w:rPr>
+      </w:pPr>
+      <w:r>
+        <w:rPr>
+          <w:rFonts w:ascii="Times New Roman" w:hAnsi="Times New Roman"/>
+          <w:b w:val="false"/>
+          <w:bCs w:val="false"/>
+          <w:sz w:val="28"/>
+          <w:szCs w:val="28"/>
+        </w:rPr>
+        <w:tab/>
+      </w:r>
+    </w:p>
+    <w:p>
+      <w:pPr>
+        <w:pStyle w:val="Normal"/>
+        <w:rPr>
+          <w:rFonts w:ascii="Times New Roman" w:hAnsi="Times New Roman"/>
+          <w:b/>
+          <w:b/>
+          <w:bCs/>
+          <w:sz w:val="28"/>
+          <w:szCs w:val="28"/>
+        </w:rPr>
+      </w:pPr>
+      <w:r>
+        <w:rPr>
+          <w:rFonts w:ascii="Times New Roman" w:hAnsi="Times New Roman"/>
+          <w:b w:val="false"/>
+          <w:bCs w:val="false"/>
+          <w:sz w:val="28"/>
+          <w:szCs w:val="28"/>
+        </w:rPr>
+        <w:tab/>
+      </w:r>
+      <w:r>
+        <w:rPr>
+          <w:rFonts w:ascii="Times New Roman" w:hAnsi="Times New Roman"/>
+          <w:b/>
+          <w:bCs/>
+          <w:sz w:val="28"/>
+          <w:szCs w:val="28"/>
+        </w:rPr>
+        <w:t xml:space="preserve">Informatiile de sistem </w:t>
+      </w:r>
+      <w:r>
+        <w:rPr>
+          <w:rFonts w:ascii="Times New Roman" w:hAnsi="Times New Roman"/>
+          <w:b w:val="false"/>
+          <w:bCs w:val="false"/>
+          <w:sz w:val="28"/>
+          <w:szCs w:val="28"/>
+        </w:rPr>
+        <w:t>sunt extrase de catre client la un interval regulat din fisierul /proc, acesta mai departe calculand in functie de datele despre puterea totala de procesare a statie, consumul de resurse in timp real.</w:t>
+      </w:r>
+    </w:p>
+    <w:p>
+      <w:pPr>
+        <w:pStyle w:val="Normal"/>
+        <w:rPr>
+          <w:rFonts w:ascii="Times New Roman" w:hAnsi="Times New Roman"/>
+          <w:b w:val="false"/>
+          <w:b w:val="false"/>
+          <w:bCs w:val="false"/>
+          <w:sz w:val="28"/>
+          <w:szCs w:val="28"/>
+        </w:rPr>
+      </w:pPr>
+      <w:r>
+        <w:rPr>
+          <w:rFonts w:ascii="Times New Roman" w:hAnsi="Times New Roman"/>
+          <w:b w:val="false"/>
+          <w:bCs w:val="false"/>
+          <w:sz w:val="28"/>
+          <w:szCs w:val="28"/>
+        </w:rPr>
+      </w:r>
+    </w:p>
+    <w:p>
+      <w:pPr>
+        <w:pStyle w:val="Normal"/>
+        <w:rPr>
+          <w:b/>
+          <w:b/>
+          <w:bCs/>
+        </w:rPr>
+      </w:pPr>
+      <w:r>
+        <w:rPr>
+          <w:rFonts w:ascii="Times New Roman" w:hAnsi="Times New Roman"/>
+          <w:b w:val="false"/>
+          <w:bCs w:val="false"/>
+          <w:sz w:val="28"/>
+          <w:szCs w:val="28"/>
+        </w:rPr>
+        <w:tab/>
+      </w:r>
+      <w:r>
+        <w:rPr>
+          <w:rFonts w:ascii="Times New Roman" w:hAnsi="Times New Roman"/>
+          <w:b/>
+          <w:bCs/>
+          <w:sz w:val="28"/>
+          <w:szCs w:val="28"/>
+        </w:rPr>
+        <w:t xml:space="preserve">Distingerea </w:t>
+      </w:r>
+      <w:r>
+        <w:rPr>
+          <w:rFonts w:ascii="Times New Roman" w:hAnsi="Times New Roman"/>
+          <w:b w:val="false"/>
+          <w:bCs w:val="false"/>
+          <w:sz w:val="28"/>
+          <w:szCs w:val="28"/>
+        </w:rPr>
+        <w:t xml:space="preserve">statiilor este una facila, mecanismele de afisare a datelor fiind facute in asa fel incat fiecare pagina web sa afiseze perechea </w:t>
+      </w:r>
+      <w:hyperlink r:id="rId3">
+        <w:r>
+          <w:rPr>
+            <w:rStyle w:val="InternetLink"/>
+            <w:rFonts w:ascii="Times New Roman" w:hAnsi="Times New Roman"/>
+            <w:b w:val="false"/>
+            <w:bCs w:val="false"/>
+            <w:sz w:val="28"/>
+            <w:szCs w:val="28"/>
+          </w:rPr>
+          <w:t>hostname@username</w:t>
+        </w:r>
+      </w:hyperlink>
+      <w:r>
+        <w:rPr>
+          <w:rFonts w:ascii="Times New Roman" w:hAnsi="Times New Roman"/>
+          <w:b w:val="false"/>
+          <w:bCs w:val="false"/>
+          <w:sz w:val="28"/>
+          <w:szCs w:val="28"/>
+        </w:rPr>
+        <w:t xml:space="preserve">   </w:t>
+      </w:r>
+    </w:p>
+    <w:p>
+      <w:pPr>
+        <w:pStyle w:val="Normal"/>
+        <w:rPr>
+          <w:rFonts w:ascii="Times New Roman" w:hAnsi="Times New Roman"/>
+          <w:b w:val="false"/>
+          <w:b w:val="false"/>
+          <w:bCs w:val="false"/>
+          <w:sz w:val="28"/>
+          <w:szCs w:val="28"/>
+        </w:rPr>
+      </w:pPr>
+      <w:r>
+        <w:rPr>
+          <w:rFonts w:ascii="Times New Roman" w:hAnsi="Times New Roman"/>
+          <w:b w:val="false"/>
+          <w:bCs w:val="false"/>
+          <w:sz w:val="28"/>
+          <w:szCs w:val="28"/>
+        </w:rPr>
+      </w:r>
+    </w:p>
+    <w:p>
+      <w:pPr>
+        <w:pStyle w:val="Normal"/>
+        <w:rPr>
+          <w:rFonts w:ascii="Times New Roman" w:hAnsi="Times New Roman"/>
+          <w:b/>
+          <w:b/>
+          <w:bCs/>
+          <w:sz w:val="28"/>
+          <w:szCs w:val="28"/>
+        </w:rPr>
+      </w:pPr>
+      <w:r>
+        <w:rPr>
+          <w:rFonts w:ascii="Times New Roman" w:hAnsi="Times New Roman"/>
+          <w:b w:val="false"/>
+          <w:bCs w:val="false"/>
+          <w:sz w:val="28"/>
+          <w:szCs w:val="28"/>
+        </w:rPr>
+        <w:tab/>
+      </w:r>
+      <w:r>
+        <w:rPr>
+          <w:rFonts w:ascii="Times New Roman" w:hAnsi="Times New Roman"/>
+          <w:b/>
+          <w:bCs/>
+          <w:sz w:val="28"/>
+          <w:szCs w:val="28"/>
+        </w:rPr>
+        <w:t xml:space="preserve">Eficienta </w:t>
+      </w:r>
+      <w:r>
+        <w:rPr>
+          <w:rFonts w:ascii="Times New Roman" w:hAnsi="Times New Roman"/>
+          <w:b w:val="false"/>
+          <w:bCs w:val="false"/>
+          <w:sz w:val="28"/>
+          <w:szCs w:val="28"/>
+        </w:rPr>
+        <w:t xml:space="preserve">extragerii datelor despre sistem este asigurata de lucrul cu folder-ul </w:t>
+      </w:r>
+      <w:r>
+        <w:rPr>
+          <w:rFonts w:ascii="Times New Roman" w:hAnsi="Times New Roman"/>
+          <w:b/>
+          <w:bCs/>
+          <w:sz w:val="28"/>
+          <w:szCs w:val="28"/>
+        </w:rPr>
+        <w:t>/proc</w:t>
+      </w:r>
+      <w:r>
+        <w:rPr>
+          <w:rFonts w:ascii="Times New Roman" w:hAnsi="Times New Roman"/>
+          <w:b w:val="false"/>
+          <w:bCs w:val="false"/>
+          <w:sz w:val="28"/>
+          <w:szCs w:val="28"/>
+        </w:rPr>
+        <w:t>, atat pentru statisticile disk-ului, consumul de procesor si de memorie RAM.</w:t>
+      </w:r>
+    </w:p>
+    <w:p>
+      <w:pPr>
+        <w:pStyle w:val="Normal"/>
+        <w:rPr>
+          <w:rFonts w:ascii="Times New Roman" w:hAnsi="Times New Roman"/>
+          <w:b w:val="false"/>
+          <w:b w:val="false"/>
+          <w:bCs w:val="false"/>
+          <w:sz w:val="28"/>
+          <w:szCs w:val="28"/>
+        </w:rPr>
+      </w:pPr>
+      <w:r>
+        <w:rPr>
+          <w:rFonts w:ascii="Times New Roman" w:hAnsi="Times New Roman"/>
+          <w:b w:val="false"/>
+          <w:bCs w:val="false"/>
+          <w:sz w:val="28"/>
+          <w:szCs w:val="28"/>
+        </w:rPr>
+      </w:r>
+    </w:p>
+    <w:p>
+      <w:pPr>
+        <w:pStyle w:val="Normal"/>
+        <w:rPr>
+          <w:rFonts w:ascii="Times New Roman" w:hAnsi="Times New Roman"/>
+          <w:b/>
+          <w:b/>
+          <w:bCs/>
+          <w:sz w:val="28"/>
+          <w:szCs w:val="28"/>
+        </w:rPr>
+      </w:pPr>
+      <w:r>
+        <w:rPr>
+          <w:rFonts w:ascii="Times New Roman" w:hAnsi="Times New Roman"/>
+          <w:b w:val="false"/>
+          <w:bCs w:val="false"/>
+          <w:sz w:val="28"/>
+          <w:szCs w:val="28"/>
+        </w:rPr>
+        <w:tab/>
+      </w:r>
+      <w:r>
+        <w:rPr>
+          <w:rFonts w:ascii="Times New Roman" w:hAnsi="Times New Roman"/>
+          <w:b/>
+          <w:bCs/>
+          <w:sz w:val="28"/>
+          <w:szCs w:val="28"/>
+        </w:rPr>
+        <w:t xml:space="preserve">Formatarea </w:t>
+      </w:r>
+      <w:r>
+        <w:rPr>
+          <w:rFonts w:ascii="Times New Roman" w:hAnsi="Times New Roman"/>
+          <w:b w:val="false"/>
+          <w:bCs w:val="false"/>
+          <w:sz w:val="28"/>
+          <w:szCs w:val="28"/>
+        </w:rPr>
+        <w:t xml:space="preserve">datelor este realizata seamless de catre client prin intermediul unei structuri </w:t>
+      </w:r>
+      <w:r>
+        <w:rPr>
+          <w:rFonts w:ascii="Times New Roman" w:hAnsi="Times New Roman"/>
+          <w:b/>
+          <w:bCs/>
+          <w:sz w:val="28"/>
+          <w:szCs w:val="28"/>
+        </w:rPr>
+        <w:t>json</w:t>
+      </w:r>
+      <w:r>
+        <w:rPr>
+          <w:rFonts w:ascii="Times New Roman" w:hAnsi="Times New Roman"/>
+          <w:b w:val="false"/>
+          <w:bCs w:val="false"/>
+          <w:sz w:val="28"/>
+          <w:szCs w:val="28"/>
+        </w:rPr>
+        <w:t xml:space="preserve"> care mai apoi este folosita pentru actualizarea in timp real, fara a necesita un refresh al paginii web prin intermediul functionalitatiilor limbajului </w:t>
+      </w:r>
+      <w:r>
+        <w:rPr>
+          <w:rFonts w:ascii="Times New Roman" w:hAnsi="Times New Roman"/>
+          <w:b/>
+          <w:bCs/>
+          <w:sz w:val="28"/>
+          <w:szCs w:val="28"/>
+        </w:rPr>
+        <w:t>javascript</w:t>
+      </w:r>
+      <w:r>
+        <w:rPr>
+          <w:rFonts w:ascii="Times New Roman" w:hAnsi="Times New Roman"/>
+          <w:b w:val="false"/>
+          <w:bCs w:val="false"/>
+          <w:sz w:val="28"/>
+          <w:szCs w:val="28"/>
+        </w:rPr>
+        <w:t xml:space="preserve">, mai exact prin modificarea elementelor din </w:t>
+      </w:r>
+      <w:r>
+        <w:rPr>
+          <w:rFonts w:ascii="Times New Roman" w:hAnsi="Times New Roman"/>
+          <w:b/>
+          <w:bCs/>
+          <w:sz w:val="28"/>
+          <w:szCs w:val="28"/>
+        </w:rPr>
+        <w:t>HTML</w:t>
+      </w:r>
+      <w:r>
+        <w:rPr>
+          <w:rFonts w:ascii="Times New Roman" w:hAnsi="Times New Roman"/>
+          <w:b w:val="false"/>
+          <w:bCs w:val="false"/>
+          <w:sz w:val="28"/>
+          <w:szCs w:val="28"/>
+        </w:rPr>
+        <w:t xml:space="preserve"> care au </w:t>
+      </w:r>
+      <w:r>
+        <w:rPr>
+          <w:rFonts w:ascii="Times New Roman" w:hAnsi="Times New Roman"/>
+          <w:b/>
+          <w:bCs/>
+          <w:sz w:val="28"/>
+          <w:szCs w:val="28"/>
+        </w:rPr>
+        <w:t>ID</w:t>
+      </w:r>
+      <w:r>
+        <w:rPr>
+          <w:rFonts w:ascii="Times New Roman" w:hAnsi="Times New Roman"/>
+          <w:b w:val="false"/>
+          <w:bCs w:val="false"/>
+          <w:sz w:val="28"/>
+          <w:szCs w:val="28"/>
+        </w:rPr>
+        <w:t xml:space="preserve">-ul corespunzator fiecarei resurse in parte. Cu alte cuvinte, se poate realiza un </w:t>
+      </w:r>
+      <w:r>
+        <w:rPr>
+          <w:rFonts w:ascii="Times New Roman" w:hAnsi="Times New Roman"/>
+          <w:b/>
+          <w:bCs/>
+          <w:sz w:val="28"/>
+          <w:szCs w:val="28"/>
+        </w:rPr>
+        <w:t>request</w:t>
+      </w:r>
+      <w:r>
+        <w:rPr>
+          <w:rFonts w:ascii="Times New Roman" w:hAnsi="Times New Roman"/>
+          <w:b w:val="false"/>
+          <w:bCs w:val="false"/>
+          <w:sz w:val="28"/>
+          <w:szCs w:val="28"/>
+        </w:rPr>
+        <w:t xml:space="preserve"> de tipul </w:t>
+      </w:r>
+      <w:r>
+        <w:rPr>
+          <w:rFonts w:ascii="Times New Roman" w:hAnsi="Times New Roman"/>
+          <w:b/>
+          <w:bCs/>
+          <w:sz w:val="28"/>
+          <w:szCs w:val="28"/>
+        </w:rPr>
+        <w:t>GET</w:t>
+      </w:r>
+      <w:r>
+        <w:rPr>
+          <w:rFonts w:ascii="Times New Roman" w:hAnsi="Times New Roman"/>
+          <w:b w:val="false"/>
+          <w:bCs w:val="false"/>
+          <w:sz w:val="28"/>
+          <w:szCs w:val="28"/>
+        </w:rPr>
+        <w:t xml:space="preserve"> pe partea de server care sa extraga doar datele din </w:t>
+      </w:r>
+      <w:r>
+        <w:rPr>
+          <w:rFonts w:ascii="Times New Roman" w:hAnsi="Times New Roman"/>
+          <w:b/>
+          <w:bCs/>
+          <w:sz w:val="28"/>
+          <w:szCs w:val="28"/>
+        </w:rPr>
+        <w:t>json</w:t>
+      </w:r>
+      <w:r>
+        <w:rPr>
+          <w:rFonts w:ascii="Times New Roman" w:hAnsi="Times New Roman"/>
+          <w:b w:val="false"/>
+          <w:bCs w:val="false"/>
+          <w:sz w:val="28"/>
+          <w:szCs w:val="28"/>
+        </w:rPr>
+        <w:t xml:space="preserve"> pentru completarea structurilor interne referitoare la informatiile statiilor.</w:t>
+      </w:r>
+      <w:r>
+        <w:br w:type="page"/>
+      </w:r>
+    </w:p>
+    <w:p>
+      <w:pPr>
+        <w:pStyle w:val="Heading2"/>
+        <w:rPr>
+          <w:b/>
+          <w:b/>
+          <w:bCs/>
+        </w:rPr>
+      </w:pPr>
+      <w:bookmarkStart w:id="19" w:name="__RefHeading___Toc687_947350380"/>
+      <w:bookmarkEnd w:id="19"/>
+      <w:r>
+        <w:rPr>
+          <w:b/>
+          <w:bCs/>
+        </w:rPr>
+        <w:tab/>
+      </w:r>
+      <w:r>
+        <w:rPr>
+          <w:rFonts w:ascii="Times New Roman" w:hAnsi="Times New Roman"/>
+          <w:b/>
+          <w:bCs/>
+          <w:sz w:val="34"/>
+          <w:szCs w:val="34"/>
+        </w:rPr>
+        <w:t>3.</w:t>
+      </w:r>
+      <w:r>
+        <w:rPr>
+          <w:rFonts w:ascii="Times New Roman" w:hAnsi="Times New Roman"/>
+          <w:b/>
+          <w:bCs/>
+          <w:sz w:val="34"/>
+          <w:szCs w:val="34"/>
+        </w:rPr>
+        <w:t>3 Executie de comenzi de la distanta</w:t>
+      </w:r>
+    </w:p>
+    <w:p>
+      <w:pPr>
+        <w:pStyle w:val="Normal"/>
+        <w:rPr>
+          <w:b/>
+          <w:b/>
+          <w:bCs/>
+        </w:rPr>
+      </w:pPr>
+      <w:r>
+        <w:rPr>
+          <w:b/>
+          <w:bCs/>
+        </w:rPr>
+      </w:r>
+    </w:p>
+    <w:p>
+      <w:pPr>
+        <w:pStyle w:val="Normal"/>
+        <w:rPr>
+          <w:rFonts w:ascii="Times New Roman" w:hAnsi="Times New Roman"/>
+          <w:b/>
+          <w:b/>
+          <w:bCs/>
+          <w:sz w:val="28"/>
+          <w:szCs w:val="28"/>
+        </w:rPr>
+      </w:pPr>
+      <w:r>
+        <w:rPr>
+          <w:rFonts w:ascii="Times New Roman" w:hAnsi="Times New Roman"/>
+          <w:b/>
+          <w:bCs/>
+          <w:sz w:val="28"/>
+          <w:szCs w:val="28"/>
+        </w:rPr>
+        <w:tab/>
+      </w:r>
+      <w:r>
+        <w:rPr>
+          <w:rFonts w:ascii="Times New Roman" w:hAnsi="Times New Roman"/>
+          <w:b/>
+          <w:bCs/>
+          <w:sz w:val="28"/>
+          <w:szCs w:val="28"/>
+        </w:rPr>
+        <w:t>Functionalitatea</w:t>
+      </w:r>
+      <w:r>
+        <w:rPr>
+          <w:rFonts w:ascii="Times New Roman" w:hAnsi="Times New Roman"/>
+          <w:b w:val="false"/>
+          <w:bCs w:val="false"/>
+          <w:sz w:val="28"/>
+          <w:szCs w:val="28"/>
+        </w:rPr>
+        <w:t xml:space="preserve"> de executie a comenzilor de la distanta este asigurata in urmatoarea maniera:</w:t>
+      </w:r>
+    </w:p>
+    <w:p>
+      <w:pPr>
+        <w:pStyle w:val="Normal"/>
+        <w:numPr>
+          <w:ilvl w:val="0"/>
+          <w:numId w:val="6"/>
+        </w:numPr>
+        <w:rPr>
+          <w:rFonts w:ascii="Times New Roman" w:hAnsi="Times New Roman"/>
+          <w:b/>
+          <w:b/>
+          <w:bCs/>
+          <w:sz w:val="28"/>
+          <w:szCs w:val="28"/>
+        </w:rPr>
+      </w:pPr>
+      <w:r>
+        <w:rPr>
+          <w:rFonts w:ascii="Times New Roman" w:hAnsi="Times New Roman"/>
+          <w:b w:val="false"/>
+          <w:bCs w:val="false"/>
+          <w:sz w:val="28"/>
+          <w:szCs w:val="28"/>
+        </w:rPr>
+        <w:tab/>
+      </w:r>
+      <w:r>
+        <w:rPr>
+          <w:rFonts w:ascii="Times New Roman" w:hAnsi="Times New Roman"/>
+          <w:b/>
+          <w:bCs/>
+          <w:sz w:val="28"/>
+          <w:szCs w:val="28"/>
+        </w:rPr>
+        <w:t xml:space="preserve">executia </w:t>
+      </w:r>
+      <w:r>
+        <w:rPr>
+          <w:rFonts w:ascii="Times New Roman" w:hAnsi="Times New Roman"/>
+          <w:b w:val="false"/>
+          <w:bCs w:val="false"/>
+          <w:sz w:val="28"/>
+          <w:szCs w:val="28"/>
+        </w:rPr>
+        <w:t xml:space="preserve">unei comenzi cunoscute de catre statia client este asigurata prin apelul </w:t>
+      </w:r>
+      <w:r>
+        <w:rPr>
+          <w:rFonts w:ascii="Times New Roman" w:hAnsi="Times New Roman"/>
+          <w:b/>
+          <w:bCs/>
+          <w:sz w:val="28"/>
+          <w:szCs w:val="28"/>
+        </w:rPr>
+        <w:t>fork</w:t>
+      </w:r>
+      <w:r>
+        <w:rPr>
+          <w:rFonts w:ascii="Times New Roman" w:hAnsi="Times New Roman"/>
+          <w:b w:val="false"/>
+          <w:bCs w:val="false"/>
+          <w:sz w:val="28"/>
+          <w:szCs w:val="28"/>
+        </w:rPr>
+        <w:t xml:space="preserve">, validiatatea unei comenzi fiind realizata in functie de output-ul clientului, astfel, in cazul unei comenzi care </w:t>
+      </w:r>
+      <w:r>
+        <w:rPr>
+          <w:rFonts w:ascii="Times New Roman" w:hAnsi="Times New Roman"/>
+          <w:b/>
+          <w:bCs/>
+          <w:sz w:val="28"/>
+          <w:szCs w:val="28"/>
+        </w:rPr>
+        <w:t>nu</w:t>
+      </w:r>
+      <w:r>
+        <w:rPr>
+          <w:rFonts w:ascii="Times New Roman" w:hAnsi="Times New Roman"/>
+          <w:b w:val="false"/>
+          <w:bCs w:val="false"/>
+          <w:sz w:val="28"/>
+          <w:szCs w:val="28"/>
+        </w:rPr>
+        <w:t xml:space="preserve"> este cunoscuta, server-ul va fi instiintat de catre client</w:t>
+      </w:r>
+    </w:p>
+    <w:p>
+      <w:pPr>
+        <w:pStyle w:val="Normal"/>
+        <w:numPr>
+          <w:ilvl w:val="0"/>
+          <w:numId w:val="6"/>
+        </w:numPr>
+        <w:rPr>
+          <w:rFonts w:ascii="Times New Roman" w:hAnsi="Times New Roman"/>
+          <w:b/>
+          <w:b/>
+          <w:bCs/>
+          <w:sz w:val="28"/>
+          <w:szCs w:val="28"/>
+        </w:rPr>
+      </w:pPr>
+      <w:r>
+        <w:rPr>
+          <w:rFonts w:ascii="Times New Roman" w:hAnsi="Times New Roman"/>
+          <w:b w:val="false"/>
+          <w:bCs w:val="false"/>
+          <w:sz w:val="28"/>
+          <w:szCs w:val="28"/>
+        </w:rPr>
+        <w:tab/>
+      </w:r>
+      <w:r>
+        <w:rPr>
+          <w:rFonts w:ascii="Times New Roman" w:hAnsi="Times New Roman"/>
+          <w:b/>
+          <w:bCs/>
+          <w:sz w:val="28"/>
+          <w:szCs w:val="28"/>
+        </w:rPr>
+        <w:t xml:space="preserve">executia </w:t>
+      </w:r>
+      <w:r>
+        <w:rPr>
+          <w:rFonts w:ascii="Times New Roman" w:hAnsi="Times New Roman"/>
+          <w:b w:val="false"/>
+          <w:bCs w:val="false"/>
+          <w:sz w:val="28"/>
+          <w:szCs w:val="28"/>
+        </w:rPr>
+        <w:t xml:space="preserve">pe mai multe statii este asigurata de handler-ul de terminal, care da 2 posibilitati in acest sens: selectarea </w:t>
+      </w:r>
+      <w:r>
+        <w:rPr>
+          <w:rFonts w:ascii="Times New Roman" w:hAnsi="Times New Roman"/>
+          <w:b/>
+          <w:bCs/>
+          <w:sz w:val="28"/>
+          <w:szCs w:val="28"/>
+        </w:rPr>
+        <w:t xml:space="preserve">anumitor </w:t>
+      </w:r>
+      <w:r>
+        <w:rPr>
+          <w:rFonts w:ascii="Times New Roman" w:hAnsi="Times New Roman"/>
+          <w:b w:val="false"/>
+          <w:bCs w:val="false"/>
+          <w:sz w:val="28"/>
+          <w:szCs w:val="28"/>
+        </w:rPr>
+        <w:t xml:space="preserve">statii care sa executa comanda, sau selectarea unui </w:t>
+      </w:r>
+      <w:r>
+        <w:rPr>
+          <w:rFonts w:ascii="Times New Roman" w:hAnsi="Times New Roman"/>
+          <w:b/>
+          <w:bCs/>
+          <w:sz w:val="28"/>
+          <w:szCs w:val="28"/>
+        </w:rPr>
+        <w:t>range</w:t>
+      </w:r>
+      <w:r>
+        <w:rPr>
+          <w:rFonts w:ascii="Times New Roman" w:hAnsi="Times New Roman"/>
+          <w:b w:val="false"/>
+          <w:bCs w:val="false"/>
+          <w:sz w:val="28"/>
+          <w:szCs w:val="28"/>
+        </w:rPr>
+        <w:t xml:space="preserve"> de clienti care sa execute comanda respectiva.</w:t>
+      </w:r>
+    </w:p>
+    <w:p>
+      <w:pPr>
+        <w:pStyle w:val="Normal"/>
+        <w:numPr>
+          <w:ilvl w:val="0"/>
+          <w:numId w:val="0"/>
+        </w:numPr>
+        <w:ind w:left="720" w:hanging="0"/>
+        <w:rPr>
+          <w:rFonts w:ascii="Times New Roman" w:hAnsi="Times New Roman"/>
+          <w:b w:val="false"/>
+          <w:b w:val="false"/>
+          <w:bCs w:val="false"/>
+          <w:sz w:val="28"/>
+          <w:szCs w:val="28"/>
+        </w:rPr>
+      </w:pPr>
+      <w:r>
+        <w:rPr>
+          <w:rFonts w:ascii="Times New Roman" w:hAnsi="Times New Roman"/>
+          <w:b w:val="false"/>
+          <w:bCs w:val="false"/>
+          <w:sz w:val="28"/>
+          <w:szCs w:val="28"/>
+        </w:rPr>
+      </w:r>
+    </w:p>
+    <w:p>
+      <w:pPr>
+        <w:pStyle w:val="Normal"/>
+        <w:rPr>
+          <w:rFonts w:ascii="Times New Roman" w:hAnsi="Times New Roman"/>
+          <w:b/>
+          <w:b/>
+          <w:bCs/>
+          <w:sz w:val="28"/>
+          <w:szCs w:val="28"/>
+        </w:rPr>
+      </w:pPr>
+      <w:r>
+        <w:rPr>
+          <w:rFonts w:ascii="Times New Roman" w:hAnsi="Times New Roman"/>
+          <w:b w:val="false"/>
+          <w:bCs w:val="false"/>
+          <w:sz w:val="28"/>
+          <w:szCs w:val="28"/>
+        </w:rPr>
+        <w:tab/>
+      </w:r>
+      <w:r>
+        <w:rPr>
+          <w:rFonts w:ascii="Times New Roman" w:hAnsi="Times New Roman"/>
+          <w:b/>
+          <w:bCs/>
+          <w:sz w:val="28"/>
+          <w:szCs w:val="28"/>
+        </w:rPr>
+        <w:t xml:space="preserve">Comunicarea </w:t>
+      </w:r>
+      <w:r>
+        <w:rPr>
+          <w:rFonts w:ascii="Times New Roman" w:hAnsi="Times New Roman"/>
+          <w:b w:val="false"/>
+          <w:bCs w:val="false"/>
+          <w:sz w:val="28"/>
+          <w:szCs w:val="28"/>
+        </w:rPr>
+        <w:t xml:space="preserve">intre procesul nou creat pentru executia comenzii si a celui parinte care a pornit in executie procesul este realizata prin intermediul unui </w:t>
+      </w:r>
+      <w:r>
+        <w:rPr>
+          <w:rFonts w:ascii="Times New Roman" w:hAnsi="Times New Roman"/>
+          <w:b/>
+          <w:bCs/>
+          <w:sz w:val="28"/>
+          <w:szCs w:val="28"/>
+        </w:rPr>
+        <w:t>pipe</w:t>
+      </w:r>
+      <w:r>
+        <w:rPr>
+          <w:rFonts w:ascii="Times New Roman" w:hAnsi="Times New Roman"/>
+          <w:b w:val="false"/>
+          <w:bCs w:val="false"/>
+          <w:sz w:val="28"/>
+          <w:szCs w:val="28"/>
+        </w:rPr>
+        <w:t xml:space="preserve"> fara nume, care a fost creat anterior de catre parinte prin apelul </w:t>
+      </w:r>
+      <w:r>
+        <w:rPr>
+          <w:rFonts w:ascii="Times New Roman" w:hAnsi="Times New Roman"/>
+          <w:b/>
+          <w:bCs/>
+          <w:sz w:val="28"/>
+          <w:szCs w:val="28"/>
+        </w:rPr>
+        <w:t>pipe</w:t>
+      </w:r>
+      <w:r>
+        <w:rPr>
+          <w:rFonts w:ascii="Times New Roman" w:hAnsi="Times New Roman"/>
+          <w:b w:val="false"/>
+          <w:bCs w:val="false"/>
+          <w:sz w:val="28"/>
+          <w:szCs w:val="28"/>
+        </w:rPr>
+        <w:t xml:space="preserve">. </w:t>
+      </w:r>
+    </w:p>
+    <w:p>
+      <w:pPr>
+        <w:pStyle w:val="Normal"/>
+        <w:rPr>
+          <w:rFonts w:ascii="Times New Roman" w:hAnsi="Times New Roman"/>
+          <w:b w:val="false"/>
+          <w:b w:val="false"/>
+          <w:bCs w:val="false"/>
+          <w:sz w:val="28"/>
+          <w:szCs w:val="28"/>
+        </w:rPr>
+      </w:pPr>
+      <w:r>
+        <w:rPr>
+          <w:rFonts w:ascii="Times New Roman" w:hAnsi="Times New Roman"/>
+          <w:b w:val="false"/>
+          <w:bCs w:val="false"/>
+          <w:sz w:val="28"/>
+          <w:szCs w:val="28"/>
+        </w:rPr>
+      </w:r>
+    </w:p>
+    <w:p>
+      <w:pPr>
+        <w:pStyle w:val="Normal"/>
+        <w:rPr>
+          <w:rFonts w:ascii="Times New Roman" w:hAnsi="Times New Roman"/>
+          <w:b/>
+          <w:b/>
+          <w:bCs/>
+          <w:sz w:val="28"/>
+          <w:szCs w:val="28"/>
+        </w:rPr>
+      </w:pPr>
+      <w:r>
+        <w:rPr>
+          <w:rFonts w:ascii="Times New Roman" w:hAnsi="Times New Roman"/>
+          <w:b w:val="false"/>
+          <w:bCs w:val="false"/>
+          <w:sz w:val="28"/>
+          <w:szCs w:val="28"/>
+        </w:rPr>
+        <w:tab/>
+      </w:r>
+      <w:r>
+        <w:rPr>
+          <w:rFonts w:ascii="Times New Roman" w:hAnsi="Times New Roman"/>
+          <w:b/>
+          <w:bCs/>
+          <w:sz w:val="28"/>
+          <w:szCs w:val="28"/>
+        </w:rPr>
+        <w:t xml:space="preserve">Tratarea </w:t>
+      </w:r>
+      <w:r>
+        <w:rPr>
+          <w:rFonts w:ascii="Times New Roman" w:hAnsi="Times New Roman"/>
+          <w:b w:val="false"/>
+          <w:bCs w:val="false"/>
+          <w:sz w:val="28"/>
+          <w:szCs w:val="28"/>
+        </w:rPr>
+        <w:t xml:space="preserve">cazurilor in care unul dintre apelurile necesare realizarii fluxului de executie a unei comenzi este asigurat de </w:t>
+      </w:r>
+      <w:r>
+        <w:rPr>
+          <w:rFonts w:ascii="Times New Roman" w:hAnsi="Times New Roman"/>
+          <w:b/>
+          <w:bCs/>
+          <w:sz w:val="28"/>
+          <w:szCs w:val="28"/>
+        </w:rPr>
+        <w:t>verificari</w:t>
+      </w:r>
+      <w:r>
+        <w:rPr>
+          <w:rFonts w:cs="Times New Roman" w:ascii="Times New Roman" w:hAnsi="Times New Roman"/>
+          <w:b w:val="false"/>
+          <w:bCs w:val="false"/>
+          <w:color w:val="111111"/>
+          <w:sz w:val="28"/>
+          <w:szCs w:val="28"/>
+          <w:lang w:val="ro-RO"/>
+        </w:rPr>
+        <w:t xml:space="preserve"> preliminare execuției, fiecare proces astfel realizeaza un proces de </w:t>
+      </w:r>
+      <w:r>
+        <w:rPr>
+          <w:rFonts w:cs="Times New Roman" w:ascii="Times New Roman" w:hAnsi="Times New Roman"/>
+          <w:b/>
+          <w:bCs/>
+          <w:color w:val="111111"/>
+          <w:sz w:val="28"/>
+          <w:szCs w:val="28"/>
+          <w:lang w:val="ro-RO"/>
+        </w:rPr>
+        <w:t>redirectare a standard output</w:t>
+      </w:r>
+      <w:r>
+        <w:rPr>
+          <w:rFonts w:cs="Times New Roman" w:ascii="Times New Roman" w:hAnsi="Times New Roman"/>
+          <w:b w:val="false"/>
+          <w:bCs w:val="false"/>
+          <w:color w:val="111111"/>
+          <w:sz w:val="28"/>
+          <w:szCs w:val="28"/>
+          <w:lang w:val="ro-RO"/>
+        </w:rPr>
+        <w:t xml:space="preserve"> pentru ca procesul părinte sa aibă acces la rezultatul comenzii.</w:t>
+      </w:r>
+    </w:p>
+    <w:p>
+      <w:pPr>
+        <w:pStyle w:val="Normal"/>
+        <w:rPr>
+          <w:rFonts w:ascii="Times New Roman" w:hAnsi="Times New Roman" w:cs="Times New Roman"/>
+          <w:b w:val="false"/>
+          <w:b w:val="false"/>
+          <w:bCs w:val="false"/>
+          <w:color w:val="111111"/>
+          <w:sz w:val="28"/>
+          <w:szCs w:val="28"/>
+          <w:lang w:val="ro-RO"/>
+        </w:rPr>
+      </w:pPr>
+      <w:r>
+        <w:rPr>
+          <w:rFonts w:cs="Times New Roman" w:ascii="Times New Roman" w:hAnsi="Times New Roman"/>
+          <w:b w:val="false"/>
+          <w:bCs w:val="false"/>
+          <w:color w:val="111111"/>
+          <w:sz w:val="28"/>
+          <w:szCs w:val="28"/>
+          <w:lang w:val="ro-RO"/>
+        </w:rPr>
+      </w:r>
+    </w:p>
+    <w:p>
+      <w:pPr>
+        <w:pStyle w:val="Normal"/>
+        <w:rPr>
+          <w:rFonts w:ascii="Times New Roman" w:hAnsi="Times New Roman"/>
+          <w:b/>
+          <w:b/>
+          <w:bCs/>
+          <w:sz w:val="28"/>
+          <w:szCs w:val="28"/>
+        </w:rPr>
+      </w:pPr>
+      <w:r>
+        <w:rPr>
+          <w:rFonts w:cs="Times New Roman" w:ascii="Times New Roman" w:hAnsi="Times New Roman"/>
+          <w:b w:val="false"/>
+          <w:bCs w:val="false"/>
+          <w:color w:val="111111"/>
+          <w:sz w:val="28"/>
+          <w:szCs w:val="28"/>
+          <w:lang w:val="ro-RO"/>
+        </w:rPr>
+        <w:tab/>
+      </w:r>
+      <w:r>
+        <w:rPr>
+          <w:rFonts w:cs="Times New Roman" w:ascii="Times New Roman" w:hAnsi="Times New Roman"/>
+          <w:b/>
+          <w:bCs/>
+          <w:color w:val="111111"/>
+          <w:sz w:val="28"/>
+          <w:szCs w:val="28"/>
+          <w:lang w:val="ro-RO"/>
+        </w:rPr>
+        <w:t>O implementare viitoare</w:t>
+      </w:r>
+      <w:r>
+        <w:rPr>
+          <w:rFonts w:cs="Times New Roman" w:ascii="Times New Roman" w:hAnsi="Times New Roman"/>
+          <w:b w:val="false"/>
+          <w:bCs w:val="false"/>
+          <w:color w:val="111111"/>
+          <w:sz w:val="28"/>
+          <w:szCs w:val="28"/>
+          <w:lang w:val="ro-RO"/>
+        </w:rPr>
+        <w:t xml:space="preserve"> ar presupune realizarea unui </w:t>
+      </w:r>
+      <w:r>
+        <w:rPr>
+          <w:rFonts w:cs="Times New Roman" w:ascii="Times New Roman" w:hAnsi="Times New Roman"/>
+          <w:b/>
+          <w:bCs/>
+          <w:color w:val="111111"/>
+          <w:sz w:val="28"/>
+          <w:szCs w:val="28"/>
+          <w:lang w:val="ro-RO"/>
+        </w:rPr>
+        <w:t>blacklist</w:t>
+      </w:r>
+      <w:r>
+        <w:rPr>
+          <w:rFonts w:cs="Times New Roman" w:ascii="Times New Roman" w:hAnsi="Times New Roman"/>
+          <w:b w:val="false"/>
+          <w:bCs w:val="false"/>
+          <w:color w:val="111111"/>
+          <w:sz w:val="28"/>
+          <w:szCs w:val="28"/>
+          <w:lang w:val="ro-RO"/>
+        </w:rPr>
+        <w:t xml:space="preserve"> de comenzi care nu pot fi efectuate din cauza naturii lor incompatibile cu redirectarea </w:t>
+      </w:r>
+      <w:r>
+        <w:rPr>
+          <w:rFonts w:cs="Times New Roman" w:ascii="Times New Roman" w:hAnsi="Times New Roman"/>
+          <w:b/>
+          <w:bCs/>
+          <w:color w:val="111111"/>
+          <w:sz w:val="28"/>
+          <w:szCs w:val="28"/>
+          <w:lang w:val="ro-RO"/>
+        </w:rPr>
+        <w:t>standard output</w:t>
+      </w:r>
+      <w:r>
+        <w:rPr>
+          <w:rFonts w:cs="Times New Roman" w:ascii="Times New Roman" w:hAnsi="Times New Roman"/>
+          <w:b w:val="false"/>
+          <w:bCs w:val="false"/>
+          <w:color w:val="111111"/>
+          <w:sz w:val="28"/>
+          <w:szCs w:val="28"/>
+          <w:lang w:val="ro-RO"/>
+        </w:rPr>
+        <w:t>, cum ar fi comenziile care în fluxul lor de execuție închid acest descriptor de fisier.</w:t>
+      </w:r>
+      <w:r>
+        <w:br w:type="page"/>
+      </w:r>
+    </w:p>
+    <w:p>
+      <w:pPr>
+        <w:pStyle w:val="Heading2"/>
+        <w:rPr>
+          <w:rFonts w:ascii="Times New Roman" w:hAnsi="Times New Roman"/>
+          <w:b/>
+          <w:b/>
+          <w:bCs/>
+          <w:sz w:val="34"/>
+          <w:szCs w:val="34"/>
+        </w:rPr>
+      </w:pPr>
+      <w:bookmarkStart w:id="20" w:name="__RefHeading___Toc689_947350380"/>
+      <w:bookmarkEnd w:id="20"/>
+      <w:r>
+        <w:rPr>
+          <w:rFonts w:cs="Times New Roman" w:ascii="Times New Roman" w:hAnsi="Times New Roman"/>
+          <w:b/>
+          <w:bCs/>
+          <w:color w:val="111111"/>
+          <w:sz w:val="34"/>
+          <w:szCs w:val="34"/>
+          <w:lang w:val="ro-RO"/>
+        </w:rPr>
+        <w:tab/>
+        <w:t>3.</w:t>
+      </w:r>
+      <w:r>
+        <w:rPr>
+          <w:rFonts w:cs="Times New Roman" w:ascii="Times New Roman" w:hAnsi="Times New Roman"/>
+          <w:b/>
+          <w:bCs/>
+          <w:color w:val="111111"/>
+          <w:sz w:val="34"/>
+          <w:szCs w:val="34"/>
+          <w:lang w:val="ro-RO"/>
+        </w:rPr>
+        <w:t>4 Mecanisme de logging</w:t>
+      </w:r>
+    </w:p>
+    <w:p>
+      <w:pPr>
+        <w:pStyle w:val="Normal"/>
+        <w:rPr>
+          <w:rFonts w:ascii="Times New Roman" w:hAnsi="Times New Roman" w:cs="Times New Roman"/>
+          <w:color w:val="111111"/>
+          <w:sz w:val="28"/>
+          <w:szCs w:val="28"/>
+          <w:lang w:val="ro-RO"/>
+        </w:rPr>
+      </w:pPr>
+      <w:r>
+        <w:rPr>
+          <w:b/>
+          <w:bCs/>
+        </w:rPr>
+      </w:r>
+    </w:p>
+    <w:p>
+      <w:pPr>
+        <w:pStyle w:val="Normal"/>
+        <w:jc w:val="both"/>
+        <w:rPr>
+          <w:b/>
+          <w:b/>
+          <w:bCs/>
+        </w:rPr>
+      </w:pPr>
+      <w:r>
+        <w:rPr>
+          <w:rFonts w:cs="Times New Roman" w:ascii="Times New Roman" w:hAnsi="Times New Roman"/>
+          <w:b/>
+          <w:bCs/>
+          <w:color w:val="111111"/>
+          <w:sz w:val="28"/>
+          <w:szCs w:val="28"/>
+          <w:lang w:val="ro-RO"/>
+        </w:rPr>
+        <w:tab/>
+      </w:r>
+      <w:r>
+        <w:rPr>
+          <w:rFonts w:cs="Times New Roman" w:ascii="Times New Roman" w:hAnsi="Times New Roman"/>
+          <w:b/>
+          <w:bCs/>
+          <w:color w:val="111111"/>
+          <w:sz w:val="28"/>
+          <w:szCs w:val="28"/>
+          <w:lang w:val="ro-RO"/>
+        </w:rPr>
+        <w:t xml:space="preserve">Problema </w:t>
+      </w:r>
+      <w:r>
+        <w:rPr>
+          <w:rFonts w:cs="Times New Roman" w:ascii="Times New Roman" w:hAnsi="Times New Roman"/>
+          <w:b w:val="false"/>
+          <w:bCs w:val="false"/>
+          <w:color w:val="111111"/>
+          <w:sz w:val="28"/>
+          <w:szCs w:val="28"/>
+          <w:lang w:val="ro-RO"/>
+        </w:rPr>
+        <w:t>existenței unui mecanism facil de vizualizare a operatiunilor realizate ulterior este făcută în următoarea maniera:</w:t>
+      </w:r>
+    </w:p>
+    <w:p>
+      <w:pPr>
+        <w:pStyle w:val="Normal"/>
+        <w:numPr>
+          <w:ilvl w:val="0"/>
+          <w:numId w:val="7"/>
+        </w:numPr>
+        <w:jc w:val="both"/>
+        <w:rPr>
+          <w:b/>
+          <w:b/>
+          <w:bCs/>
+        </w:rPr>
+      </w:pPr>
+      <w:r>
+        <w:rPr>
+          <w:rFonts w:cs="Times New Roman" w:ascii="Times New Roman" w:hAnsi="Times New Roman"/>
+          <w:b w:val="false"/>
+          <w:bCs w:val="false"/>
+          <w:color w:val="111111"/>
+          <w:sz w:val="28"/>
+          <w:szCs w:val="28"/>
+          <w:lang w:val="ro-RO"/>
+        </w:rPr>
+        <w:tab/>
+      </w:r>
+      <w:r>
+        <w:rPr>
+          <w:rFonts w:cs="Times New Roman" w:ascii="Times New Roman" w:hAnsi="Times New Roman"/>
+          <w:b/>
+          <w:bCs/>
+          <w:color w:val="111111"/>
+          <w:sz w:val="28"/>
+          <w:szCs w:val="28"/>
+          <w:lang w:val="ro-RO"/>
+        </w:rPr>
+        <w:t>existența</w:t>
+      </w:r>
+      <w:r>
+        <w:rPr>
+          <w:rFonts w:cs="Times New Roman" w:ascii="Times New Roman" w:hAnsi="Times New Roman"/>
+          <w:b w:val="false"/>
+          <w:bCs w:val="false"/>
+          <w:color w:val="111111"/>
+          <w:sz w:val="28"/>
+          <w:szCs w:val="28"/>
+          <w:lang w:val="ro-RO"/>
+        </w:rPr>
+        <w:t xml:space="preserve"> unui folder de </w:t>
+      </w:r>
+      <w:r>
+        <w:rPr>
+          <w:rFonts w:cs="Times New Roman" w:ascii="Times New Roman" w:hAnsi="Times New Roman"/>
+          <w:b/>
+          <w:bCs/>
+          <w:color w:val="111111"/>
+          <w:sz w:val="28"/>
+          <w:szCs w:val="28"/>
+          <w:lang w:val="ro-RO"/>
+        </w:rPr>
+        <w:t xml:space="preserve">log </w:t>
+      </w:r>
+      <w:r>
+        <w:rPr>
+          <w:rFonts w:cs="Times New Roman" w:ascii="Times New Roman" w:hAnsi="Times New Roman"/>
+          <w:b w:val="false"/>
+          <w:bCs w:val="false"/>
+          <w:color w:val="111111"/>
+          <w:sz w:val="28"/>
+          <w:szCs w:val="28"/>
+          <w:lang w:val="ro-RO"/>
+        </w:rPr>
+        <w:t>pe partea de server, folder în care se afla câte un fisier corespunzător fiecarui client care s-a conectat măcar o data la server, toate răspunsurile de la client fiind notate în acest fisier, alături de data și ora notarii.</w:t>
+      </w:r>
+    </w:p>
+    <w:p>
+      <w:pPr>
+        <w:pStyle w:val="Normal"/>
+        <w:numPr>
+          <w:ilvl w:val="0"/>
+          <w:numId w:val="7"/>
+        </w:numPr>
+        <w:jc w:val="both"/>
+        <w:rPr>
+          <w:b/>
+          <w:b/>
+          <w:bCs/>
+        </w:rPr>
+      </w:pPr>
+      <w:r>
+        <w:rPr>
+          <w:rFonts w:cs="Times New Roman" w:ascii="Times New Roman" w:hAnsi="Times New Roman"/>
+          <w:b w:val="false"/>
+          <w:bCs w:val="false"/>
+          <w:color w:val="111111"/>
+          <w:sz w:val="28"/>
+          <w:szCs w:val="28"/>
+          <w:lang w:val="ro-RO"/>
+        </w:rPr>
+        <w:tab/>
+      </w:r>
+      <w:r>
+        <w:rPr>
+          <w:rFonts w:cs="Times New Roman" w:ascii="Times New Roman" w:hAnsi="Times New Roman"/>
+          <w:b/>
+          <w:bCs/>
+          <w:color w:val="111111"/>
+          <w:sz w:val="28"/>
+          <w:szCs w:val="28"/>
+          <w:lang w:val="ro-RO"/>
+        </w:rPr>
+        <w:t xml:space="preserve">existența </w:t>
+      </w:r>
+      <w:r>
+        <w:rPr>
+          <w:rFonts w:cs="Times New Roman" w:ascii="Times New Roman" w:hAnsi="Times New Roman"/>
+          <w:b w:val="false"/>
+          <w:bCs w:val="false"/>
+          <w:color w:val="111111"/>
+          <w:sz w:val="28"/>
+          <w:szCs w:val="28"/>
+          <w:lang w:val="ro-RO"/>
+        </w:rPr>
+        <w:t xml:space="preserve">unui fisier de </w:t>
+      </w:r>
+      <w:r>
+        <w:rPr>
+          <w:rFonts w:cs="Times New Roman" w:ascii="Times New Roman" w:hAnsi="Times New Roman"/>
+          <w:b/>
+          <w:bCs/>
+          <w:color w:val="111111"/>
+          <w:sz w:val="28"/>
+          <w:szCs w:val="28"/>
+          <w:lang w:val="ro-RO"/>
+        </w:rPr>
+        <w:t>log</w:t>
+      </w:r>
+      <w:r>
+        <w:rPr>
+          <w:rFonts w:cs="Times New Roman" w:ascii="Times New Roman" w:hAnsi="Times New Roman"/>
+          <w:b w:val="false"/>
+          <w:bCs w:val="false"/>
+          <w:color w:val="111111"/>
+          <w:sz w:val="28"/>
+          <w:szCs w:val="28"/>
+          <w:lang w:val="ro-RO"/>
+        </w:rPr>
+        <w:t xml:space="preserve"> pe partea de client, fisier în care se afla fiecare comanda primita de către server, alături de data și ora.</w:t>
+      </w:r>
+    </w:p>
+    <w:p>
+      <w:pPr>
+        <w:pStyle w:val="Normal"/>
+        <w:jc w:val="both"/>
+        <w:rPr>
+          <w:rFonts w:ascii="Times New Roman" w:hAnsi="Times New Roman" w:cs="Times New Roman"/>
+          <w:b w:val="false"/>
+          <w:b w:val="false"/>
+          <w:bCs w:val="false"/>
+          <w:color w:val="111111"/>
+          <w:sz w:val="28"/>
+          <w:szCs w:val="28"/>
+          <w:lang w:val="ro-RO"/>
+        </w:rPr>
+      </w:pPr>
+      <w:r>
+        <w:rPr>
+          <w:b/>
+          <w:bCs/>
+        </w:rPr>
+      </w:r>
+    </w:p>
+    <w:p>
+      <w:pPr>
+        <w:pStyle w:val="Normal"/>
+        <w:jc w:val="both"/>
+        <w:rPr>
+          <w:b/>
+          <w:b/>
+          <w:bCs/>
+        </w:rPr>
+      </w:pPr>
+      <w:r>
+        <w:rPr>
+          <w:rFonts w:cs="Times New Roman" w:ascii="Times New Roman" w:hAnsi="Times New Roman"/>
+          <w:b w:val="false"/>
+          <w:bCs w:val="false"/>
+          <w:color w:val="111111"/>
+          <w:sz w:val="28"/>
+          <w:szCs w:val="28"/>
+          <w:lang w:val="ro-RO"/>
+        </w:rPr>
+        <w:tab/>
+      </w:r>
+      <w:r>
+        <w:rPr>
+          <w:rFonts w:cs="Times New Roman" w:ascii="Times New Roman" w:hAnsi="Times New Roman"/>
+          <w:b/>
+          <w:bCs/>
+          <w:color w:val="111111"/>
+          <w:sz w:val="28"/>
+          <w:szCs w:val="28"/>
+          <w:lang w:val="ro-RO"/>
+        </w:rPr>
+        <w:t xml:space="preserve">Mecanismul de logging </w:t>
+      </w:r>
+      <w:r>
+        <w:rPr>
+          <w:rFonts w:cs="Times New Roman" w:ascii="Times New Roman" w:hAnsi="Times New Roman"/>
+          <w:b w:val="false"/>
+          <w:bCs w:val="false"/>
+          <w:color w:val="111111"/>
+          <w:sz w:val="28"/>
+          <w:szCs w:val="28"/>
+          <w:lang w:val="ro-RO"/>
+        </w:rPr>
+        <w:t>se realizeaza cu ajutorul unui layer auxiliar de abstractizare pe lângă cele existente, anume o funcție care ia ca parametru doar mesajul care urmează să fie notat, structurarea și adaugarea momentului de timp fiind făcută automat.</w:t>
+      </w:r>
+    </w:p>
+    <w:p>
+      <w:pPr>
+        <w:pStyle w:val="Normal"/>
+        <w:jc w:val="both"/>
+        <w:rPr>
+          <w:rFonts w:ascii="Times New Roman" w:hAnsi="Times New Roman" w:cs="Times New Roman"/>
+          <w:b w:val="false"/>
+          <w:b w:val="false"/>
+          <w:bCs w:val="false"/>
+          <w:color w:val="111111"/>
+          <w:sz w:val="28"/>
+          <w:szCs w:val="28"/>
+          <w:lang w:val="ro-RO"/>
+        </w:rPr>
+      </w:pPr>
+      <w:r>
+        <w:rPr>
+          <w:b/>
+          <w:bCs/>
+        </w:rPr>
+      </w:r>
+    </w:p>
+    <w:p>
+      <w:pPr>
+        <w:pStyle w:val="Normal"/>
+        <w:jc w:val="both"/>
+        <w:rPr>
+          <w:b/>
+          <w:b/>
+          <w:bCs/>
+        </w:rPr>
+      </w:pPr>
+      <w:r>
+        <w:rPr>
+          <w:rFonts w:cs="Times New Roman" w:ascii="Times New Roman" w:hAnsi="Times New Roman"/>
+          <w:b w:val="false"/>
+          <w:bCs w:val="false"/>
+          <w:color w:val="111111"/>
+          <w:sz w:val="28"/>
+          <w:szCs w:val="28"/>
+          <w:lang w:val="ro-RO"/>
+        </w:rPr>
+        <w:tab/>
+        <w:t xml:space="preserve">De asemenea, se folosesc și functiile de biblioteca pentru </w:t>
+      </w:r>
+      <w:r>
+        <w:rPr>
+          <w:rFonts w:cs="Times New Roman" w:ascii="Times New Roman" w:hAnsi="Times New Roman"/>
+          <w:b/>
+          <w:bCs/>
+          <w:color w:val="111111"/>
+          <w:sz w:val="28"/>
+          <w:szCs w:val="28"/>
+          <w:lang w:val="ro-RO"/>
+        </w:rPr>
+        <w:t>logging</w:t>
+      </w:r>
+      <w:r>
+        <w:rPr>
+          <w:rFonts w:cs="Times New Roman" w:ascii="Times New Roman" w:hAnsi="Times New Roman"/>
+          <w:b w:val="false"/>
+          <w:bCs w:val="false"/>
+          <w:color w:val="111111"/>
+          <w:sz w:val="28"/>
+          <w:szCs w:val="28"/>
+          <w:lang w:val="ro-RO"/>
+        </w:rPr>
+        <w:t xml:space="preserve">, cum ar fi </w:t>
+      </w:r>
+      <w:r>
+        <w:rPr>
+          <w:rFonts w:cs="Times New Roman" w:ascii="Times New Roman" w:hAnsi="Times New Roman"/>
+          <w:b/>
+          <w:bCs/>
+          <w:color w:val="111111"/>
+          <w:sz w:val="28"/>
+          <w:szCs w:val="28"/>
+          <w:lang w:val="ro-RO"/>
+        </w:rPr>
+        <w:t>syslog</w:t>
+      </w:r>
+      <w:r>
+        <w:rPr>
+          <w:rFonts w:cs="Times New Roman" w:ascii="Times New Roman" w:hAnsi="Times New Roman"/>
+          <w:b w:val="false"/>
+          <w:bCs w:val="false"/>
+          <w:color w:val="111111"/>
+          <w:sz w:val="28"/>
+          <w:szCs w:val="28"/>
+          <w:lang w:val="ro-RO"/>
+        </w:rPr>
+        <w:t xml:space="preserve">, </w:t>
+      </w:r>
+      <w:r>
+        <w:rPr>
+          <w:rFonts w:cs="Times New Roman" w:ascii="Times New Roman" w:hAnsi="Times New Roman"/>
+          <w:b/>
+          <w:bCs/>
+          <w:color w:val="111111"/>
+          <w:sz w:val="28"/>
+          <w:szCs w:val="28"/>
+          <w:lang w:val="ro-RO"/>
+        </w:rPr>
+        <w:t>perror</w:t>
+      </w:r>
+      <w:r>
+        <w:rPr>
+          <w:rFonts w:cs="Times New Roman" w:ascii="Times New Roman" w:hAnsi="Times New Roman"/>
+          <w:b w:val="false"/>
+          <w:bCs w:val="false"/>
+          <w:color w:val="111111"/>
+          <w:sz w:val="28"/>
+          <w:szCs w:val="28"/>
+          <w:lang w:val="ro-RO"/>
+        </w:rPr>
+        <w:t xml:space="preserve"> și </w:t>
+      </w:r>
+      <w:r>
+        <w:rPr>
+          <w:rFonts w:cs="Times New Roman" w:ascii="Times New Roman" w:hAnsi="Times New Roman"/>
+          <w:b/>
+          <w:bCs/>
+          <w:color w:val="111111"/>
+          <w:sz w:val="28"/>
+          <w:szCs w:val="28"/>
+          <w:lang w:val="ro-RO"/>
+        </w:rPr>
+        <w:t xml:space="preserve">write, </w:t>
+      </w:r>
+      <w:r>
+        <w:rPr>
+          <w:rFonts w:cs="Times New Roman" w:ascii="Times New Roman" w:hAnsi="Times New Roman"/>
+          <w:b w:val="false"/>
+          <w:bCs w:val="false"/>
+          <w:color w:val="111111"/>
+          <w:sz w:val="28"/>
+          <w:szCs w:val="28"/>
+          <w:lang w:val="ro-RO"/>
+        </w:rPr>
+        <w:t>utilizarea acestora fiind axata pe notarea erorilor existente.</w:t>
+      </w:r>
+    </w:p>
+    <w:p>
+      <w:pPr>
+        <w:pStyle w:val="Normal"/>
+        <w:jc w:val="both"/>
+        <w:rPr>
+          <w:rFonts w:ascii="Times New Roman" w:hAnsi="Times New Roman" w:cs="Times New Roman"/>
+          <w:b w:val="false"/>
+          <w:b w:val="false"/>
+          <w:bCs w:val="false"/>
+          <w:color w:val="111111"/>
+          <w:sz w:val="28"/>
+          <w:szCs w:val="28"/>
+          <w:lang w:val="ro-RO"/>
+        </w:rPr>
+      </w:pPr>
+      <w:r>
+        <w:rPr>
+          <w:b/>
+          <w:bCs/>
+        </w:rPr>
+      </w:r>
+    </w:p>
+    <w:p>
+      <w:pPr>
+        <w:pStyle w:val="Normal"/>
+        <w:jc w:val="both"/>
+        <w:rPr>
+          <w:b/>
+          <w:b/>
+          <w:bCs/>
+        </w:rPr>
+      </w:pPr>
+      <w:r>
+        <w:rPr>
+          <w:rFonts w:cs="Times New Roman" w:ascii="Times New Roman" w:hAnsi="Times New Roman"/>
+          <w:b w:val="false"/>
+          <w:bCs w:val="false"/>
+          <w:color w:val="111111"/>
+          <w:sz w:val="28"/>
+          <w:szCs w:val="28"/>
+          <w:lang w:val="ro-RO"/>
+        </w:rPr>
+        <w:tab/>
+      </w:r>
+      <w:r>
+        <w:rPr>
+          <w:rFonts w:cs="Times New Roman" w:ascii="Times New Roman" w:hAnsi="Times New Roman"/>
+          <w:b/>
+          <w:bCs/>
+          <w:color w:val="111111"/>
+          <w:sz w:val="28"/>
+          <w:szCs w:val="28"/>
+          <w:lang w:val="ro-RO"/>
+        </w:rPr>
+        <w:t xml:space="preserve">O implementare viitoare </w:t>
+      </w:r>
+      <w:r>
+        <w:rPr>
+          <w:rFonts w:cs="Times New Roman" w:ascii="Times New Roman" w:hAnsi="Times New Roman"/>
+          <w:b w:val="false"/>
+          <w:bCs w:val="false"/>
+          <w:color w:val="111111"/>
+          <w:sz w:val="28"/>
+          <w:szCs w:val="28"/>
+          <w:lang w:val="ro-RO"/>
+        </w:rPr>
+        <w:t xml:space="preserve">ar fi un mecanism care sa asigure faptul ca procesele de </w:t>
+      </w:r>
+      <w:r>
+        <w:rPr>
+          <w:rFonts w:cs="Times New Roman" w:ascii="Times New Roman" w:hAnsi="Times New Roman"/>
+          <w:b/>
+          <w:bCs/>
+          <w:color w:val="111111"/>
+          <w:sz w:val="28"/>
+          <w:szCs w:val="28"/>
+          <w:lang w:val="ro-RO"/>
+        </w:rPr>
+        <w:t xml:space="preserve">logging </w:t>
+      </w:r>
+      <w:r>
+        <w:rPr>
+          <w:rFonts w:cs="Times New Roman" w:ascii="Times New Roman" w:hAnsi="Times New Roman"/>
+          <w:b w:val="false"/>
+          <w:bCs w:val="false"/>
+          <w:color w:val="111111"/>
+          <w:sz w:val="28"/>
+          <w:szCs w:val="28"/>
+          <w:lang w:val="ro-RO"/>
+        </w:rPr>
+        <w:t xml:space="preserve">vor fi efectuate indiferent de starea procesului care asigura existența clientului, acest lucru putand fi făcut prin </w:t>
+      </w:r>
+      <w:r>
+        <w:rPr>
+          <w:rFonts w:cs="Times New Roman" w:ascii="Times New Roman" w:hAnsi="Times New Roman"/>
+          <w:b/>
+          <w:bCs/>
+          <w:color w:val="111111"/>
+          <w:sz w:val="28"/>
+          <w:szCs w:val="28"/>
+          <w:lang w:val="ro-RO"/>
+        </w:rPr>
+        <w:t>detasarea</w:t>
+      </w:r>
+      <w:r>
+        <w:rPr>
+          <w:rFonts w:cs="Times New Roman" w:ascii="Times New Roman" w:hAnsi="Times New Roman"/>
+          <w:b w:val="false"/>
+          <w:bCs w:val="false"/>
+          <w:color w:val="111111"/>
+          <w:sz w:val="28"/>
+          <w:szCs w:val="28"/>
+          <w:lang w:val="ro-RO"/>
+        </w:rPr>
+        <w:t xml:space="preserve"> logger-ului, fiind un proces separat, realizarea comunicarii intre client și logger putand fi făcută prin memorie partajata.</w:t>
+      </w:r>
+      <w:r>
+        <w:br w:type="page"/>
+      </w:r>
+    </w:p>
+    <w:p>
+      <w:pPr>
+        <w:pStyle w:val="Heading2"/>
+        <w:rPr>
+          <w:rFonts w:ascii="Times New Roman" w:hAnsi="Times New Roman"/>
+          <w:b/>
+          <w:b/>
+          <w:bCs/>
+          <w:sz w:val="34"/>
+          <w:szCs w:val="34"/>
+        </w:rPr>
+      </w:pPr>
+      <w:bookmarkStart w:id="21" w:name="__RefHeading___Toc733_947350380"/>
+      <w:bookmarkEnd w:id="21"/>
+      <w:r>
+        <w:rPr>
+          <w:rFonts w:cs="Times New Roman" w:ascii="Times New Roman" w:hAnsi="Times New Roman"/>
+          <w:b/>
+          <w:bCs/>
+          <w:color w:val="111111"/>
+          <w:sz w:val="34"/>
+          <w:szCs w:val="34"/>
+          <w:lang w:val="ro-RO"/>
+        </w:rPr>
+        <w:tab/>
+        <w:t xml:space="preserve">3.5 </w:t>
+      </w:r>
+      <w:r>
+        <w:rPr>
+          <w:rFonts w:cs="Times New Roman" w:ascii="Times New Roman" w:hAnsi="Times New Roman"/>
+          <w:b/>
+          <w:bCs/>
+          <w:color w:val="111111"/>
+          <w:sz w:val="34"/>
+          <w:szCs w:val="34"/>
+          <w:lang w:val="ro-RO"/>
+        </w:rPr>
+        <w:t>Alerta accesare anumite site-uri</w:t>
+      </w:r>
+    </w:p>
+    <w:p>
+      <w:pPr>
+        <w:pStyle w:val="Normal"/>
+        <w:rPr>
+          <w:b/>
+          <w:b/>
+          <w:bCs/>
+        </w:rPr>
+      </w:pPr>
+      <w:r>
+        <w:rPr>
+          <w:rFonts w:cs="Times New Roman" w:ascii="Times New Roman" w:hAnsi="Times New Roman"/>
+          <w:b/>
+          <w:bCs/>
+          <w:color w:val="111111"/>
+          <w:sz w:val="28"/>
+          <w:szCs w:val="28"/>
+          <w:lang w:val="ro-RO"/>
+        </w:rPr>
+        <w:tab/>
+      </w:r>
+    </w:p>
+    <w:p>
+      <w:pPr>
+        <w:pStyle w:val="Normal"/>
+        <w:jc w:val="both"/>
+        <w:rPr>
+          <w:b/>
+          <w:b/>
+          <w:bCs/>
+        </w:rPr>
+      </w:pPr>
+      <w:r>
+        <w:rPr>
+          <w:rFonts w:cs="Times New Roman" w:ascii="Times New Roman" w:hAnsi="Times New Roman"/>
+          <w:b/>
+          <w:bCs/>
+          <w:color w:val="111111"/>
+          <w:sz w:val="28"/>
+          <w:szCs w:val="28"/>
+          <w:lang w:val="ro-RO"/>
+        </w:rPr>
+        <w:tab/>
+      </w:r>
+      <w:r>
+        <w:rPr>
+          <w:rFonts w:cs="Times New Roman" w:ascii="Times New Roman" w:hAnsi="Times New Roman"/>
+          <w:b/>
+          <w:bCs/>
+          <w:color w:val="111111"/>
+          <w:sz w:val="28"/>
+          <w:szCs w:val="28"/>
+          <w:lang w:val="ro-RO"/>
+        </w:rPr>
+        <w:t xml:space="preserve">Mecanismul </w:t>
+      </w:r>
+      <w:r>
+        <w:rPr>
+          <w:rFonts w:cs="Times New Roman" w:ascii="Times New Roman" w:hAnsi="Times New Roman"/>
+          <w:b w:val="false"/>
+          <w:bCs w:val="false"/>
+          <w:color w:val="111111"/>
+          <w:sz w:val="28"/>
+          <w:szCs w:val="28"/>
+          <w:lang w:val="ro-RO"/>
+        </w:rPr>
+        <w:t xml:space="preserve">de alertare a server-ului cu privire la accesarea de către client a anumitor site-uri este realizata prin intermediul comenzii </w:t>
+      </w:r>
+      <w:r>
+        <w:rPr>
+          <w:rFonts w:cs="Times New Roman" w:ascii="Times New Roman" w:hAnsi="Times New Roman"/>
+          <w:b/>
+          <w:bCs/>
+          <w:color w:val="111111"/>
+          <w:sz w:val="28"/>
+          <w:szCs w:val="28"/>
+          <w:lang w:val="ro-RO"/>
+        </w:rPr>
+        <w:t>tcpdump</w:t>
+      </w:r>
+      <w:r>
+        <w:rPr>
+          <w:rFonts w:cs="Times New Roman" w:ascii="Times New Roman" w:hAnsi="Times New Roman"/>
+          <w:b w:val="false"/>
+          <w:bCs w:val="false"/>
+          <w:color w:val="111111"/>
+          <w:sz w:val="28"/>
+          <w:szCs w:val="28"/>
+          <w:lang w:val="ro-RO"/>
+        </w:rPr>
+        <w:t>.</w:t>
+      </w:r>
+    </w:p>
+    <w:p>
+      <w:pPr>
+        <w:pStyle w:val="Normal"/>
+        <w:jc w:val="both"/>
+        <w:rPr>
+          <w:rFonts w:ascii="Times New Roman" w:hAnsi="Times New Roman" w:cs="Times New Roman"/>
+          <w:b w:val="false"/>
+          <w:b w:val="false"/>
+          <w:bCs w:val="false"/>
+          <w:color w:val="111111"/>
+          <w:sz w:val="28"/>
+          <w:szCs w:val="28"/>
+          <w:lang w:val="ro-RO"/>
+        </w:rPr>
+      </w:pPr>
+      <w:r>
+        <w:rPr>
+          <w:b/>
+          <w:bCs/>
+        </w:rPr>
+      </w:r>
+    </w:p>
+    <w:p>
+      <w:pPr>
+        <w:pStyle w:val="Normal"/>
+        <w:jc w:val="both"/>
+        <w:rPr>
+          <w:b/>
+          <w:b/>
+          <w:bCs/>
+        </w:rPr>
+      </w:pPr>
+      <w:r>
+        <w:rPr>
+          <w:rFonts w:cs="Times New Roman" w:ascii="Times New Roman" w:hAnsi="Times New Roman"/>
+          <w:b w:val="false"/>
+          <w:bCs w:val="false"/>
+          <w:color w:val="111111"/>
+          <w:sz w:val="28"/>
+          <w:szCs w:val="28"/>
+          <w:lang w:val="ro-RO"/>
+        </w:rPr>
+        <w:tab/>
+      </w:r>
+      <w:r>
+        <w:rPr>
+          <w:rFonts w:cs="Times New Roman" w:ascii="Times New Roman" w:hAnsi="Times New Roman"/>
+          <w:b/>
+          <w:bCs/>
+          <w:color w:val="111111"/>
+          <w:sz w:val="28"/>
+          <w:szCs w:val="28"/>
+          <w:lang w:val="ro-RO"/>
+        </w:rPr>
+        <w:t xml:space="preserve">Tcpdump </w:t>
+      </w:r>
+      <w:r>
+        <w:rPr>
+          <w:rFonts w:cs="Times New Roman" w:ascii="Times New Roman" w:hAnsi="Times New Roman"/>
+          <w:b w:val="false"/>
+          <w:bCs w:val="false"/>
+          <w:color w:val="111111"/>
+          <w:sz w:val="28"/>
+          <w:szCs w:val="28"/>
+          <w:lang w:val="ro-RO"/>
+        </w:rPr>
+        <w:t xml:space="preserve">permite monitorizarea în timp real a </w:t>
+      </w:r>
+      <w:r>
+        <w:rPr>
+          <w:rFonts w:cs="Times New Roman" w:ascii="Times New Roman" w:hAnsi="Times New Roman"/>
+          <w:b/>
+          <w:bCs/>
+          <w:color w:val="111111"/>
+          <w:sz w:val="28"/>
+          <w:szCs w:val="28"/>
+          <w:lang w:val="ro-RO"/>
+        </w:rPr>
+        <w:t>DNS</w:t>
+      </w:r>
+      <w:r>
+        <w:rPr>
+          <w:rFonts w:cs="Times New Roman" w:ascii="Times New Roman" w:hAnsi="Times New Roman"/>
+          <w:b w:val="false"/>
+          <w:bCs w:val="false"/>
+          <w:color w:val="111111"/>
+          <w:sz w:val="28"/>
+          <w:szCs w:val="28"/>
+          <w:lang w:val="ro-RO"/>
+        </w:rPr>
+        <w:t xml:space="preserve"> </w:t>
+      </w:r>
+      <w:r>
+        <w:rPr>
+          <w:rFonts w:cs="Times New Roman" w:ascii="Times New Roman" w:hAnsi="Times New Roman"/>
+          <w:b/>
+          <w:bCs/>
+          <w:color w:val="111111"/>
+          <w:sz w:val="28"/>
+          <w:szCs w:val="28"/>
+          <w:lang w:val="ro-RO"/>
+        </w:rPr>
+        <w:t>query-</w:t>
+      </w:r>
+      <w:r>
+        <w:rPr>
+          <w:rFonts w:cs="Times New Roman" w:ascii="Times New Roman" w:hAnsi="Times New Roman"/>
+          <w:b w:val="false"/>
+          <w:bCs w:val="false"/>
+          <w:color w:val="111111"/>
+          <w:sz w:val="28"/>
+          <w:szCs w:val="28"/>
+          <w:lang w:val="ro-RO"/>
+        </w:rPr>
+        <w:t>urilor realizate de către client în scopul accesări site-ului respectiv, astfel, acesta reprezintă un punct de plecare.</w:t>
+      </w:r>
+    </w:p>
+    <w:p>
+      <w:pPr>
+        <w:pStyle w:val="Normal"/>
+        <w:jc w:val="both"/>
+        <w:rPr>
+          <w:rFonts w:ascii="Times New Roman" w:hAnsi="Times New Roman" w:cs="Times New Roman"/>
+          <w:b w:val="false"/>
+          <w:b w:val="false"/>
+          <w:bCs w:val="false"/>
+          <w:color w:val="111111"/>
+          <w:sz w:val="28"/>
+          <w:szCs w:val="28"/>
+          <w:lang w:val="ro-RO"/>
+        </w:rPr>
+      </w:pPr>
+      <w:r>
+        <w:rPr>
+          <w:b/>
+          <w:bCs/>
+        </w:rPr>
+      </w:r>
+    </w:p>
+    <w:p>
+      <w:pPr>
+        <w:pStyle w:val="Normal"/>
+        <w:jc w:val="both"/>
+        <w:rPr>
+          <w:b/>
+          <w:b/>
+          <w:bCs/>
+        </w:rPr>
+      </w:pPr>
+      <w:r>
+        <w:rPr>
+          <w:rFonts w:cs="Times New Roman" w:ascii="Times New Roman" w:hAnsi="Times New Roman"/>
+          <w:b w:val="false"/>
+          <w:bCs w:val="false"/>
+          <w:color w:val="111111"/>
+          <w:sz w:val="28"/>
+          <w:szCs w:val="28"/>
+          <w:lang w:val="ro-RO"/>
+        </w:rPr>
+        <w:tab/>
+      </w:r>
+      <w:r>
+        <w:rPr>
+          <w:rFonts w:cs="Times New Roman" w:ascii="Times New Roman" w:hAnsi="Times New Roman"/>
+          <w:b/>
+          <w:bCs/>
+          <w:color w:val="111111"/>
+          <w:sz w:val="28"/>
+          <w:szCs w:val="28"/>
+          <w:lang w:val="ro-RO"/>
+        </w:rPr>
+        <w:t xml:space="preserve">Extragerea </w:t>
+      </w:r>
+      <w:r>
+        <w:rPr>
+          <w:rFonts w:cs="Times New Roman" w:ascii="Times New Roman" w:hAnsi="Times New Roman"/>
+          <w:b w:val="false"/>
+          <w:bCs w:val="false"/>
+          <w:color w:val="111111"/>
+          <w:sz w:val="28"/>
+          <w:szCs w:val="28"/>
+          <w:lang w:val="ro-RO"/>
+        </w:rPr>
+        <w:t xml:space="preserve">datelor necesare de către client din output-ul comenzii </w:t>
+      </w:r>
+      <w:r>
+        <w:rPr>
+          <w:rFonts w:cs="Times New Roman" w:ascii="Times New Roman" w:hAnsi="Times New Roman"/>
+          <w:b/>
+          <w:bCs/>
+          <w:color w:val="111111"/>
+          <w:sz w:val="28"/>
+          <w:szCs w:val="28"/>
+          <w:lang w:val="ro-RO"/>
+        </w:rPr>
+        <w:t xml:space="preserve">tcpdump </w:t>
+      </w:r>
+      <w:r>
+        <w:rPr>
+          <w:rFonts w:cs="Times New Roman" w:ascii="Times New Roman" w:hAnsi="Times New Roman"/>
+          <w:b w:val="false"/>
+          <w:bCs w:val="false"/>
+          <w:color w:val="111111"/>
+          <w:sz w:val="28"/>
+          <w:szCs w:val="28"/>
+          <w:lang w:val="ro-RO"/>
+        </w:rPr>
+        <w:t xml:space="preserve"> este realizata prin intermediul unui </w:t>
+      </w:r>
+      <w:r>
+        <w:rPr>
+          <w:rFonts w:cs="Times New Roman" w:ascii="Times New Roman" w:hAnsi="Times New Roman"/>
+          <w:b/>
+          <w:bCs/>
+          <w:color w:val="111111"/>
+          <w:sz w:val="28"/>
+          <w:szCs w:val="28"/>
+          <w:lang w:val="ro-RO"/>
+        </w:rPr>
+        <w:t>regex</w:t>
+      </w:r>
+      <w:r>
+        <w:rPr>
+          <w:rFonts w:cs="Times New Roman" w:ascii="Times New Roman" w:hAnsi="Times New Roman"/>
+          <w:b w:val="false"/>
+          <w:bCs w:val="false"/>
+          <w:color w:val="111111"/>
+          <w:sz w:val="28"/>
+          <w:szCs w:val="28"/>
+          <w:lang w:val="ro-RO"/>
+        </w:rPr>
+        <w:t xml:space="preserve">, care face </w:t>
+      </w:r>
+      <w:r>
+        <w:rPr>
+          <w:rFonts w:cs="Times New Roman" w:ascii="Times New Roman" w:hAnsi="Times New Roman"/>
+          <w:b/>
+          <w:bCs/>
+          <w:color w:val="111111"/>
+          <w:sz w:val="28"/>
+          <w:szCs w:val="28"/>
+          <w:lang w:val="ro-RO"/>
+        </w:rPr>
+        <w:t xml:space="preserve">match </w:t>
+      </w:r>
+      <w:r>
+        <w:rPr>
+          <w:rFonts w:cs="Times New Roman" w:ascii="Times New Roman" w:hAnsi="Times New Roman"/>
+          <w:b w:val="false"/>
+          <w:bCs w:val="false"/>
+          <w:color w:val="111111"/>
+          <w:sz w:val="28"/>
+          <w:szCs w:val="28"/>
+          <w:lang w:val="ro-RO"/>
+        </w:rPr>
+        <w:t xml:space="preserve">doar pe </w:t>
+      </w:r>
+      <w:r>
+        <w:rPr>
+          <w:rFonts w:cs="Times New Roman" w:ascii="Times New Roman" w:hAnsi="Times New Roman"/>
+          <w:b/>
+          <w:bCs/>
+          <w:color w:val="111111"/>
+          <w:sz w:val="28"/>
+          <w:szCs w:val="28"/>
+          <w:lang w:val="ro-RO"/>
+        </w:rPr>
+        <w:t>URL</w:t>
+      </w:r>
+      <w:r>
+        <w:rPr>
+          <w:rFonts w:cs="Times New Roman" w:ascii="Times New Roman" w:hAnsi="Times New Roman"/>
+          <w:b w:val="false"/>
+          <w:bCs w:val="false"/>
+          <w:color w:val="111111"/>
+          <w:sz w:val="28"/>
+          <w:szCs w:val="28"/>
+          <w:lang w:val="ro-RO"/>
+        </w:rPr>
+        <w:t>-uri valide , următorul pas fiind astfel verificare existenței acestuia în lista de domenii interzise.</w:t>
+      </w:r>
+    </w:p>
+    <w:p>
+      <w:pPr>
+        <w:pStyle w:val="Normal"/>
+        <w:jc w:val="both"/>
+        <w:rPr>
+          <w:rFonts w:ascii="Times New Roman" w:hAnsi="Times New Roman" w:cs="Times New Roman"/>
+          <w:b w:val="false"/>
+          <w:b w:val="false"/>
+          <w:bCs w:val="false"/>
+          <w:color w:val="111111"/>
+          <w:sz w:val="28"/>
+          <w:szCs w:val="28"/>
+          <w:lang w:val="ro-RO"/>
+        </w:rPr>
+      </w:pPr>
+      <w:r>
+        <w:rPr>
+          <w:b/>
+          <w:bCs/>
+        </w:rPr>
+      </w:r>
+    </w:p>
+    <w:p>
+      <w:pPr>
+        <w:pStyle w:val="Heading2"/>
+        <w:rPr/>
+      </w:pPr>
+      <w:bookmarkStart w:id="22" w:name="__RefHeading___Toc737_947350380"/>
+      <w:bookmarkEnd w:id="22"/>
+      <w:r>
+        <w:rPr>
+          <w:rFonts w:cs="Times New Roman" w:ascii="Times New Roman" w:hAnsi="Times New Roman"/>
+          <w:b w:val="false"/>
+          <w:bCs w:val="false"/>
+          <w:color w:val="111111"/>
+          <w:sz w:val="28"/>
+          <w:szCs w:val="28"/>
+          <w:lang w:val="ro-RO"/>
+        </w:rPr>
+        <w:tab/>
+      </w:r>
+      <w:r>
+        <w:rPr>
+          <w:rFonts w:cs="Times New Roman" w:ascii="Times New Roman" w:hAnsi="Times New Roman"/>
+          <w:b/>
+          <w:bCs/>
+          <w:color w:val="111111"/>
+          <w:sz w:val="34"/>
+          <w:szCs w:val="34"/>
+          <w:lang w:val="ro-RO"/>
+        </w:rPr>
+        <w:t>3.</w:t>
+      </w:r>
+      <w:r>
+        <w:rPr>
+          <w:rFonts w:cs="Times New Roman" w:ascii="Times New Roman" w:hAnsi="Times New Roman"/>
+          <w:b/>
+          <w:bCs/>
+          <w:color w:val="111111"/>
+          <w:sz w:val="34"/>
+          <w:szCs w:val="34"/>
+          <w:lang w:val="ro-RO"/>
+        </w:rPr>
+        <w:t>6</w:t>
+      </w:r>
+      <w:r>
+        <w:rPr>
+          <w:rFonts w:cs="Times New Roman" w:ascii="Times New Roman" w:hAnsi="Times New Roman"/>
+          <w:b/>
+          <w:bCs/>
+          <w:color w:val="111111"/>
+          <w:sz w:val="34"/>
+          <w:szCs w:val="34"/>
+          <w:lang w:val="ro-RO"/>
+        </w:rPr>
+        <w:t xml:space="preserve"> </w:t>
+      </w:r>
+      <w:r>
+        <w:rPr>
+          <w:rFonts w:cs="Times New Roman" w:ascii="Times New Roman" w:hAnsi="Times New Roman"/>
+          <w:b/>
+          <w:bCs/>
+          <w:color w:val="111111"/>
+          <w:sz w:val="34"/>
+          <w:szCs w:val="34"/>
+          <w:lang w:val="ro-RO"/>
+        </w:rPr>
+        <w:t>Screenshot/Livestream</w:t>
+      </w:r>
+    </w:p>
+    <w:p>
+      <w:pPr>
+        <w:pStyle w:val="Normal"/>
+        <w:rPr>
+          <w:rFonts w:ascii="Times New Roman" w:hAnsi="Times New Roman" w:cs="Times New Roman"/>
+          <w:b/>
+          <w:b/>
+          <w:bCs/>
+          <w:color w:val="111111"/>
+          <w:sz w:val="34"/>
+          <w:szCs w:val="34"/>
+          <w:lang w:val="ro-RO"/>
+        </w:rPr>
+      </w:pPr>
+      <w:r>
+        <w:rPr/>
+      </w:r>
+    </w:p>
+    <w:p>
+      <w:pPr>
+        <w:pStyle w:val="Normal"/>
+        <w:jc w:val="both"/>
+        <w:rPr>
+          <w:rFonts w:ascii="Times New Roman" w:hAnsi="Times New Roman"/>
+          <w:sz w:val="28"/>
+          <w:szCs w:val="28"/>
+        </w:rPr>
+      </w:pPr>
+      <w:r>
+        <w:rPr>
+          <w:rFonts w:cs="Times New Roman" w:ascii="Times New Roman" w:hAnsi="Times New Roman"/>
+          <w:b/>
+          <w:bCs/>
+          <w:color w:val="111111"/>
+          <w:sz w:val="28"/>
+          <w:szCs w:val="28"/>
+          <w:lang w:val="ro-RO"/>
+        </w:rPr>
+        <w:tab/>
+      </w:r>
+      <w:r>
+        <w:rPr>
+          <w:rFonts w:cs="Times New Roman" w:ascii="Times New Roman" w:hAnsi="Times New Roman"/>
+          <w:b w:val="false"/>
+          <w:bCs w:val="false"/>
+          <w:color w:val="111111"/>
+          <w:sz w:val="28"/>
+          <w:szCs w:val="28"/>
+          <w:lang w:val="ro-RO"/>
+        </w:rPr>
+        <w:t xml:space="preserve">Functionalitatea de </w:t>
+      </w:r>
+      <w:r>
+        <w:rPr>
+          <w:rFonts w:cs="Times New Roman" w:ascii="Times New Roman" w:hAnsi="Times New Roman"/>
+          <w:b/>
+          <w:bCs/>
+          <w:color w:val="111111"/>
+          <w:sz w:val="28"/>
+          <w:szCs w:val="28"/>
+          <w:lang w:val="ro-RO"/>
+        </w:rPr>
+        <w:t xml:space="preserve">Livestream </w:t>
+      </w:r>
+      <w:r>
+        <w:rPr>
+          <w:rFonts w:cs="Times New Roman" w:ascii="Times New Roman" w:hAnsi="Times New Roman"/>
+          <w:b w:val="false"/>
+          <w:bCs w:val="false"/>
+          <w:color w:val="111111"/>
+          <w:sz w:val="28"/>
+          <w:szCs w:val="28"/>
+          <w:lang w:val="ro-RO"/>
+        </w:rPr>
+        <w:t xml:space="preserve">este realizata prin intermediul executiei comenzii ffmpeg cu arguemtele aferente în funcție de protocolul de comunicatie dintre display și client, tratandu-se </w:t>
+      </w:r>
+      <w:r>
+        <w:rPr>
+          <w:rFonts w:cs="Times New Roman" w:ascii="Times New Roman" w:hAnsi="Times New Roman"/>
+          <w:b/>
+          <w:bCs/>
+          <w:color w:val="111111"/>
+          <w:sz w:val="28"/>
+          <w:szCs w:val="28"/>
+          <w:lang w:val="ro-RO"/>
+        </w:rPr>
+        <w:t xml:space="preserve">wayland </w:t>
+      </w:r>
+      <w:r>
+        <w:rPr>
+          <w:rFonts w:cs="Times New Roman" w:ascii="Times New Roman" w:hAnsi="Times New Roman"/>
+          <w:b w:val="false"/>
+          <w:bCs w:val="false"/>
+          <w:color w:val="111111"/>
+          <w:sz w:val="28"/>
+          <w:szCs w:val="28"/>
+          <w:lang w:val="ro-RO"/>
+        </w:rPr>
+        <w:t xml:space="preserve">și </w:t>
+      </w:r>
+      <w:r>
+        <w:rPr>
+          <w:rFonts w:cs="Times New Roman" w:ascii="Times New Roman" w:hAnsi="Times New Roman"/>
+          <w:b/>
+          <w:bCs/>
+          <w:color w:val="111111"/>
+          <w:sz w:val="28"/>
+          <w:szCs w:val="28"/>
+          <w:lang w:val="ro-RO"/>
+        </w:rPr>
+        <w:t>Xorg</w:t>
+      </w:r>
+      <w:r>
+        <w:rPr>
+          <w:rFonts w:cs="Times New Roman" w:ascii="Times New Roman" w:hAnsi="Times New Roman"/>
+          <w:b w:val="false"/>
+          <w:bCs w:val="false"/>
+          <w:color w:val="111111"/>
+          <w:sz w:val="28"/>
+          <w:szCs w:val="28"/>
+          <w:lang w:val="ro-RO"/>
+        </w:rPr>
+        <w:t>.</w:t>
+      </w:r>
+    </w:p>
+    <w:p>
+      <w:pPr>
+        <w:pStyle w:val="Normal"/>
+        <w:jc w:val="both"/>
+        <w:rPr>
+          <w:rFonts w:ascii="Times New Roman" w:hAnsi="Times New Roman"/>
+          <w:sz w:val="28"/>
+          <w:szCs w:val="28"/>
+        </w:rPr>
+      </w:pPr>
+      <w:r>
+        <w:rPr>
+          <w:rFonts w:cs="Times New Roman" w:ascii="Times New Roman" w:hAnsi="Times New Roman"/>
+          <w:b w:val="false"/>
+          <w:bCs w:val="false"/>
+          <w:color w:val="111111"/>
+          <w:sz w:val="28"/>
+          <w:szCs w:val="28"/>
+          <w:lang w:val="ro-RO"/>
+        </w:rPr>
+        <w:tab/>
+      </w:r>
+    </w:p>
+    <w:p>
+      <w:pPr>
+        <w:pStyle w:val="Normal"/>
+        <w:jc w:val="both"/>
+        <w:rPr>
+          <w:rFonts w:ascii="Times New Roman" w:hAnsi="Times New Roman"/>
+          <w:sz w:val="28"/>
+          <w:szCs w:val="28"/>
+        </w:rPr>
+      </w:pPr>
+      <w:r>
+        <w:rPr>
+          <w:rFonts w:cs="Times New Roman" w:ascii="Times New Roman" w:hAnsi="Times New Roman"/>
+          <w:b w:val="false"/>
+          <w:bCs w:val="false"/>
+          <w:color w:val="111111"/>
+          <w:sz w:val="28"/>
+          <w:szCs w:val="28"/>
+          <w:lang w:val="ro-RO"/>
+        </w:rPr>
+        <w:tab/>
+        <w:t xml:space="preserve">Functionalitatea de </w:t>
+      </w:r>
+      <w:r>
+        <w:rPr>
+          <w:rFonts w:cs="Times New Roman" w:ascii="Times New Roman" w:hAnsi="Times New Roman"/>
+          <w:b/>
+          <w:bCs/>
+          <w:color w:val="111111"/>
+          <w:sz w:val="28"/>
+          <w:szCs w:val="28"/>
+          <w:lang w:val="ro-RO"/>
+        </w:rPr>
+        <w:t xml:space="preserve">Screenshot </w:t>
+      </w:r>
+      <w:r>
+        <w:rPr>
+          <w:rFonts w:cs="Times New Roman" w:ascii="Times New Roman" w:hAnsi="Times New Roman"/>
+          <w:b w:val="false"/>
+          <w:bCs w:val="false"/>
+          <w:color w:val="111111"/>
+          <w:sz w:val="28"/>
+          <w:szCs w:val="28"/>
+          <w:lang w:val="ro-RO"/>
+        </w:rPr>
+        <w:t xml:space="preserve">este realizata prin intermediul execuție comenzii </w:t>
+      </w:r>
+      <w:r>
+        <w:rPr>
+          <w:rFonts w:cs="Times New Roman" w:ascii="Times New Roman" w:hAnsi="Times New Roman"/>
+          <w:b/>
+          <w:bCs/>
+          <w:color w:val="111111"/>
+          <w:sz w:val="28"/>
+          <w:szCs w:val="28"/>
+          <w:lang w:val="ro-RO"/>
+        </w:rPr>
+        <w:t>scrot</w:t>
+      </w:r>
+      <w:r>
+        <w:rPr>
+          <w:rFonts w:cs="Times New Roman" w:ascii="Times New Roman" w:hAnsi="Times New Roman"/>
+          <w:b w:val="false"/>
+          <w:bCs w:val="false"/>
+          <w:color w:val="111111"/>
+          <w:sz w:val="28"/>
+          <w:szCs w:val="28"/>
+          <w:lang w:val="ro-RO"/>
+        </w:rPr>
+        <w:t xml:space="preserve">, aceasta fiind momentan disponibila doar pentru </w:t>
+      </w:r>
+      <w:r>
+        <w:rPr>
+          <w:rFonts w:cs="Times New Roman" w:ascii="Times New Roman" w:hAnsi="Times New Roman"/>
+          <w:b/>
+          <w:bCs/>
+          <w:color w:val="111111"/>
+          <w:sz w:val="28"/>
+          <w:szCs w:val="28"/>
+          <w:lang w:val="ro-RO"/>
+        </w:rPr>
+        <w:t>Xorg</w:t>
+      </w:r>
+      <w:r>
+        <w:rPr>
+          <w:rFonts w:cs="Times New Roman" w:ascii="Times New Roman" w:hAnsi="Times New Roman"/>
+          <w:b w:val="false"/>
+          <w:bCs w:val="false"/>
+          <w:color w:val="111111"/>
+          <w:sz w:val="28"/>
+          <w:szCs w:val="28"/>
+          <w:lang w:val="ro-RO"/>
+        </w:rPr>
+        <w:t>.</w:t>
+      </w:r>
+    </w:p>
+    <w:p>
+      <w:pPr>
+        <w:pStyle w:val="Normal"/>
+        <w:jc w:val="both"/>
+        <w:rPr>
+          <w:rFonts w:cs="Times New Roman"/>
+          <w:b w:val="false"/>
+          <w:b w:val="false"/>
+          <w:bCs w:val="false"/>
+          <w:color w:val="111111"/>
+          <w:lang w:val="ro-RO"/>
+        </w:rPr>
+      </w:pPr>
+      <w:r>
+        <w:rPr>
+          <w:rFonts w:ascii="Times New Roman" w:hAnsi="Times New Roman"/>
+          <w:sz w:val="28"/>
+          <w:szCs w:val="28"/>
+        </w:rPr>
+      </w:r>
+    </w:p>
+    <w:p>
+      <w:pPr>
+        <w:pStyle w:val="Normal"/>
+        <w:spacing w:before="0" w:after="160"/>
+        <w:jc w:val="both"/>
+        <w:rPr>
+          <w:rFonts w:ascii="Times New Roman" w:hAnsi="Times New Roman"/>
+          <w:sz w:val="28"/>
+          <w:szCs w:val="28"/>
+        </w:rPr>
+      </w:pPr>
+      <w:r>
+        <w:rPr>
+          <w:rFonts w:cs="Times New Roman" w:ascii="Times New Roman" w:hAnsi="Times New Roman"/>
+          <w:b w:val="false"/>
+          <w:bCs w:val="false"/>
+          <w:color w:val="111111"/>
+          <w:sz w:val="28"/>
+          <w:szCs w:val="28"/>
+          <w:lang w:val="ro-RO"/>
+        </w:rPr>
+        <w:tab/>
+      </w:r>
+      <w:r>
+        <w:rPr>
+          <w:rFonts w:cs="Times New Roman" w:ascii="Times New Roman" w:hAnsi="Times New Roman"/>
+          <w:b/>
+          <w:bCs/>
+          <w:color w:val="111111"/>
+          <w:sz w:val="28"/>
+          <w:szCs w:val="28"/>
+          <w:lang w:val="ro-RO"/>
+        </w:rPr>
+        <w:t xml:space="preserve">Executia </w:t>
+      </w:r>
+      <w:r>
+        <w:rPr>
+          <w:rFonts w:cs="Times New Roman" w:ascii="Times New Roman" w:hAnsi="Times New Roman"/>
+          <w:b w:val="false"/>
+          <w:bCs w:val="false"/>
+          <w:color w:val="111111"/>
+          <w:sz w:val="28"/>
+          <w:szCs w:val="28"/>
+          <w:lang w:val="ro-RO"/>
+        </w:rPr>
+        <w:t xml:space="preserve">comenzilor de screenshot și de livestream este realizata prin </w:t>
+      </w:r>
+      <w:r>
+        <w:rPr>
+          <w:rFonts w:cs="Times New Roman" w:ascii="Times New Roman" w:hAnsi="Times New Roman"/>
+          <w:b/>
+          <w:bCs/>
+          <w:color w:val="111111"/>
+          <w:sz w:val="28"/>
+          <w:szCs w:val="28"/>
+          <w:lang w:val="ro-RO"/>
+        </w:rPr>
+        <w:t xml:space="preserve">verificarea comenzii </w:t>
+      </w:r>
+      <w:r>
+        <w:rPr>
+          <w:rFonts w:cs="Times New Roman" w:ascii="Times New Roman" w:hAnsi="Times New Roman"/>
+          <w:b w:val="false"/>
+          <w:bCs w:val="false"/>
+          <w:color w:val="111111"/>
+          <w:sz w:val="28"/>
+          <w:szCs w:val="28"/>
+          <w:lang w:val="ro-RO"/>
+        </w:rPr>
+        <w:t xml:space="preserve">de către client, realizand operatiunile necesare în cazurile </w:t>
+      </w:r>
+      <w:r>
+        <w:rPr>
+          <w:rFonts w:cs="Times New Roman" w:ascii="Times New Roman" w:hAnsi="Times New Roman"/>
+          <w:b/>
+          <w:bCs/>
+          <w:color w:val="111111"/>
+          <w:sz w:val="28"/>
+          <w:szCs w:val="28"/>
+          <w:lang w:val="ro-RO"/>
+        </w:rPr>
+        <w:t>screenshot</w:t>
+      </w:r>
+      <w:r>
+        <w:rPr>
+          <w:rFonts w:cs="Times New Roman" w:ascii="Times New Roman" w:hAnsi="Times New Roman"/>
+          <w:b w:val="false"/>
+          <w:bCs w:val="false"/>
+          <w:color w:val="111111"/>
+          <w:sz w:val="28"/>
+          <w:szCs w:val="28"/>
+          <w:lang w:val="ro-RO"/>
+        </w:rPr>
+        <w:t xml:space="preserve"> și </w:t>
+      </w:r>
+      <w:r>
+        <w:rPr>
+          <w:rFonts w:cs="Times New Roman" w:ascii="Times New Roman" w:hAnsi="Times New Roman"/>
+          <w:b/>
+          <w:bCs/>
+          <w:color w:val="111111"/>
+          <w:sz w:val="28"/>
+          <w:szCs w:val="28"/>
+          <w:lang w:val="ro-RO"/>
+        </w:rPr>
+        <w:t>livestream</w:t>
+      </w:r>
+      <w:r>
+        <w:rPr>
+          <w:rFonts w:cs="Times New Roman" w:ascii="Times New Roman" w:hAnsi="Times New Roman"/>
+          <w:b w:val="false"/>
+          <w:bCs w:val="false"/>
+          <w:color w:val="111111"/>
+          <w:sz w:val="28"/>
+          <w:szCs w:val="28"/>
+          <w:lang w:val="ro-RO"/>
+        </w:rPr>
+        <w:t xml:space="preserve">, fiind specificat și fișierul în care se va salva pe partea de client fișierul de output al comenzii, cât și durata de timp în cazul </w:t>
+      </w:r>
+      <w:r>
+        <w:rPr>
+          <w:rFonts w:cs="Times New Roman" w:ascii="Times New Roman" w:hAnsi="Times New Roman"/>
+          <w:b/>
+          <w:bCs/>
+          <w:color w:val="111111"/>
+          <w:sz w:val="28"/>
+          <w:szCs w:val="28"/>
+          <w:lang w:val="ro-RO"/>
+        </w:rPr>
+        <w:t>livestream</w:t>
+      </w:r>
+      <w:r>
+        <w:rPr>
+          <w:rFonts w:cs="Times New Roman" w:ascii="Times New Roman" w:hAnsi="Times New Roman"/>
+          <w:b w:val="false"/>
+          <w:bCs w:val="false"/>
+          <w:color w:val="111111"/>
+          <w:sz w:val="28"/>
+          <w:szCs w:val="28"/>
+          <w:lang w:val="ro-RO"/>
+        </w:rPr>
+        <w:t>.</w:t>
       </w:r>
     </w:p>
     <w:sectPr>
-      <w:footerReference w:type="default" r:id="rId2"/>
-      <w:footerReference w:type="first" r:id="rId3"/>
+      <w:footerReference w:type="default" r:id="rId4"/>
+      <w:footerReference w:type="first" r:id="rId5"/>
       <w:type w:val="nextPage"/>
       <w:pgSz w:w="11906" w:h="16838"/>
       <w:pgMar w:left="1418" w:right="1134" w:gutter="0" w:header="0" w:top="1134" w:footer="709" w:bottom="1134"/>
@@ -1735,9 +5770,7 @@
     <w:pPr>
       <w:pStyle w:val="Footer"/>
       <w:jc w:val="center"/>
-      <w:rPr>
-        <w:color w:val="auto"/>
-      </w:rPr>
+      <w:rPr/>
     </w:pPr>
     <w:r>
       <w:rPr>
@@ -1767,7 +5800,7 @@
       <w:rPr>
         <w:color w:val="auto"/>
       </w:rPr>
-      <w:t>4</w:t>
+      <w:t>9</w:t>
     </w:r>
     <w:r>
       <w:rPr>
@@ -1803,7 +5836,7 @@
       <w:rPr>
         <w:color w:val="auto"/>
       </w:rPr>
-      <w:t>5</w:t>
+      <w:t>9</w:t>
     </w:r>
     <w:r>
       <w:rPr>
@@ -1830,9 +5863,7 @@
     <w:pPr>
       <w:pStyle w:val="Footer"/>
       <w:jc w:val="center"/>
-      <w:rPr>
-        <w:color w:val="auto"/>
-      </w:rPr>
+      <w:rPr/>
     </w:pPr>
     <w:r>
       <w:rPr>
@@ -1898,7 +5929,7 @@
       <w:rPr>
         <w:color w:val="auto"/>
       </w:rPr>
-      <w:t>5</w:t>
+      <w:t>9</w:t>
     </w:r>
     <w:r>
       <w:rPr>
@@ -1924,6 +5955,125 @@
   <w:abstractNum w:abstractNumId="1">
     <w:lvl w:ilvl="0">
       <w:start w:val="1"/>
+      <w:numFmt w:val="none"/>
+      <w:suff w:val="nothing"/>
+      <w:lvlText w:val="%1"/>
+      <w:lvlJc w:val="left"/>
+      <w:pPr>
+        <w:tabs>
+          <w:tab w:val="num" w:pos="0"/>
+        </w:tabs>
+        <w:ind w:left="0" w:hanging="0"/>
+      </w:pPr>
+    </w:lvl>
+    <w:lvl w:ilvl="1">
+      <w:start w:val="1"/>
+      <w:numFmt w:val="none"/>
+      <w:suff w:val="nothing"/>
+      <w:lvlText w:val="%2"/>
+      <w:lvlJc w:val="left"/>
+      <w:pPr>
+        <w:tabs>
+          <w:tab w:val="num" w:pos="0"/>
+        </w:tabs>
+        <w:ind w:left="0" w:hanging="0"/>
+      </w:pPr>
+    </w:lvl>
+    <w:lvl w:ilvl="2">
+      <w:start w:val="1"/>
+      <w:numFmt w:val="none"/>
+      <w:suff w:val="nothing"/>
+      <w:lvlText w:val="%3"/>
+      <w:lvlJc w:val="left"/>
+      <w:pPr>
+        <w:tabs>
+          <w:tab w:val="num" w:pos="0"/>
+        </w:tabs>
+        <w:ind w:left="0" w:hanging="0"/>
+      </w:pPr>
+    </w:lvl>
+    <w:lvl w:ilvl="3">
+      <w:start w:val="1"/>
+      <w:numFmt w:val="none"/>
+      <w:suff w:val="nothing"/>
+      <w:lvlText w:val="%4"/>
+      <w:lvlJc w:val="left"/>
+      <w:pPr>
+        <w:tabs>
+          <w:tab w:val="num" w:pos="0"/>
+        </w:tabs>
+        <w:ind w:left="0" w:hanging="0"/>
+      </w:pPr>
+    </w:lvl>
+    <w:lvl w:ilvl="4">
+      <w:start w:val="1"/>
+      <w:numFmt w:val="none"/>
+      <w:suff w:val="nothing"/>
+      <w:lvlText w:val="%5"/>
+      <w:lvlJc w:val="left"/>
+      <w:pPr>
+        <w:tabs>
+          <w:tab w:val="num" w:pos="0"/>
+        </w:tabs>
+        <w:ind w:left="0" w:hanging="0"/>
+      </w:pPr>
+    </w:lvl>
+    <w:lvl w:ilvl="5">
+      <w:start w:val="1"/>
+      <w:numFmt w:val="none"/>
+      <w:suff w:val="nothing"/>
+      <w:lvlText w:val="%6"/>
+      <w:lvlJc w:val="left"/>
+      <w:pPr>
+        <w:tabs>
+          <w:tab w:val="num" w:pos="0"/>
+        </w:tabs>
+        <w:ind w:left="0" w:hanging="0"/>
+      </w:pPr>
+    </w:lvl>
+    <w:lvl w:ilvl="6">
+      <w:start w:val="1"/>
+      <w:numFmt w:val="none"/>
+      <w:suff w:val="nothing"/>
+      <w:lvlText w:val="%7"/>
+      <w:lvlJc w:val="left"/>
+      <w:pPr>
+        <w:tabs>
+          <w:tab w:val="num" w:pos="0"/>
+        </w:tabs>
+        <w:ind w:left="0" w:hanging="0"/>
+      </w:pPr>
+    </w:lvl>
+    <w:lvl w:ilvl="7">
+      <w:start w:val="1"/>
+      <w:numFmt w:val="none"/>
+      <w:suff w:val="nothing"/>
+      <w:lvlText w:val="%8"/>
+      <w:lvlJc w:val="left"/>
+      <w:pPr>
+        <w:tabs>
+          <w:tab w:val="num" w:pos="0"/>
+        </w:tabs>
+        <w:ind w:left="0" w:hanging="0"/>
+      </w:pPr>
+    </w:lvl>
+    <w:lvl w:ilvl="8">
+      <w:start w:val="1"/>
+      <w:numFmt w:val="none"/>
+      <w:suff w:val="nothing"/>
+      <w:lvlText w:val="%9"/>
+      <w:lvlJc w:val="left"/>
+      <w:pPr>
+        <w:tabs>
+          <w:tab w:val="num" w:pos="0"/>
+        </w:tabs>
+        <w:ind w:left="0" w:hanging="0"/>
+      </w:pPr>
+    </w:lvl>
+  </w:abstractNum>
+  <w:abstractNum w:abstractNumId="2">
+    <w:lvl w:ilvl="0">
+      <w:start w:val="1"/>
       <w:numFmt w:val="bullet"/>
       <w:lvlText w:val=""/>
       <w:lvlJc w:val="left"/>
@@ -2058,7 +6208,7 @@
       </w:rPr>
     </w:lvl>
   </w:abstractNum>
-  <w:abstractNum w:abstractNumId="2">
+  <w:abstractNum w:abstractNumId="3">
     <w:lvl w:ilvl="0">
       <w:start w:val="1"/>
       <w:numFmt w:val="bullet"/>
@@ -2195,7 +6345,7 @@
       </w:rPr>
     </w:lvl>
   </w:abstractNum>
-  <w:abstractNum w:abstractNumId="3">
+  <w:abstractNum w:abstractNumId="4">
     <w:lvl w:ilvl="0">
       <w:start w:val="1"/>
       <w:numFmt w:val="decimal"/>
@@ -2314,123 +6464,415 @@
       <w:rPr/>
     </w:lvl>
   </w:abstractNum>
-  <w:abstractNum w:abstractNumId="4">
+  <w:abstractNum w:abstractNumId="5">
     <w:lvl w:ilvl="0">
       <w:start w:val="1"/>
-      <w:numFmt w:val="none"/>
-      <w:suff w:val="nothing"/>
-      <w:lvlText w:val=""/>
+      <w:numFmt w:val="bullet"/>
+      <w:lvlText w:val=""/>
       <w:lvlJc w:val="left"/>
       <w:pPr>
         <w:tabs>
-          <w:tab w:val="num" w:pos="0"/>
+          <w:tab w:val="num" w:pos="720"/>
         </w:tabs>
-        <w:ind w:left="0" w:hanging="0"/>
-      </w:pPr>
+        <w:ind w:left="720" w:hanging="360"/>
+      </w:pPr>
+      <w:rPr>
+        <w:rFonts w:ascii="Symbol" w:hAnsi="Symbol" w:cs="Symbol" w:hint="default"/>
+      </w:rPr>
     </w:lvl>
     <w:lvl w:ilvl="1">
       <w:start w:val="1"/>
-      <w:numFmt w:val="none"/>
-      <w:suff w:val="nothing"/>
-      <w:lvlText w:val=""/>
+      <w:numFmt w:val="bullet"/>
+      <w:lvlText w:val=""/>
       <w:lvlJc w:val="left"/>
       <w:pPr>
         <w:tabs>
-          <w:tab w:val="num" w:pos="0"/>
+          <w:tab w:val="num" w:pos="1080"/>
         </w:tabs>
-        <w:ind w:left="0" w:hanging="0"/>
-      </w:pPr>
+        <w:ind w:left="1080" w:hanging="360"/>
+      </w:pPr>
+      <w:rPr>
+        <w:rFonts w:ascii="Symbol" w:hAnsi="Symbol" w:cs="Symbol" w:hint="default"/>
+      </w:rPr>
     </w:lvl>
     <w:lvl w:ilvl="2">
       <w:start w:val="1"/>
-      <w:numFmt w:val="none"/>
-      <w:suff w:val="nothing"/>
-      <w:lvlText w:val=""/>
+      <w:numFmt w:val="bullet"/>
+      <w:lvlText w:val=""/>
       <w:lvlJc w:val="left"/>
       <w:pPr>
         <w:tabs>
-          <w:tab w:val="num" w:pos="0"/>
+          <w:tab w:val="num" w:pos="1440"/>
         </w:tabs>
-        <w:ind w:left="0" w:hanging="0"/>
-      </w:pPr>
+        <w:ind w:left="1440" w:hanging="360"/>
+      </w:pPr>
+      <w:rPr>
+        <w:rFonts w:ascii="Symbol" w:hAnsi="Symbol" w:cs="Symbol" w:hint="default"/>
+      </w:rPr>
     </w:lvl>
     <w:lvl w:ilvl="3">
       <w:start w:val="1"/>
-      <w:numFmt w:val="none"/>
-      <w:suff w:val="nothing"/>
-      <w:lvlText w:val=""/>
+      <w:numFmt w:val="bullet"/>
+      <w:lvlText w:val=""/>
       <w:lvlJc w:val="left"/>
       <w:pPr>
         <w:tabs>
-          <w:tab w:val="num" w:pos="0"/>
+          <w:tab w:val="num" w:pos="1800"/>
         </w:tabs>
-        <w:ind w:left="0" w:hanging="0"/>
-      </w:pPr>
+        <w:ind w:left="1800" w:hanging="360"/>
+      </w:pPr>
+      <w:rPr>
+        <w:rFonts w:ascii="Symbol" w:hAnsi="Symbol" w:cs="Symbol" w:hint="default"/>
+      </w:rPr>
     </w:lvl>
     <w:lvl w:ilvl="4">
       <w:start w:val="1"/>
-      <w:numFmt w:val="none"/>
-      <w:suff w:val="nothing"/>
-      <w:lvlText w:val=""/>
+      <w:numFmt w:val="bullet"/>
+      <w:lvlText w:val=""/>
       <w:lvlJc w:val="left"/>
       <w:pPr>
         <w:tabs>
-          <w:tab w:val="num" w:pos="0"/>
+          <w:tab w:val="num" w:pos="2160"/>
         </w:tabs>
-        <w:ind w:left="0" w:hanging="0"/>
-      </w:pPr>
+        <w:ind w:left="2160" w:hanging="360"/>
+      </w:pPr>
+      <w:rPr>
+        <w:rFonts w:ascii="Symbol" w:hAnsi="Symbol" w:cs="Symbol" w:hint="default"/>
+      </w:rPr>
     </w:lvl>
     <w:lvl w:ilvl="5">
       <w:start w:val="1"/>
-      <w:numFmt w:val="none"/>
-      <w:suff w:val="nothing"/>
-      <w:lvlText w:val=""/>
+      <w:numFmt w:val="bullet"/>
+      <w:lvlText w:val=""/>
       <w:lvlJc w:val="left"/>
       <w:pPr>
         <w:tabs>
-          <w:tab w:val="num" w:pos="0"/>
+          <w:tab w:val="num" w:pos="2520"/>
         </w:tabs>
-        <w:ind w:left="0" w:hanging="0"/>
-      </w:pPr>
+        <w:ind w:left="2520" w:hanging="360"/>
+      </w:pPr>
+      <w:rPr>
+        <w:rFonts w:ascii="Symbol" w:hAnsi="Symbol" w:cs="Symbol" w:hint="default"/>
+      </w:rPr>
     </w:lvl>
     <w:lvl w:ilvl="6">
       <w:start w:val="1"/>
-      <w:numFmt w:val="none"/>
-      <w:suff w:val="nothing"/>
-      <w:lvlText w:val=""/>
+      <w:numFmt w:val="bullet"/>
+      <w:lvlText w:val=""/>
       <w:lvlJc w:val="left"/>
       <w:pPr>
         <w:tabs>
-          <w:tab w:val="num" w:pos="0"/>
+          <w:tab w:val="num" w:pos="2880"/>
         </w:tabs>
-        <w:ind w:left="0" w:hanging="0"/>
-      </w:pPr>
+        <w:ind w:left="2880" w:hanging="360"/>
+      </w:pPr>
+      <w:rPr>
+        <w:rFonts w:ascii="Symbol" w:hAnsi="Symbol" w:cs="Symbol" w:hint="default"/>
+      </w:rPr>
     </w:lvl>
     <w:lvl w:ilvl="7">
       <w:start w:val="1"/>
-      <w:numFmt w:val="none"/>
-      <w:suff w:val="nothing"/>
-      <w:lvlText w:val=""/>
+      <w:numFmt w:val="bullet"/>
+      <w:lvlText w:val=""/>
       <w:lvlJc w:val="left"/>
       <w:pPr>
         <w:tabs>
-          <w:tab w:val="num" w:pos="0"/>
+          <w:tab w:val="num" w:pos="3240"/>
         </w:tabs>
-        <w:ind w:left="0" w:hanging="0"/>
-      </w:pPr>
+        <w:ind w:left="3240" w:hanging="360"/>
+      </w:pPr>
+      <w:rPr>
+        <w:rFonts w:ascii="Symbol" w:hAnsi="Symbol" w:cs="Symbol" w:hint="default"/>
+      </w:rPr>
     </w:lvl>
     <w:lvl w:ilvl="8">
       <w:start w:val="1"/>
-      <w:numFmt w:val="none"/>
-      <w:suff w:val="nothing"/>
-      <w:lvlText w:val=""/>
+      <w:numFmt w:val="bullet"/>
+      <w:lvlText w:val=""/>
       <w:lvlJc w:val="left"/>
       <w:pPr>
         <w:tabs>
-          <w:tab w:val="num" w:pos="0"/>
+          <w:tab w:val="num" w:pos="3600"/>
         </w:tabs>
-        <w:ind w:left="0" w:hanging="0"/>
-      </w:pPr>
+        <w:ind w:left="3600" w:hanging="360"/>
+      </w:pPr>
+      <w:rPr>
+        <w:rFonts w:ascii="Symbol" w:hAnsi="Symbol" w:cs="Symbol" w:hint="default"/>
+      </w:rPr>
+    </w:lvl>
+  </w:abstractNum>
+  <w:abstractNum w:abstractNumId="6">
+    <w:lvl w:ilvl="0">
+      <w:start w:val="1"/>
+      <w:numFmt w:val="bullet"/>
+      <w:lvlText w:val=""/>
+      <w:lvlJc w:val="left"/>
+      <w:pPr>
+        <w:tabs>
+          <w:tab w:val="num" w:pos="720"/>
+        </w:tabs>
+        <w:ind w:left="720" w:hanging="360"/>
+      </w:pPr>
+      <w:rPr>
+        <w:rFonts w:ascii="Symbol" w:hAnsi="Symbol" w:cs="Symbol" w:hint="default"/>
+      </w:rPr>
+    </w:lvl>
+    <w:lvl w:ilvl="1">
+      <w:start w:val="1"/>
+      <w:numFmt w:val="bullet"/>
+      <w:lvlText w:val=""/>
+      <w:lvlJc w:val="left"/>
+      <w:pPr>
+        <w:tabs>
+          <w:tab w:val="num" w:pos="1080"/>
+        </w:tabs>
+        <w:ind w:left="1080" w:hanging="360"/>
+      </w:pPr>
+      <w:rPr>
+        <w:rFonts w:ascii="Symbol" w:hAnsi="Symbol" w:cs="Symbol" w:hint="default"/>
+      </w:rPr>
+    </w:lvl>
+    <w:lvl w:ilvl="2">
+      <w:start w:val="1"/>
+      <w:numFmt w:val="bullet"/>
+      <w:lvlText w:val=""/>
+      <w:lvlJc w:val="left"/>
+      <w:pPr>
+        <w:tabs>
+          <w:tab w:val="num" w:pos="1440"/>
+        </w:tabs>
+        <w:ind w:left="1440" w:hanging="360"/>
+      </w:pPr>
+      <w:rPr>
+        <w:rFonts w:ascii="Symbol" w:hAnsi="Symbol" w:cs="Symbol" w:hint="default"/>
+      </w:rPr>
+    </w:lvl>
+    <w:lvl w:ilvl="3">
+      <w:start w:val="1"/>
+      <w:numFmt w:val="bullet"/>
+      <w:lvlText w:val=""/>
+      <w:lvlJc w:val="left"/>
+      <w:pPr>
+        <w:tabs>
+          <w:tab w:val="num" w:pos="1800"/>
+        </w:tabs>
+        <w:ind w:left="1800" w:hanging="360"/>
+      </w:pPr>
+      <w:rPr>
+        <w:rFonts w:ascii="Symbol" w:hAnsi="Symbol" w:cs="Symbol" w:hint="default"/>
+      </w:rPr>
+    </w:lvl>
+    <w:lvl w:ilvl="4">
+      <w:start w:val="1"/>
+      <w:numFmt w:val="bullet"/>
+      <w:lvlText w:val=""/>
+      <w:lvlJc w:val="left"/>
+      <w:pPr>
+        <w:tabs>
+          <w:tab w:val="num" w:pos="2160"/>
+        </w:tabs>
+        <w:ind w:left="2160" w:hanging="360"/>
+      </w:pPr>
+      <w:rPr>
+        <w:rFonts w:ascii="Symbol" w:hAnsi="Symbol" w:cs="Symbol" w:hint="default"/>
+      </w:rPr>
+    </w:lvl>
+    <w:lvl w:ilvl="5">
+      <w:start w:val="1"/>
+      <w:numFmt w:val="bullet"/>
+      <w:lvlText w:val=""/>
+      <w:lvlJc w:val="left"/>
+      <w:pPr>
+        <w:tabs>
+          <w:tab w:val="num" w:pos="2520"/>
+        </w:tabs>
+        <w:ind w:left="2520" w:hanging="360"/>
+      </w:pPr>
+      <w:rPr>
+        <w:rFonts w:ascii="Symbol" w:hAnsi="Symbol" w:cs="Symbol" w:hint="default"/>
+      </w:rPr>
+    </w:lvl>
+    <w:lvl w:ilvl="6">
+      <w:start w:val="1"/>
+      <w:numFmt w:val="bullet"/>
+      <w:lvlText w:val=""/>
+      <w:lvlJc w:val="left"/>
+      <w:pPr>
+        <w:tabs>
+          <w:tab w:val="num" w:pos="2880"/>
+        </w:tabs>
+        <w:ind w:left="2880" w:hanging="360"/>
+      </w:pPr>
+      <w:rPr>
+        <w:rFonts w:ascii="Symbol" w:hAnsi="Symbol" w:cs="Symbol" w:hint="default"/>
+      </w:rPr>
+    </w:lvl>
+    <w:lvl w:ilvl="7">
+      <w:start w:val="1"/>
+      <w:numFmt w:val="bullet"/>
+      <w:lvlText w:val=""/>
+      <w:lvlJc w:val="left"/>
+      <w:pPr>
+        <w:tabs>
+          <w:tab w:val="num" w:pos="3240"/>
+        </w:tabs>
+        <w:ind w:left="3240" w:hanging="360"/>
+      </w:pPr>
+      <w:rPr>
+        <w:rFonts w:ascii="Symbol" w:hAnsi="Symbol" w:cs="Symbol" w:hint="default"/>
+      </w:rPr>
+    </w:lvl>
+    <w:lvl w:ilvl="8">
+      <w:start w:val="1"/>
+      <w:numFmt w:val="bullet"/>
+      <w:lvlText w:val=""/>
+      <w:lvlJc w:val="left"/>
+      <w:pPr>
+        <w:tabs>
+          <w:tab w:val="num" w:pos="3600"/>
+        </w:tabs>
+        <w:ind w:left="3600" w:hanging="360"/>
+      </w:pPr>
+      <w:rPr>
+        <w:rFonts w:ascii="Symbol" w:hAnsi="Symbol" w:cs="Symbol" w:hint="default"/>
+      </w:rPr>
+    </w:lvl>
+  </w:abstractNum>
+  <w:abstractNum w:abstractNumId="7">
+    <w:lvl w:ilvl="0">
+      <w:start w:val="1"/>
+      <w:numFmt w:val="bullet"/>
+      <w:lvlText w:val=""/>
+      <w:lvlJc w:val="left"/>
+      <w:pPr>
+        <w:tabs>
+          <w:tab w:val="num" w:pos="720"/>
+        </w:tabs>
+        <w:ind w:left="720" w:hanging="360"/>
+      </w:pPr>
+      <w:rPr>
+        <w:rFonts w:ascii="Symbol" w:hAnsi="Symbol" w:cs="Symbol" w:hint="default"/>
+      </w:rPr>
+    </w:lvl>
+    <w:lvl w:ilvl="1">
+      <w:start w:val="1"/>
+      <w:numFmt w:val="bullet"/>
+      <w:lvlText w:val=""/>
+      <w:lvlJc w:val="left"/>
+      <w:pPr>
+        <w:tabs>
+          <w:tab w:val="num" w:pos="1080"/>
+        </w:tabs>
+        <w:ind w:left="1080" w:hanging="360"/>
+      </w:pPr>
+      <w:rPr>
+        <w:rFonts w:ascii="Symbol" w:hAnsi="Symbol" w:cs="Symbol" w:hint="default"/>
+      </w:rPr>
+    </w:lvl>
+    <w:lvl w:ilvl="2">
+      <w:start w:val="1"/>
+      <w:numFmt w:val="bullet"/>
+      <w:lvlText w:val=""/>
+      <w:lvlJc w:val="left"/>
+      <w:pPr>
+        <w:tabs>
+          <w:tab w:val="num" w:pos="1440"/>
+        </w:tabs>
+        <w:ind w:left="1440" w:hanging="360"/>
+      </w:pPr>
+      <w:rPr>
+        <w:rFonts w:ascii="Symbol" w:hAnsi="Symbol" w:cs="Symbol" w:hint="default"/>
+      </w:rPr>
+    </w:lvl>
+    <w:lvl w:ilvl="3">
+      <w:start w:val="1"/>
+      <w:numFmt w:val="bullet"/>
+      <w:lvlText w:val=""/>
+      <w:lvlJc w:val="left"/>
+      <w:pPr>
+        <w:tabs>
+          <w:tab w:val="num" w:pos="1800"/>
+        </w:tabs>
+        <w:ind w:left="1800" w:hanging="360"/>
+      </w:pPr>
+      <w:rPr>
+        <w:rFonts w:ascii="Symbol" w:hAnsi="Symbol" w:cs="Symbol" w:hint="default"/>
+      </w:rPr>
+    </w:lvl>
+    <w:lvl w:ilvl="4">
+      <w:start w:val="1"/>
+      <w:numFmt w:val="bullet"/>
+      <w:lvlText w:val=""/>
+      <w:lvlJc w:val="left"/>
+      <w:pPr>
+        <w:tabs>
+          <w:tab w:val="num" w:pos="2160"/>
+        </w:tabs>
+        <w:ind w:left="2160" w:hanging="360"/>
+      </w:pPr>
+      <w:rPr>
+        <w:rFonts w:ascii="Symbol" w:hAnsi="Symbol" w:cs="Symbol" w:hint="default"/>
+      </w:rPr>
+    </w:lvl>
+    <w:lvl w:ilvl="5">
+      <w:start w:val="1"/>
+      <w:numFmt w:val="bullet"/>
+      <w:lvlText w:val=""/>
+      <w:lvlJc w:val="left"/>
+      <w:pPr>
+        <w:tabs>
+          <w:tab w:val="num" w:pos="2520"/>
+        </w:tabs>
+        <w:ind w:left="2520" w:hanging="360"/>
+      </w:pPr>
+      <w:rPr>
+        <w:rFonts w:ascii="Symbol" w:hAnsi="Symbol" w:cs="Symbol" w:hint="default"/>
+      </w:rPr>
+    </w:lvl>
+    <w:lvl w:ilvl="6">
+      <w:start w:val="1"/>
+      <w:numFmt w:val="bullet"/>
+      <w:lvlText w:val=""/>
+      <w:lvlJc w:val="left"/>
+      <w:pPr>
+        <w:tabs>
+          <w:tab w:val="num" w:pos="2880"/>
+        </w:tabs>
+        <w:ind w:left="2880" w:hanging="360"/>
+      </w:pPr>
+      <w:rPr>
+        <w:rFonts w:ascii="Symbol" w:hAnsi="Symbol" w:cs="Symbol" w:hint="default"/>
+      </w:rPr>
+    </w:lvl>
+    <w:lvl w:ilvl="7">
+      <w:start w:val="1"/>
+      <w:numFmt w:val="bullet"/>
+      <w:lvlText w:val=""/>
+      <w:lvlJc w:val="left"/>
+      <w:pPr>
+        <w:tabs>
+          <w:tab w:val="num" w:pos="3240"/>
+        </w:tabs>
+        <w:ind w:left="3240" w:hanging="360"/>
+      </w:pPr>
+      <w:rPr>
+        <w:rFonts w:ascii="Symbol" w:hAnsi="Symbol" w:cs="Symbol" w:hint="default"/>
+      </w:rPr>
+    </w:lvl>
+    <w:lvl w:ilvl="8">
+      <w:start w:val="1"/>
+      <w:numFmt w:val="bullet"/>
+      <w:lvlText w:val=""/>
+      <w:lvlJc w:val="left"/>
+      <w:pPr>
+        <w:tabs>
+          <w:tab w:val="num" w:pos="3600"/>
+        </w:tabs>
+        <w:ind w:left="3600" w:hanging="360"/>
+      </w:pPr>
+      <w:rPr>
+        <w:rFonts w:ascii="Symbol" w:hAnsi="Symbol" w:cs="Symbol" w:hint="default"/>
+      </w:rPr>
     </w:lvl>
   </w:abstractNum>
   <w:num w:numId="1">
@@ -2445,6 +6887,15 @@
   <w:num w:numId="4">
     <w:abstractNumId w:val="4"/>
   </w:num>
+  <w:num w:numId="5">
+    <w:abstractNumId w:val="5"/>
+  </w:num>
+  <w:num w:numId="6">
+    <w:abstractNumId w:val="6"/>
+  </w:num>
+  <w:num w:numId="7">
+    <w:abstractNumId w:val="7"/>
+  </w:num>
 </w:numbering>
 </file>
 
@@ -2453,7 +6904,7 @@
   <w:docDefaults>
     <w:rPrDefault>
       <w:rPr>
-        <w:rFonts w:ascii="Calibri" w:hAnsi="Calibri" w:eastAsia="Calibri" w:cs="" w:asciiTheme="minorHAnsi" w:cstheme="minorBidi" w:eastAsiaTheme="minorHAnsi" w:hAnsiTheme="minorHAnsi"/>
+        <w:rFonts w:ascii="Calibri" w:hAnsi="Calibri" w:eastAsia="Calibri" w:cs="DejaVu Sans"/>
         <w:sz w:val="22"/>
         <w:szCs w:val="22"/>
         <w:lang w:val="en-GB" w:eastAsia="en-US" w:bidi="ar-SA"/>
@@ -2465,397 +6916,21 @@
       </w:pPr>
     </w:pPrDefault>
   </w:docDefaults>
-  <w:latentStyles w:defLockedState="0" w:defUIPriority="99" w:defSemiHidden="0" w:defUnhideWhenUsed="0" w:defQFormat="0" w:count="376">
-    <w:lsdException w:name="Normal" w:uiPriority="0" w:qFormat="1"/>
-    <w:lsdException w:name="heading 1" w:uiPriority="9" w:qFormat="1"/>
-    <w:lsdException w:name="heading 2" w:uiPriority="9" w:semiHidden="1" w:unhideWhenUsed="1" w:qFormat="1"/>
-    <w:lsdException w:name="heading 3" w:uiPriority="9" w:semiHidden="1" w:unhideWhenUsed="1" w:qFormat="1"/>
-    <w:lsdException w:name="heading 4" w:uiPriority="9" w:semiHidden="1" w:unhideWhenUsed="1" w:qFormat="1"/>
-    <w:lsdException w:name="heading 5" w:uiPriority="9" w:semiHidden="1" w:unhideWhenUsed="1" w:qFormat="1"/>
-    <w:lsdException w:name="heading 6" w:uiPriority="9" w:semiHidden="1" w:unhideWhenUsed="1" w:qFormat="1"/>
-    <w:lsdException w:name="heading 7" w:uiPriority="9" w:semiHidden="1" w:unhideWhenUsed="1" w:qFormat="1"/>
-    <w:lsdException w:name="heading 8" w:uiPriority="9" w:semiHidden="1" w:unhideWhenUsed="1" w:qFormat="1"/>
-    <w:lsdException w:name="heading 9" w:uiPriority="9" w:semiHidden="1" w:unhideWhenUsed="1" w:qFormat="1"/>
-    <w:lsdException w:name="index 1" w:semiHidden="1" w:unhideWhenUsed="1"/>
-    <w:lsdException w:name="index 2" w:semiHidden="1" w:unhideWhenUsed="1"/>
-    <w:lsdException w:name="index 3" w:semiHidden="1" w:unhideWhenUsed="1"/>
-    <w:lsdException w:name="index 4" w:semiHidden="1" w:unhideWhenUsed="1"/>
-    <w:lsdException w:name="index 5" w:semiHidden="1" w:unhideWhenUsed="1"/>
-    <w:lsdException w:name="index 6" w:semiHidden="1" w:unhideWhenUsed="1"/>
-    <w:lsdException w:name="index 7" w:semiHidden="1" w:unhideWhenUsed="1"/>
-    <w:lsdException w:name="index 8" w:semiHidden="1" w:unhideWhenUsed="1"/>
-    <w:lsdException w:name="index 9" w:semiHidden="1" w:unhideWhenUsed="1"/>
-    <w:lsdException w:name="toc 1" w:uiPriority="39" w:semiHidden="1" w:unhideWhenUsed="1"/>
-    <w:lsdException w:name="toc 2" w:uiPriority="39" w:semiHidden="1" w:unhideWhenUsed="1"/>
-    <w:lsdException w:name="toc 3" w:uiPriority="39" w:semiHidden="1" w:unhideWhenUsed="1"/>
-    <w:lsdException w:name="toc 4" w:uiPriority="39" w:semiHidden="1" w:unhideWhenUsed="1"/>
-    <w:lsdException w:name="toc 5" w:uiPriority="39" w:semiHidden="1" w:unhideWhenUsed="1"/>
-    <w:lsdException w:name="toc 6" w:uiPriority="39" w:semiHidden="1" w:unhideWhenUsed="1"/>
-    <w:lsdException w:name="toc 7" w:uiPriority="39" w:semiHidden="1" w:unhideWhenUsed="1"/>
-    <w:lsdException w:name="toc 8" w:uiPriority="39" w:semiHidden="1" w:unhideWhenUsed="1"/>
-    <w:lsdException w:name="toc 9" w:uiPriority="39" w:semiHidden="1" w:unhideWhenUsed="1"/>
-    <w:lsdException w:name="Normal Indent" w:semiHidden="1" w:unhideWhenUsed="1"/>
-    <w:lsdException w:name="footnote text" w:semiHidden="1" w:unhideWhenUsed="1"/>
-    <w:lsdException w:name="annotation text" w:semiHidden="1" w:unhideWhenUsed="1"/>
-    <w:lsdException w:name="header" w:semiHidden="1" w:unhideWhenUsed="1"/>
-    <w:lsdException w:name="footer" w:semiHidden="1" w:unhideWhenUsed="1"/>
-    <w:lsdException w:name="index heading" w:semiHidden="1" w:unhideWhenUsed="1"/>
-    <w:lsdException w:name="caption" w:uiPriority="35" w:semiHidden="1" w:unhideWhenUsed="1" w:qFormat="1"/>
-    <w:lsdException w:name="table of figures" w:semiHidden="1" w:unhideWhenUsed="1"/>
-    <w:lsdException w:name="envelope address" w:semiHidden="1" w:unhideWhenUsed="1"/>
-    <w:lsdException w:name="envelope return" w:semiHidden="1" w:unhideWhenUsed="1"/>
-    <w:lsdException w:name="footnote reference" w:semiHidden="1" w:unhideWhenUsed="1"/>
-    <w:lsdException w:name="annotation reference" w:semiHidden="1" w:unhideWhenUsed="1"/>
-    <w:lsdException w:name="line number" w:semiHidden="1" w:unhideWhenUsed="1"/>
-    <w:lsdException w:name="page number" w:semiHidden="1" w:unhideWhenUsed="1"/>
-    <w:lsdException w:name="endnote reference" w:semiHidden="1" w:unhideWhenUsed="1"/>
-    <w:lsdException w:name="endnote text" w:semiHidden="1" w:unhideWhenUsed="1"/>
-    <w:lsdException w:name="table of authorities" w:semiHidden="1" w:unhideWhenUsed="1"/>
-    <w:lsdException w:name="macro" w:semiHidden="1" w:unhideWhenUsed="1"/>
-    <w:lsdException w:name="toa heading" w:semiHidden="1" w:unhideWhenUsed="1"/>
-    <w:lsdException w:name="List" w:semiHidden="1" w:unhideWhenUsed="1"/>
-    <w:lsdException w:name="List Bullet" w:semiHidden="1" w:unhideWhenUsed="1"/>
-    <w:lsdException w:name="List Number" w:semiHidden="1" w:unhideWhenUsed="1"/>
-    <w:lsdException w:name="List 2" w:semiHidden="1" w:unhideWhenUsed="1"/>
-    <w:lsdException w:name="List 3" w:semiHidden="1" w:unhideWhenUsed="1"/>
-    <w:lsdException w:name="List 4" w:semiHidden="1" w:unhideWhenUsed="1"/>
-    <w:lsdException w:name="List 5" w:semiHidden="1" w:unhideWhenUsed="1"/>
-    <w:lsdException w:name="List Bullet 2" w:semiHidden="1" w:unhideWhenUsed="1"/>
-    <w:lsdException w:name="List Bullet 3" w:semiHidden="1" w:unhideWhenUsed="1"/>
-    <w:lsdException w:name="List Bullet 4" w:semiHidden="1" w:unhideWhenUsed="1"/>
-    <w:lsdException w:name="List Bullet 5" w:semiHidden="1" w:unhideWhenUsed="1"/>
-    <w:lsdException w:name="List Number 2" w:semiHidden="1" w:unhideWhenUsed="1"/>
-    <w:lsdException w:name="List Number 3" w:semiHidden="1" w:unhideWhenUsed="1"/>
-    <w:lsdException w:name="List Number 4" w:semiHidden="1" w:unhideWhenUsed="1"/>
-    <w:lsdException w:name="List Number 5" w:semiHidden="1" w:unhideWhenUsed="1"/>
-    <w:lsdException w:name="Title" w:uiPriority="10" w:qFormat="1"/>
-    <w:lsdException w:name="Closing" w:semiHidden="1" w:unhideWhenUsed="1"/>
-    <w:lsdException w:name="Signature" w:semiHidden="1" w:unhideWhenUsed="1"/>
-    <w:lsdException w:name="Default Paragraph Font" w:uiPriority="1" w:semiHidden="1" w:unhideWhenUsed="1"/>
-    <w:lsdException w:name="Body Text" w:uiPriority="1" w:semiHidden="1" w:unhideWhenUsed="1" w:qFormat="1"/>
-    <w:lsdException w:name="Body Text Indent" w:semiHidden="1" w:unhideWhenUsed="1"/>
-    <w:lsdException w:name="List Continue" w:semiHidden="1" w:unhideWhenUsed="1"/>
-    <w:lsdException w:name="List Continue 2" w:semiHidden="1" w:unhideWhenUsed="1"/>
-    <w:lsdException w:name="List Continue 3" w:semiHidden="1" w:unhideWhenUsed="1"/>
-    <w:lsdException w:name="List Continue 4" w:semiHidden="1" w:unhideWhenUsed="1"/>
-    <w:lsdException w:name="List Continue 5" w:semiHidden="1" w:unhideWhenUsed="1"/>
-    <w:lsdException w:name="Message Header" w:semiHidden="1" w:unhideWhenUsed="1"/>
-    <w:lsdException w:name="Subtitle" w:uiPriority="11" w:qFormat="1"/>
-    <w:lsdException w:name="Salutation" w:semiHidden="1" w:unhideWhenUsed="1"/>
-    <w:lsdException w:name="Date" w:semiHidden="1" w:unhideWhenUsed="1"/>
-    <w:lsdException w:name="Body Text First Indent" w:semiHidden="1" w:unhideWhenUsed="1"/>
-    <w:lsdException w:name="Body Text First Indent 2" w:semiHidden="1" w:unhideWhenUsed="1"/>
-    <w:lsdException w:name="Note Heading" w:semiHidden="1" w:unhideWhenUsed="1"/>
-    <w:lsdException w:name="Body Text 2" w:semiHidden="1" w:unhideWhenUsed="1"/>
-    <w:lsdException w:name="Body Text 3" w:semiHidden="1" w:unhideWhenUsed="1"/>
-    <w:lsdException w:name="Body Text Indent 2" w:semiHidden="1" w:unhideWhenUsed="1"/>
-    <w:lsdException w:name="Body Text Indent 3" w:semiHidden="1" w:unhideWhenUsed="1"/>
-    <w:lsdException w:name="Block Text" w:semiHidden="1" w:unhideWhenUsed="1"/>
-    <w:lsdException w:name="Hyperlink" w:semiHidden="1" w:unhideWhenUsed="1"/>
-    <w:lsdException w:name="FollowedHyperlink" w:semiHidden="1" w:unhideWhenUsed="1"/>
-    <w:lsdException w:name="Strong" w:uiPriority="22" w:qFormat="1"/>
-    <w:lsdException w:name="Emphasis" w:uiPriority="20" w:qFormat="1"/>
-    <w:lsdException w:name="Document Map" w:semiHidden="1" w:unhideWhenUsed="1"/>
-    <w:lsdException w:name="Plain Text" w:semiHidden="1" w:unhideWhenUsed="1"/>
-    <w:lsdException w:name="E-mail Signature" w:semiHidden="1" w:unhideWhenUsed="1"/>
-    <w:lsdException w:name="HTML Top of Form" w:semiHidden="1" w:unhideWhenUsed="1"/>
-    <w:lsdException w:name="HTML Bottom of Form" w:semiHidden="1" w:unhideWhenUsed="1"/>
-    <w:lsdException w:name="Normal (Web)" w:semiHidden="1" w:unhideWhenUsed="1"/>
-    <w:lsdException w:name="HTML Acronym" w:semiHidden="1" w:unhideWhenUsed="1"/>
-    <w:lsdException w:name="HTML Address" w:semiHidden="1" w:unhideWhenUsed="1"/>
-    <w:lsdException w:name="HTML Cite" w:semiHidden="1" w:unhideWhenUsed="1"/>
-    <w:lsdException w:name="HTML Code" w:semiHidden="1" w:unhideWhenUsed="1"/>
-    <w:lsdException w:name="HTML Definition" w:semiHidden="1" w:unhideWhenUsed="1"/>
-    <w:lsdException w:name="HTML Keyboard" w:semiHidden="1" w:unhideWhenUsed="1"/>
-    <w:lsdException w:name="HTML Preformatted" w:semiHidden="1" w:unhideWhenUsed="1"/>
-    <w:lsdException w:name="HTML Sample" w:semiHidden="1" w:unhideWhenUsed="1"/>
-    <w:lsdException w:name="HTML Typewriter" w:semiHidden="1" w:unhideWhenUsed="1"/>
-    <w:lsdException w:name="HTML Variable" w:semiHidden="1" w:unhideWhenUsed="1"/>
-    <w:lsdException w:name="Normal Table" w:semiHidden="1" w:unhideWhenUsed="1"/>
-    <w:lsdException w:name="annotation subject" w:semiHidden="1" w:unhideWhenUsed="1"/>
-    <w:lsdException w:name="No List" w:semiHidden="1" w:unhideWhenUsed="1"/>
-    <w:lsdException w:name="Outline List 1" w:semiHidden="1" w:unhideWhenUsed="1"/>
-    <w:lsdException w:name="Outline List 2" w:semiHidden="1" w:unhideWhenUsed="1"/>
-    <w:lsdException w:name="Outline List 3" w:semiHidden="1" w:unhideWhenUsed="1"/>
-    <w:lsdException w:name="Table Simple 1" w:semiHidden="1" w:unhideWhenUsed="1"/>
-    <w:lsdException w:name="Table Simple 2" w:semiHidden="1" w:unhideWhenUsed="1"/>
-    <w:lsdException w:name="Table Simple 3" w:semiHidden="1" w:unhideWhenUsed="1"/>
-    <w:lsdException w:name="Table Classic 1" w:semiHidden="1" w:unhideWhenUsed="1"/>
-    <w:lsdException w:name="Table Classic 2" w:semiHidden="1" w:unhideWhenUsed="1"/>
-    <w:lsdException w:name="Table Classic 3" w:semiHidden="1" w:unhideWhenUsed="1"/>
-    <w:lsdException w:name="Table Classic 4" w:semiHidden="1" w:unhideWhenUsed="1"/>
-    <w:lsdException w:name="Table Colorful 1" w:semiHidden="1" w:unhideWhenUsed="1"/>
-    <w:lsdException w:name="Table Colorful 2" w:semiHidden="1" w:unhideWhenUsed="1"/>
-    <w:lsdException w:name="Table Colorful 3" w:semiHidden="1" w:unhideWhenUsed="1"/>
-    <w:lsdException w:name="Table Columns 1" w:semiHidden="1" w:unhideWhenUsed="1"/>
-    <w:lsdException w:name="Table Columns 2" w:semiHidden="1" w:unhideWhenUsed="1"/>
-    <w:lsdException w:name="Table Columns 3" w:semiHidden="1" w:unhideWhenUsed="1"/>
-    <w:lsdException w:name="Table Columns 4" w:semiHidden="1" w:unhideWhenUsed="1"/>
-    <w:lsdException w:name="Table Columns 5" w:semiHidden="1" w:unhideWhenUsed="1"/>
-    <w:lsdException w:name="Table Grid 1" w:semiHidden="1" w:unhideWhenUsed="1"/>
-    <w:lsdException w:name="Table Grid 2" w:semiHidden="1" w:unhideWhenUsed="1"/>
-    <w:lsdException w:name="Table Grid 3" w:semiHidden="1" w:unhideWhenUsed="1"/>
-    <w:lsdException w:name="Table Grid 4" w:semiHidden="1" w:unhideWhenUsed="1"/>
-    <w:lsdException w:name="Table Grid 5" w:semiHidden="1" w:unhideWhenUsed="1"/>
-    <w:lsdException w:name="Table Grid 6" w:semiHidden="1" w:unhideWhenUsed="1"/>
-    <w:lsdException w:name="Table Grid 7" w:semiHidden="1" w:unhideWhenUsed="1"/>
-    <w:lsdException w:name="Table Grid 8" w:semiHidden="1" w:unhideWhenUsed="1"/>
-    <w:lsdException w:name="Table List 1" w:semiHidden="1" w:unhideWhenUsed="1"/>
-    <w:lsdException w:name="Table List 2" w:semiHidden="1" w:unhideWhenUsed="1"/>
-    <w:lsdException w:name="Table List 3" w:semiHidden="1" w:unhideWhenUsed="1"/>
-    <w:lsdException w:name="Table List 4" w:semiHidden="1" w:unhideWhenUsed="1"/>
-    <w:lsdException w:name="Table List 5" w:semiHidden="1" w:unhideWhenUsed="1"/>
-    <w:lsdException w:name="Table List 6" w:semiHidden="1" w:unhideWhenUsed="1"/>
-    <w:lsdException w:name="Table List 7" w:semiHidden="1" w:unhideWhenUsed="1"/>
-    <w:lsdException w:name="Table List 8" w:semiHidden="1" w:unhideWhenUsed="1"/>
-    <w:lsdException w:name="Table 3D effects 1" w:semiHidden="1" w:unhideWhenUsed="1"/>
-    <w:lsdException w:name="Table 3D effects 2" w:semiHidden="1" w:unhideWhenUsed="1"/>
-    <w:lsdException w:name="Table 3D effects 3" w:semiHidden="1" w:unhideWhenUsed="1"/>
-    <w:lsdException w:name="Table Contemporary" w:semiHidden="1" w:unhideWhenUsed="1"/>
-    <w:lsdException w:name="Table Elegant" w:semiHidden="1" w:unhideWhenUsed="1"/>
-    <w:lsdException w:name="Table Professional" w:semiHidden="1" w:unhideWhenUsed="1"/>
-    <w:lsdException w:name="Table Subtle 1" w:semiHidden="1" w:unhideWhenUsed="1"/>
-    <w:lsdException w:name="Table Subtle 2" w:semiHidden="1" w:unhideWhenUsed="1"/>
-    <w:lsdException w:name="Table Web 1" w:semiHidden="1" w:unhideWhenUsed="1"/>
-    <w:lsdException w:name="Table Web 2" w:semiHidden="1" w:unhideWhenUsed="1"/>
-    <w:lsdException w:name="Table Web 3" w:semiHidden="1" w:unhideWhenUsed="1"/>
-    <w:lsdException w:name="Balloon Text" w:semiHidden="1" w:unhideWhenUsed="1"/>
-    <w:lsdException w:name="Table Grid" w:uiPriority="39"/>
-    <w:lsdException w:name="Table Theme" w:semiHidden="1" w:unhideWhenUsed="1"/>
-    <w:lsdException w:name="Placeholder Text" w:semiHidden="1"/>
-    <w:lsdException w:name="No Spacing" w:uiPriority="1" w:qFormat="1"/>
-    <w:lsdException w:name="Light Shading" w:uiPriority="60"/>
-    <w:lsdException w:name="Light List" w:uiPriority="61"/>
-    <w:lsdException w:name="Light Grid" w:uiPriority="62"/>
-    <w:lsdException w:name="Medium Shading 1" w:uiPriority="63"/>
-    <w:lsdException w:name="Medium Shading 2" w:uiPriority="64"/>
-    <w:lsdException w:name="Medium List 1" w:uiPriority="65"/>
-    <w:lsdException w:name="Medium List 2" w:uiPriority="66"/>
-    <w:lsdException w:name="Medium Grid 1" w:uiPriority="67"/>
-    <w:lsdException w:name="Medium Grid 2" w:uiPriority="68"/>
-    <w:lsdException w:name="Medium Grid 3" w:uiPriority="69"/>
-    <w:lsdException w:name="Dark List" w:uiPriority="70"/>
-    <w:lsdException w:name="Colorful Shading" w:uiPriority="71"/>
-    <w:lsdException w:name="Colorful List" w:uiPriority="72"/>
-    <w:lsdException w:name="Colorful Grid" w:uiPriority="73"/>
-    <w:lsdException w:name="Light Shading Accent 1" w:uiPriority="60"/>
-    <w:lsdException w:name="Light List Accent 1" w:uiPriority="61"/>
-    <w:lsdException w:name="Light Grid Accent 1" w:uiPriority="62"/>
-    <w:lsdException w:name="Medium Shading 1 Accent 1" w:uiPriority="63"/>
-    <w:lsdException w:name="Medium Shading 2 Accent 1" w:uiPriority="64"/>
-    <w:lsdException w:name="Medium List 1 Accent 1" w:uiPriority="65"/>
-    <w:lsdException w:name="Revision" w:semiHidden="1"/>
-    <w:lsdException w:name="List Paragraph" w:uiPriority="34" w:qFormat="1"/>
-    <w:lsdException w:name="Quote" w:uiPriority="29" w:qFormat="1"/>
-    <w:lsdException w:name="Intense Quote" w:uiPriority="30" w:qFormat="1"/>
-    <w:lsdException w:name="Medium List 2 Accent 1" w:uiPriority="66"/>
-    <w:lsdException w:name="Medium Grid 1 Accent 1" w:uiPriority="67"/>
-    <w:lsdException w:name="Medium Grid 2 Accent 1" w:uiPriority="68"/>
-    <w:lsdException w:name="Medium Grid 3 Accent 1" w:uiPriority="69"/>
-    <w:lsdException w:name="Dark List Accent 1" w:uiPriority="70"/>
-    <w:lsdException w:name="Colorful Shading Accent 1" w:uiPriority="71"/>
-    <w:lsdException w:name="Colorful List Accent 1" w:uiPriority="72"/>
-    <w:lsdException w:name="Colorful Grid Accent 1" w:uiPriority="73"/>
-    <w:lsdException w:name="Light Shading Accent 2" w:uiPriority="60"/>
-    <w:lsdException w:name="Light List Accent 2" w:uiPriority="61"/>
-    <w:lsdException w:name="Light Grid Accent 2" w:uiPriority="62"/>
-    <w:lsdException w:name="Medium Shading 1 Accent 2" w:uiPriority="63"/>
-    <w:lsdException w:name="Medium Shading 2 Accent 2" w:uiPriority="64"/>
-    <w:lsdException w:name="Medium List 1 Accent 2" w:uiPriority="65"/>
-    <w:lsdException w:name="Medium List 2 Accent 2" w:uiPriority="66"/>
-    <w:lsdException w:name="Medium Grid 1 Accent 2" w:uiPriority="67"/>
-    <w:lsdException w:name="Medium Grid 2 Accent 2" w:uiPriority="68"/>
-    <w:lsdException w:name="Medium Grid 3 Accent 2" w:uiPriority="69"/>
-    <w:lsdException w:name="Dark List Accent 2" w:uiPriority="70"/>
-    <w:lsdException w:name="Colorful Shading Accent 2" w:uiPriority="71"/>
-    <w:lsdException w:name="Colorful List Accent 2" w:uiPriority="72"/>
-    <w:lsdException w:name="Colorful Grid Accent 2" w:uiPriority="73"/>
-    <w:lsdException w:name="Light Shading Accent 3" w:uiPriority="60"/>
-    <w:lsdException w:name="Light List Accent 3" w:uiPriority="61"/>
-    <w:lsdException w:name="Light Grid Accent 3" w:uiPriority="62"/>
-    <w:lsdException w:name="Medium Shading 1 Accent 3" w:uiPriority="63"/>
-    <w:lsdException w:name="Medium Shading 2 Accent 3" w:uiPriority="64"/>
-    <w:lsdException w:name="Medium List 1 Accent 3" w:uiPriority="65"/>
-    <w:lsdException w:name="Medium List 2 Accent 3" w:uiPriority="66"/>
-    <w:lsdException w:name="Medium Grid 1 Accent 3" w:uiPriority="67"/>
-    <w:lsdException w:name="Medium Grid 2 Accent 3" w:uiPriority="68"/>
-    <w:lsdException w:name="Medium Grid 3 Accent 3" w:uiPriority="69"/>
-    <w:lsdException w:name="Dark List Accent 3" w:uiPriority="70"/>
-    <w:lsdException w:name="Colorful Shading Accent 3" w:uiPriority="71"/>
-    <w:lsdException w:name="Colorful List Accent 3" w:uiPriority="72"/>
-    <w:lsdException w:name="Colorful Grid Accent 3" w:uiPriority="73"/>
-    <w:lsdException w:name="Light Shading Accent 4" w:uiPriority="60"/>
-    <w:lsdException w:name="Light List Accent 4" w:uiPriority="61"/>
-    <w:lsdException w:name="Light Grid Accent 4" w:uiPriority="62"/>
-    <w:lsdException w:name="Medium Shading 1 Accent 4" w:uiPriority="63"/>
-    <w:lsdException w:name="Medium Shading 2 Accent 4" w:uiPriority="64"/>
-    <w:lsdException w:name="Medium List 1 Accent 4" w:uiPriority="65"/>
-    <w:lsdException w:name="Medium List 2 Accent 4" w:uiPriority="66"/>
-    <w:lsdException w:name="Medium Grid 1 Accent 4" w:uiPriority="67"/>
-    <w:lsdException w:name="Medium Grid 2 Accent 4" w:uiPriority="68"/>
-    <w:lsdException w:name="Medium Grid 3 Accent 4" w:uiPriority="69"/>
-    <w:lsdException w:name="Dark List Accent 4" w:uiPriority="70"/>
-    <w:lsdException w:name="Colorful Shading Accent 4" w:uiPriority="71"/>
-    <w:lsdException w:name="Colorful List Accent 4" w:uiPriority="72"/>
-    <w:lsdException w:name="Colorful Grid Accent 4" w:uiPriority="73"/>
-    <w:lsdException w:name="Light Shading Accent 5" w:uiPriority="60"/>
-    <w:lsdException w:name="Light List Accent 5" w:uiPriority="61"/>
-    <w:lsdException w:name="Light Grid Accent 5" w:uiPriority="62"/>
-    <w:lsdException w:name="Medium Shading 1 Accent 5" w:uiPriority="63"/>
-    <w:lsdException w:name="Medium Shading 2 Accent 5" w:uiPriority="64"/>
-    <w:lsdException w:name="Medium List 1 Accent 5" w:uiPriority="65"/>
-    <w:lsdException w:name="Medium List 2 Accent 5" w:uiPriority="66"/>
-    <w:lsdException w:name="Medium Grid 1 Accent 5" w:uiPriority="67"/>
-    <w:lsdException w:name="Medium Grid 2 Accent 5" w:uiPriority="68"/>
-    <w:lsdException w:name="Medium Grid 3 Accent 5" w:uiPriority="69"/>
-    <w:lsdException w:name="Dark List Accent 5" w:uiPriority="70"/>
-    <w:lsdException w:name="Colorful Shading Accent 5" w:uiPriority="71"/>
-    <w:lsdException w:name="Colorful List Accent 5" w:uiPriority="72"/>
-    <w:lsdException w:name="Colorful Grid Accent 5" w:uiPriority="73"/>
-    <w:lsdException w:name="Light Shading Accent 6" w:uiPriority="60"/>
-    <w:lsdException w:name="Light List Accent 6" w:uiPriority="61"/>
-    <w:lsdException w:name="Light Grid Accent 6" w:uiPriority="62"/>
-    <w:lsdException w:name="Medium Shading 1 Accent 6" w:uiPriority="63"/>
-    <w:lsdException w:name="Medium Shading 2 Accent 6" w:uiPriority="64"/>
-    <w:lsdException w:name="Medium List 1 Accent 6" w:uiPriority="65"/>
-    <w:lsdException w:name="Medium List 2 Accent 6" w:uiPriority="66"/>
-    <w:lsdException w:name="Medium Grid 1 Accent 6" w:uiPriority="67"/>
-    <w:lsdException w:name="Medium Grid 2 Accent 6" w:uiPriority="68"/>
-    <w:lsdException w:name="Medium Grid 3 Accent 6" w:uiPriority="69"/>
-    <w:lsdException w:name="Dark List Accent 6" w:uiPriority="70"/>
-    <w:lsdException w:name="Colorful Shading Accent 6" w:uiPriority="71"/>
-    <w:lsdException w:name="Colorful List Accent 6" w:uiPriority="72"/>
-    <w:lsdException w:name="Colorful Grid Accent 6" w:uiPriority="73"/>
-    <w:lsdException w:name="Subtle Emphasis" w:uiPriority="19" w:qFormat="1"/>
-    <w:lsdException w:name="Intense Emphasis" w:uiPriority="21" w:qFormat="1"/>
-    <w:lsdException w:name="Subtle Reference" w:uiPriority="31" w:qFormat="1"/>
-    <w:lsdException w:name="Intense Reference" w:uiPriority="32" w:qFormat="1"/>
-    <w:lsdException w:name="Book Title" w:uiPriority="33" w:qFormat="1"/>
-    <w:lsdException w:name="Bibliography" w:uiPriority="37" w:semiHidden="1" w:unhideWhenUsed="1"/>
-    <w:lsdException w:name="TOC Heading" w:uiPriority="39" w:semiHidden="1" w:unhideWhenUsed="1" w:qFormat="1"/>
-    <w:lsdException w:name="Plain Table 1" w:uiPriority="41"/>
-    <w:lsdException w:name="Plain Table 2" w:uiPriority="42"/>
-    <w:lsdException w:name="Plain Table 3" w:uiPriority="43"/>
-    <w:lsdException w:name="Plain Table 4" w:uiPriority="44"/>
-    <w:lsdException w:name="Plain Table 5" w:uiPriority="45"/>
-    <w:lsdException w:name="Grid Table Light" w:uiPriority="40"/>
-    <w:lsdException w:name="Grid Table 1 Light" w:uiPriority="46"/>
-    <w:lsdException w:name="Grid Table 2" w:uiPriority="47"/>
-    <w:lsdException w:name="Grid Table 3" w:uiPriority="48"/>
-    <w:lsdException w:name="Grid Table 4" w:uiPriority="49"/>
-    <w:lsdException w:name="Grid Table 5 Dark" w:uiPriority="50"/>
-    <w:lsdException w:name="Grid Table 6 Colorful" w:uiPriority="51"/>
-    <w:lsdException w:name="Grid Table 7 Colorful" w:uiPriority="52"/>
-    <w:lsdException w:name="Grid Table 1 Light Accent 1" w:uiPriority="46"/>
-    <w:lsdException w:name="Grid Table 2 Accent 1" w:uiPriority="47"/>
-    <w:lsdException w:name="Grid Table 3 Accent 1" w:uiPriority="48"/>
-    <w:lsdException w:name="Grid Table 4 Accent 1" w:uiPriority="49"/>
-    <w:lsdException w:name="Grid Table 5 Dark Accent 1" w:uiPriority="50"/>
-    <w:lsdException w:name="Grid Table 6 Colorful Accent 1" w:uiPriority="51"/>
-    <w:lsdException w:name="Grid Table 7 Colorful Accent 1" w:uiPriority="52"/>
-    <w:lsdException w:name="Grid Table 1 Light Accent 2" w:uiPriority="46"/>
-    <w:lsdException w:name="Grid Table 2 Accent 2" w:uiPriority="47"/>
-    <w:lsdException w:name="Grid Table 3 Accent 2" w:uiPriority="48"/>
-    <w:lsdException w:name="Grid Table 4 Accent 2" w:uiPriority="49"/>
-    <w:lsdException w:name="Grid Table 5 Dark Accent 2" w:uiPriority="50"/>
-    <w:lsdException w:name="Grid Table 6 Colorful Accent 2" w:uiPriority="51"/>
-    <w:lsdException w:name="Grid Table 7 Colorful Accent 2" w:uiPriority="52"/>
-    <w:lsdException w:name="Grid Table 1 Light Accent 3" w:uiPriority="46"/>
-    <w:lsdException w:name="Grid Table 2 Accent 3" w:uiPriority="47"/>
-    <w:lsdException w:name="Grid Table 3 Accent 3" w:uiPriority="48"/>
-    <w:lsdException w:name="Grid Table 4 Accent 3" w:uiPriority="49"/>
-    <w:lsdException w:name="Grid Table 5 Dark Accent 3" w:uiPriority="50"/>
-    <w:lsdException w:name="Grid Table 6 Colorful Accent 3" w:uiPriority="51"/>
-    <w:lsdException w:name="Grid Table 7 Colorful Accent 3" w:uiPriority="52"/>
-    <w:lsdException w:name="Grid Table 1 Light Accent 4" w:uiPriority="46"/>
-    <w:lsdException w:name="Grid Table 2 Accent 4" w:uiPriority="47"/>
-    <w:lsdException w:name="Grid Table 3 Accent 4" w:uiPriority="48"/>
-    <w:lsdException w:name="Grid Table 4 Accent 4" w:uiPriority="49"/>
-    <w:lsdException w:name="Grid Table 5 Dark Accent 4" w:uiPriority="50"/>
-    <w:lsdException w:name="Grid Table 6 Colorful Accent 4" w:uiPriority="51"/>
-    <w:lsdException w:name="Grid Table 7 Colorful Accent 4" w:uiPriority="52"/>
-    <w:lsdException w:name="Grid Table 1 Light Accent 5" w:uiPriority="46"/>
-    <w:lsdException w:name="Grid Table 2 Accent 5" w:uiPriority="47"/>
-    <w:lsdException w:name="Grid Table 3 Accent 5" w:uiPriority="48"/>
-    <w:lsdException w:name="Grid Table 4 Accent 5" w:uiPriority="49"/>
-    <w:lsdException w:name="Grid Table 5 Dark Accent 5" w:uiPriority="50"/>
-    <w:lsdException w:name="Grid Table 6 Colorful Accent 5" w:uiPriority="51"/>
-    <w:lsdException w:name="Grid Table 7 Colorful Accent 5" w:uiPriority="52"/>
-    <w:lsdException w:name="Grid Table 1 Light Accent 6" w:uiPriority="46"/>
-    <w:lsdException w:name="Grid Table 2 Accent 6" w:uiPriority="47"/>
-    <w:lsdException w:name="Grid Table 3 Accent 6" w:uiPriority="48"/>
-    <w:lsdException w:name="Grid Table 4 Accent 6" w:uiPriority="49"/>
-    <w:lsdException w:name="Grid Table 5 Dark Accent 6" w:uiPriority="50"/>
-    <w:lsdException w:name="Grid Table 6 Colorful Accent 6" w:uiPriority="51"/>
-    <w:lsdException w:name="Grid Table 7 Colorful Accent 6" w:uiPriority="52"/>
-    <w:lsdException w:name="List Table 1 Light" w:uiPriority="46"/>
-    <w:lsdException w:name="List Table 2" w:uiPriority="47"/>
-    <w:lsdException w:name="List Table 3" w:uiPriority="48"/>
-    <w:lsdException w:name="List Table 4" w:uiPriority="49"/>
-    <w:lsdException w:name="List Table 5 Dark" w:uiPriority="50"/>
-    <w:lsdException w:name="List Table 6 Colorful" w:uiPriority="51"/>
-    <w:lsdException w:name="List Table 7 Colorful" w:uiPriority="52"/>
-    <w:lsdException w:name="List Table 1 Light Accent 1" w:uiPriority="46"/>
-    <w:lsdException w:name="List Table 2 Accent 1" w:uiPriority="47"/>
-    <w:lsdException w:name="List Table 3 Accent 1" w:uiPriority="48"/>
-    <w:lsdException w:name="List Table 4 Accent 1" w:uiPriority="49"/>
-    <w:lsdException w:name="List Table 5 Dark Accent 1" w:uiPriority="50"/>
-    <w:lsdException w:name="List Table 6 Colorful Accent 1" w:uiPriority="51"/>
-    <w:lsdException w:name="List Table 7 Colorful Accent 1" w:uiPriority="52"/>
-    <w:lsdException w:name="List Table 1 Light Accent 2" w:uiPriority="46"/>
-    <w:lsdException w:name="List Table 2 Accent 2" w:uiPriority="47"/>
-    <w:lsdException w:name="List Table 3 Accent 2" w:uiPriority="48"/>
-    <w:lsdException w:name="List Table 4 Accent 2" w:uiPriority="49"/>
-    <w:lsdException w:name="List Table 5 Dark Accent 2" w:uiPriority="50"/>
-    <w:lsdException w:name="List Table 6 Colorful Accent 2" w:uiPriority="51"/>
-    <w:lsdException w:name="List Table 7 Colorful Accent 2" w:uiPriority="52"/>
-    <w:lsdException w:name="List Table 1 Light Accent 3" w:uiPriority="46"/>
-    <w:lsdException w:name="List Table 2 Accent 3" w:uiPriority="47"/>
-    <w:lsdException w:name="List Table 3 Accent 3" w:uiPriority="48"/>
-    <w:lsdException w:name="List Table 4 Accent 3" w:uiPriority="49"/>
-    <w:lsdException w:name="List Table 5 Dark Accent 3" w:uiPriority="50"/>
-    <w:lsdException w:name="List Table 6 Colorful Accent 3" w:uiPriority="51"/>
-    <w:lsdException w:name="List Table 7 Colorful Accent 3" w:uiPriority="52"/>
-    <w:lsdException w:name="List Table 1 Light Accent 4" w:uiPriority="46"/>
-    <w:lsdException w:name="List Table 2 Accent 4" w:uiPriority="47"/>
-    <w:lsdException w:name="List Table 3 Accent 4" w:uiPriority="48"/>
-    <w:lsdException w:name="List Table 4 Accent 4" w:uiPriority="49"/>
-    <w:lsdException w:name="List Table 5 Dark Accent 4" w:uiPriority="50"/>
-    <w:lsdException w:name="List Table 6 Colorful Accent 4" w:uiPriority="51"/>
-    <w:lsdException w:name="List Table 7 Colorful Accent 4" w:uiPriority="52"/>
-    <w:lsdException w:name="List Table 1 Light Accent 5" w:uiPriority="46"/>
-    <w:lsdException w:name="List Table 2 Accent 5" w:uiPriority="47"/>
-    <w:lsdException w:name="List Table 3 Accent 5" w:uiPriority="48"/>
-    <w:lsdException w:name="List Table 4 Accent 5" w:uiPriority="49"/>
-    <w:lsdException w:name="List Table 5 Dark Accent 5" w:uiPriority="50"/>
-    <w:lsdException w:name="List Table 6 Colorful Accent 5" w:uiPriority="51"/>
-    <w:lsdException w:name="List Table 7 Colorful Accent 5" w:uiPriority="52"/>
-    <w:lsdException w:name="List Table 1 Light Accent 6" w:uiPriority="46"/>
-    <w:lsdException w:name="List Table 2 Accent 6" w:uiPriority="47"/>
-    <w:lsdException w:name="List Table 3 Accent 6" w:uiPriority="48"/>
-    <w:lsdException w:name="List Table 4 Accent 6" w:uiPriority="49"/>
-    <w:lsdException w:name="List Table 5 Dark Accent 6" w:uiPriority="50"/>
-    <w:lsdException w:name="List Table 6 Colorful Accent 6" w:uiPriority="51"/>
-    <w:lsdException w:name="List Table 7 Colorful Accent 6" w:uiPriority="52"/>
-    <w:lsdException w:name="Mention" w:semiHidden="1" w:unhideWhenUsed="1"/>
-    <w:lsdException w:name="Smart Hyperlink" w:semiHidden="1" w:unhideWhenUsed="1"/>
-    <w:lsdException w:name="Hashtag" w:semiHidden="1" w:unhideWhenUsed="1"/>
-    <w:lsdException w:name="Unresolved Mention" w:semiHidden="1" w:unhideWhenUsed="1"/>
-    <w:lsdException w:name="Smart Link" w:semiHidden="1" w:unhideWhenUsed="1"/>
-  </w:latentStyles>
-  <w:style w:type="paragraph" w:styleId="Normal" w:default="1">
+  <w:style w:type="paragraph" w:styleId="Normal">
     <w:name w:val="Normal"/>
     <w:qFormat/>
-    <w:rsid w:val="006e6a77"/>
     <w:pPr>
       <w:widowControl/>
       <w:suppressAutoHyphens w:val="true"/>
+      <w:kinsoku w:val="true"/>
+      <w:overflowPunct w:val="true"/>
+      <w:autoSpaceDE w:val="true"/>
       <w:bidi w:val="0"/>
       <w:spacing w:lineRule="auto" w:line="259" w:before="0" w:after="160"/>
       <w:jc w:val="left"/>
     </w:pPr>
     <w:rPr>
-      <w:rFonts w:ascii="Calibri" w:hAnsi="Calibri" w:eastAsia="Calibri" w:cs="" w:asciiTheme="minorHAnsi" w:cstheme="minorBidi" w:eastAsiaTheme="minorHAnsi" w:hAnsiTheme="minorHAnsi"/>
+      <w:rFonts w:ascii="Calibri" w:hAnsi="Calibri" w:eastAsia="Calibri" w:cs="DejaVu Sans"/>
       <w:color w:val="auto"/>
       <w:kern w:val="0"/>
       <w:sz w:val="22"/>
@@ -2868,18 +6943,20 @@
     <w:basedOn w:val="Normal"/>
     <w:next w:val="Normal"/>
     <w:link w:val="Heading1Char"/>
-    <w:uiPriority w:val="9"/>
     <w:qFormat/>
-    <w:rsid w:val="006e6a77"/>
     <w:pPr>
       <w:keepNext w:val="true"/>
       <w:keepLines/>
+      <w:numPr>
+        <w:ilvl w:val="0"/>
+        <w:numId w:val="0"/>
+      </w:numPr>
       <w:spacing w:before="240" w:after="0"/>
       <w:outlineLvl w:val="0"/>
     </w:pPr>
     <w:rPr>
-      <w:rFonts w:ascii="Calibri Light" w:hAnsi="Calibri Light" w:eastAsia="" w:cs="" w:asciiTheme="majorHAnsi" w:cstheme="majorBidi" w:eastAsiaTheme="majorEastAsia" w:hAnsiTheme="majorHAnsi"/>
-      <w:color w:val="2F5496" w:themeColor="accent1" w:themeShade="bf"/>
+      <w:rFonts w:ascii="Calibri Light" w:hAnsi="Calibri Light" w:eastAsia="Calibri" w:cs="DejaVu Sans"/>
+      <w:color w:val="000000"/>
       <w:sz w:val="32"/>
       <w:szCs w:val="32"/>
     </w:rPr>
@@ -2889,85 +6966,72 @@
     <w:basedOn w:val="Normal"/>
     <w:next w:val="Normal"/>
     <w:link w:val="Heading2Char"/>
-    <w:uiPriority w:val="9"/>
-    <w:unhideWhenUsed/>
     <w:qFormat/>
-    <w:rsid w:val="006e6a77"/>
     <w:pPr>
       <w:keepNext w:val="true"/>
       <w:keepLines/>
+      <w:numPr>
+        <w:ilvl w:val="0"/>
+        <w:numId w:val="0"/>
+      </w:numPr>
       <w:spacing w:before="40" w:after="0"/>
       <w:outlineLvl w:val="1"/>
     </w:pPr>
     <w:rPr>
-      <w:rFonts w:ascii="Calibri Light" w:hAnsi="Calibri Light" w:eastAsia="" w:cs="" w:asciiTheme="majorHAnsi" w:cstheme="majorBidi" w:eastAsiaTheme="majorEastAsia" w:hAnsiTheme="majorHAnsi"/>
-      <w:color w:val="2F5496" w:themeColor="accent1" w:themeShade="bf"/>
+      <w:rFonts w:ascii="Calibri Light" w:hAnsi="Calibri Light" w:eastAsia="Calibri" w:cs="DejaVu Sans"/>
+      <w:color w:val="000000"/>
       <w:sz w:val="26"/>
       <w:szCs w:val="26"/>
     </w:rPr>
   </w:style>
-  <w:style w:type="character" w:styleId="DefaultParagraphFont" w:default="1">
+  <w:style w:type="character" w:styleId="DefaultParagraphFont">
     <w:name w:val="Default Paragraph Font"/>
-    <w:uiPriority w:val="1"/>
-    <w:semiHidden/>
-    <w:unhideWhenUsed/>
     <w:qFormat/>
     <w:rPr/>
   </w:style>
-  <w:style w:type="character" w:styleId="Heading1Char" w:customStyle="1">
+  <w:style w:type="character" w:styleId="Heading1Char">
     <w:name w:val="Heading 1 Char"/>
     <w:basedOn w:val="DefaultParagraphFont"/>
     <w:link w:val="Heading1"/>
-    <w:uiPriority w:val="9"/>
     <w:qFormat/>
-    <w:rsid w:val="006e6a77"/>
     <w:rPr>
-      <w:rFonts w:ascii="Calibri Light" w:hAnsi="Calibri Light" w:eastAsia="" w:cs="" w:asciiTheme="majorHAnsi" w:cstheme="majorBidi" w:eastAsiaTheme="majorEastAsia" w:hAnsiTheme="majorHAnsi"/>
-      <w:color w:val="2F5496" w:themeColor="accent1" w:themeShade="bf"/>
+      <w:rFonts w:ascii="Calibri Light" w:hAnsi="Calibri Light" w:eastAsia="Calibri" w:cs="DejaVu Sans"/>
+      <w:color w:val="2F5496"/>
       <w:sz w:val="32"/>
       <w:szCs w:val="32"/>
     </w:rPr>
   </w:style>
-  <w:style w:type="character" w:styleId="Heading2Char" w:customStyle="1">
+  <w:style w:type="character" w:styleId="Heading2Char">
     <w:name w:val="Heading 2 Char"/>
     <w:basedOn w:val="DefaultParagraphFont"/>
     <w:link w:val="Heading2"/>
-    <w:uiPriority w:val="9"/>
     <w:qFormat/>
-    <w:rsid w:val="006e6a77"/>
     <w:rPr>
-      <w:rFonts w:ascii="Calibri Light" w:hAnsi="Calibri Light" w:eastAsia="" w:cs="" w:asciiTheme="majorHAnsi" w:cstheme="majorBidi" w:eastAsiaTheme="majorEastAsia" w:hAnsiTheme="majorHAnsi"/>
-      <w:color w:val="2F5496" w:themeColor="accent1" w:themeShade="bf"/>
+      <w:rFonts w:ascii="Calibri Light" w:hAnsi="Calibri Light" w:eastAsia="Calibri" w:cs="DejaVu Sans"/>
+      <w:color w:val="2F5496"/>
       <w:sz w:val="26"/>
       <w:szCs w:val="26"/>
     </w:rPr>
   </w:style>
-  <w:style w:type="character" w:styleId="FooterChar" w:customStyle="1">
+  <w:style w:type="character" w:styleId="FooterChar">
     <w:name w:val="Footer Char"/>
     <w:basedOn w:val="DefaultParagraphFont"/>
     <w:link w:val="Footer"/>
-    <w:uiPriority w:val="99"/>
     <w:qFormat/>
-    <w:rsid w:val="006e6a77"/>
     <w:rPr/>
   </w:style>
   <w:style w:type="character" w:styleId="InternetLink">
     <w:name w:val="Hyperlink"/>
     <w:basedOn w:val="DefaultParagraphFont"/>
-    <w:uiPriority w:val="99"/>
-    <w:unhideWhenUsed/>
-    <w:rsid w:val="006e6a77"/>
     <w:rPr>
-      <w:color w:val="0563C1" w:themeColor="hyperlink"/>
+      <w:color w:val="0563C1"/>
       <w:u w:val="single"/>
     </w:rPr>
   </w:style>
-  <w:style w:type="character" w:styleId="BodyTextChar" w:customStyle="1">
+  <w:style w:type="character" w:styleId="BodyTextChar">
     <w:name w:val="Body Text Char"/>
     <w:basedOn w:val="DefaultParagraphFont"/>
-    <w:uiPriority w:val="1"/>
     <w:qFormat/>
-    <w:rsid w:val="0018428d"/>
     <w:rPr>
       <w:rFonts w:ascii="Times New Roman" w:hAnsi="Times New Roman" w:eastAsia="Times New Roman" w:cs="Times New Roman"/>
       <w:sz w:val="28"/>
@@ -2975,13 +7039,11 @@
       <w:lang w:val="ro-RO"/>
     </w:rPr>
   </w:style>
-  <w:style w:type="character" w:styleId="HeaderChar" w:customStyle="1">
+  <w:style w:type="character" w:styleId="HeaderChar">
     <w:name w:val="Header Char"/>
     <w:basedOn w:val="DefaultParagraphFont"/>
     <w:link w:val="Header"/>
-    <w:uiPriority w:val="99"/>
     <w:qFormat/>
-    <w:rsid w:val="00ea6403"/>
     <w:rPr/>
   </w:style>
   <w:style w:type="character" w:styleId="IndexLink">
@@ -3002,6 +7064,20 @@
     <w:qFormat/>
     <w:rPr/>
   </w:style>
+  <w:style w:type="character" w:styleId="SourceText">
+    <w:name w:val="Source Text"/>
+    <w:qFormat/>
+    <w:rPr>
+      <w:rFonts w:ascii="Liberation Mono" w:hAnsi="Liberation Mono" w:eastAsia="Liberation Mono" w:cs="Liberation Mono"/>
+    </w:rPr>
+  </w:style>
+  <w:style w:type="character" w:styleId="Bullets">
+    <w:name w:val="Bullets"/>
+    <w:qFormat/>
+    <w:rPr>
+      <w:rFonts w:ascii="OpenSymbol" w:hAnsi="OpenSymbol" w:eastAsia="OpenSymbol" w:cs="OpenSymbol"/>
+    </w:rPr>
+  </w:style>
   <w:style w:type="paragraph" w:styleId="Heading">
     <w:name w:val="Heading"/>
     <w:basedOn w:val="Normal"/>
@@ -3021,9 +7097,6 @@
     <w:name w:val="Body Text"/>
     <w:basedOn w:val="Normal"/>
     <w:link w:val="BodyTextChar"/>
-    <w:uiPriority w:val="1"/>
-    <w:qFormat/>
-    <w:rsid w:val="0018428d"/>
     <w:pPr>
       <w:widowControl w:val="false"/>
       <w:spacing w:lineRule="auto" w:line="240" w:before="0" w:after="0"/>
@@ -3081,9 +7154,6 @@
     <w:name w:val="Footer"/>
     <w:basedOn w:val="Normal"/>
     <w:link w:val="FooterChar"/>
-    <w:uiPriority w:val="99"/>
-    <w:unhideWhenUsed/>
-    <w:rsid w:val="006e6a77"/>
     <w:pPr>
       <w:tabs>
         <w:tab w:val="clear" w:pos="720"/>
@@ -3099,9 +7169,6 @@
     <w:basedOn w:val="Normal"/>
     <w:next w:val="Normal"/>
     <w:autoRedefine/>
-    <w:uiPriority w:val="39"/>
-    <w:unhideWhenUsed/>
-    <w:rsid w:val="006e6a77"/>
     <w:pPr>
       <w:spacing w:before="0" w:after="100"/>
     </w:pPr>
@@ -3112,24 +7179,19 @@
     <w:basedOn w:val="Normal"/>
     <w:next w:val="Normal"/>
     <w:autoRedefine/>
-    <w:uiPriority w:val="39"/>
-    <w:unhideWhenUsed/>
-    <w:rsid w:val="006e6a77"/>
     <w:pPr>
       <w:spacing w:before="0" w:after="100"/>
-      <w:ind w:left="220" w:hanging="0"/>
+      <w:ind w:left="220" w:right="0" w:hanging="0"/>
     </w:pPr>
     <w:rPr/>
   </w:style>
   <w:style w:type="paragraph" w:styleId="ListParagraph">
     <w:name w:val="List Paragraph"/>
     <w:basedOn w:val="Normal"/>
-    <w:uiPriority w:val="34"/>
     <w:qFormat/>
-    <w:rsid w:val="006e6a77"/>
     <w:pPr>
       <w:spacing w:before="0" w:after="160"/>
-      <w:ind w:left="720" w:hanging="0"/>
+      <w:ind w:left="720" w:right="0" w:hanging="0"/>
       <w:contextualSpacing/>
     </w:pPr>
     <w:rPr/>
@@ -3144,10 +7206,6 @@
     <w:name w:val="TOC Heading"/>
     <w:basedOn w:val="Heading1"/>
     <w:next w:val="Normal"/>
-    <w:uiPriority w:val="39"/>
-    <w:unhideWhenUsed/>
-    <w:qFormat/>
-    <w:rsid w:val="006e6a77"/>
     <w:pPr>
       <w:outlineLvl w:val="9"/>
     </w:pPr>
@@ -3159,9 +7217,6 @@
     <w:name w:val="Header"/>
     <w:basedOn w:val="Normal"/>
     <w:link w:val="HeaderChar"/>
-    <w:uiPriority w:val="99"/>
-    <w:unhideWhenUsed/>
-    <w:rsid w:val="00ea6403"/>
     <w:pPr>
       <w:tabs>
         <w:tab w:val="clear" w:pos="720"/>
@@ -3215,767 +7270,20 @@
       <w:szCs w:val="20"/>
     </w:rPr>
   </w:style>
-  <w:style w:type="numbering" w:styleId="NoList" w:default="1">
+  <w:style w:type="paragraph" w:styleId="Figure">
+    <w:name w:val="Figure"/>
+    <w:basedOn w:val="Caption"/>
+    <w:qFormat/>
+    <w:pPr/>
+    <w:rPr/>
+  </w:style>
+  <w:style w:type="numbering" w:styleId="NoList">
     <w:name w:val="No List"/>
-    <w:uiPriority w:val="99"/>
-    <w:semiHidden/>
-    <w:unhideWhenUsed/>
     <w:qFormat/>
   </w:style>
   <w:style w:type="numbering" w:styleId="Numbering123">
     <w:name w:val="Numbering 123"/>
     <w:qFormat/>
   </w:style>
-  <w:style w:type="table" w:default="1" w:styleId="TableNormal">
-    <w:name w:val="Normal Table"/>
-    <w:uiPriority w:val="99"/>
-    <w:semiHidden/>
-    <w:unhideWhenUsed/>
-    <w:tblPr>
-      <w:tblCellMar>
-        <w:top w:w="0" w:type="dxa"/>
-        <w:left w:w="108" w:type="dxa"/>
-        <w:bottom w:w="0" w:type="dxa"/>
-        <w:right w:w="108" w:type="dxa"/>
-      </w:tblCellMar>
-    </w:tblPr>
-  </w:style>
-  <w:style w:type="table" w:styleId="GridTable5Dark-Accent5">
-    <w:name w:val="Grid Table 5 Dark Accent 5"/>
-    <w:basedOn w:val="TableNormal"/>
-    <w:uiPriority w:val="50"/>
-    <w:rsid w:val="006e6a77"/>
-    <w:pPr>
-      <w:spacing w:after="0" w:line="240" w:lineRule="auto"/>
-    </w:pPr>
-    <w:tblPr>
-      <w:tblStyleRowBandSize w:val="1"/>
-      <w:tblStyleColBandSize w:val="1"/>
-      <w:tblBorders>
-        <w:top w:val="single" w:color="FFFFFF" w:themeColor="background1" w:sz="4" w:space="0"/>
-        <w:left w:val="single" w:color="FFFFFF" w:themeColor="background1" w:sz="4" w:space="0"/>
-        <w:bottom w:val="single" w:color="FFFFFF" w:themeColor="background1" w:sz="4" w:space="0"/>
-        <w:right w:val="single" w:color="FFFFFF" w:themeColor="background1" w:sz="4" w:space="0"/>
-        <w:insideH w:val="single" w:color="FFFFFF" w:themeColor="background1" w:sz="4" w:space="0"/>
-        <w:insideV w:val="single" w:color="FFFFFF" w:themeColor="background1" w:sz="4" w:space="0"/>
-      </w:tblBorders>
-    </w:tblPr>
-    <w:tcPr>
-      <w:shd w:val="clear" w:color="auto" w:fill="DEEAF6" w:themeFill="accent5" w:themeFillTint="33"/>
-    </w:tcPr>
-    <w:tblStylePr w:type="firstRow">
-      <w:rPr>
-        <w:b/>
-        <w:bCs/>
-        <w:color w:val="FFFFFF" w:themeColor="background1"/>
-      </w:rPr>
-      <w:tblPr/>
-      <w:tcPr>
-        <w:tcBorders>
-          <w:top w:val="single" w:color="FFFFFF" w:themeColor="background1" w:sz="4" w:space="0"/>
-          <w:left w:val="single" w:color="FFFFFF" w:themeColor="background1" w:sz="4" w:space="0"/>
-          <w:right w:val="single" w:color="FFFFFF" w:themeColor="background1" w:sz="4" w:space="0"/>
-          <w:insideH w:val="nil"/>
-          <w:insideV w:val="nil"/>
-        </w:tcBorders>
-        <w:shd w:val="clear" w:color="auto" w:fill="5B9BD5" w:themeFill="accent5"/>
-      </w:tcPr>
-    </w:tblStylePr>
-    <w:tblStylePr w:type="lastRow">
-      <w:rPr>
-        <w:b/>
-        <w:bCs/>
-        <w:color w:val="FFFFFF" w:themeColor="background1"/>
-      </w:rPr>
-      <w:tblPr/>
-      <w:tcPr>
-        <w:tcBorders>
-          <w:left w:val="single" w:color="FFFFFF" w:themeColor="background1" w:sz="4" w:space="0"/>
-          <w:bottom w:val="single" w:color="FFFFFF" w:themeColor="background1" w:sz="4" w:space="0"/>
-          <w:right w:val="single" w:color="FFFFFF" w:themeColor="background1" w:sz="4" w:space="0"/>
-          <w:insideH w:val="nil"/>
-          <w:insideV w:val="nil"/>
-        </w:tcBorders>
-        <w:shd w:val="clear" w:color="auto" w:fill="5B9BD5" w:themeFill="accent5"/>
-      </w:tcPr>
-    </w:tblStylePr>
-    <w:tblStylePr w:type="firstCol">
-      <w:rPr>
-        <w:b/>
-        <w:bCs/>
-        <w:color w:val="FFFFFF" w:themeColor="background1"/>
-      </w:rPr>
-      <w:tblPr/>
-      <w:tcPr>
-        <w:tcBorders>
-          <w:top w:val="single" w:color="FFFFFF" w:themeColor="background1" w:sz="4" w:space="0"/>
-          <w:left w:val="single" w:color="FFFFFF" w:themeColor="background1" w:sz="4" w:space="0"/>
-          <w:bottom w:val="single" w:color="FFFFFF" w:themeColor="background1" w:sz="4" w:space="0"/>
-          <w:insideV w:val="nil"/>
-        </w:tcBorders>
-        <w:shd w:val="clear" w:color="auto" w:fill="5B9BD5" w:themeFill="accent5"/>
-      </w:tcPr>
-    </w:tblStylePr>
-    <w:tblStylePr w:type="lastCol">
-      <w:rPr>
-        <w:b/>
-        <w:bCs/>
-        <w:color w:val="FFFFFF" w:themeColor="background1"/>
-      </w:rPr>
-      <w:tblPr/>
-      <w:tcPr>
-        <w:tcBorders>
-          <w:top w:val="single" w:color="FFFFFF" w:themeColor="background1" w:sz="4" w:space="0"/>
-          <w:bottom w:val="single" w:color="FFFFFF" w:themeColor="background1" w:sz="4" w:space="0"/>
-          <w:right w:val="single" w:color="FFFFFF" w:themeColor="background1" w:sz="4" w:space="0"/>
-          <w:insideV w:val="nil"/>
-        </w:tcBorders>
-        <w:shd w:val="clear" w:color="auto" w:fill="5B9BD5" w:themeFill="accent5"/>
-      </w:tcPr>
-    </w:tblStylePr>
-    <w:tblStylePr w:type="band1Vert">
-      <w:tblPr/>
-      <w:tcPr>
-        <w:shd w:val="clear" w:color="auto" w:fill="BDD6EE" w:themeFill="accent5" w:themeFillTint="66"/>
-      </w:tcPr>
-    </w:tblStylePr>
-    <w:tblStylePr w:type="band1Horz">
-      <w:tblPr/>
-      <w:tcPr>
-        <w:shd w:val="clear" w:color="auto" w:fill="BDD6EE" w:themeFill="accent5" w:themeFillTint="66"/>
-      </w:tcPr>
-    </w:tblStylePr>
-  </w:style>
-  <w:style w:type="table" w:styleId="GridTable4-Accent5">
-    <w:name w:val="Grid Table 4 Accent 5"/>
-    <w:basedOn w:val="TableNormal"/>
-    <w:uiPriority w:val="49"/>
-    <w:rsid w:val="006e6a77"/>
-    <w:pPr>
-      <w:spacing w:after="0" w:line="240" w:lineRule="auto"/>
-    </w:pPr>
-    <w:tblPr>
-      <w:tblStyleRowBandSize w:val="1"/>
-      <w:tblStyleColBandSize w:val="1"/>
-      <w:tblBorders>
-        <w:top w:val="single" w:color="9CC2E5" w:themeColor="accent5" w:themeTint="99" w:sz="4" w:space="0"/>
-        <w:left w:val="single" w:color="9CC2E5" w:themeColor="accent5" w:themeTint="99" w:sz="4" w:space="0"/>
-        <w:bottom w:val="single" w:color="9CC2E5" w:themeColor="accent5" w:themeTint="99" w:sz="4" w:space="0"/>
-        <w:right w:val="single" w:color="9CC2E5" w:themeColor="accent5" w:themeTint="99" w:sz="4" w:space="0"/>
-        <w:insideH w:val="single" w:color="9CC2E5" w:themeColor="accent5" w:themeTint="99" w:sz="4" w:space="0"/>
-        <w:insideV w:val="single" w:color="9CC2E5" w:themeColor="accent5" w:themeTint="99" w:sz="4" w:space="0"/>
-      </w:tblBorders>
-    </w:tblPr>
-    <w:tblStylePr w:type="firstRow">
-      <w:rPr>
-        <w:b/>
-        <w:bCs/>
-        <w:color w:val="FFFFFF" w:themeColor="background1"/>
-      </w:rPr>
-      <w:tblPr/>
-      <w:tcPr>
-        <w:tcBorders>
-          <w:top w:val="single" w:color="5B9BD5" w:themeColor="accent5" w:sz="4" w:space="0"/>
-          <w:left w:val="single" w:color="5B9BD5" w:themeColor="accent5" w:sz="4" w:space="0"/>
-          <w:bottom w:val="single" w:color="5B9BD5" w:themeColor="accent5" w:sz="4" w:space="0"/>
-          <w:right w:val="single" w:color="5B9BD5" w:themeColor="accent5" w:sz="4" w:space="0"/>
-          <w:insideH w:val="nil"/>
-          <w:insideV w:val="nil"/>
-        </w:tcBorders>
-        <w:shd w:val="clear" w:color="auto" w:fill="5B9BD5" w:themeFill="accent5"/>
-      </w:tcPr>
-    </w:tblStylePr>
-    <w:tblStylePr w:type="lastRow">
-      <w:rPr>
-        <w:b/>
-        <w:bCs/>
-      </w:rPr>
-      <w:tblPr/>
-      <w:tcPr>
-        <w:tcBorders>
-          <w:top w:val="double" w:color="5B9BD5" w:themeColor="accent5" w:sz="4" w:space="0"/>
-        </w:tcBorders>
-      </w:tcPr>
-    </w:tblStylePr>
-    <w:tblStylePr w:type="firstCol">
-      <w:rPr>
-        <w:b/>
-        <w:bCs/>
-      </w:rPr>
-      <w:tblPr/>
-    </w:tblStylePr>
-    <w:tblStylePr w:type="lastCol">
-      <w:rPr>
-        <w:b/>
-        <w:bCs/>
-      </w:rPr>
-      <w:tblPr/>
-    </w:tblStylePr>
-    <w:tblStylePr w:type="band1Vert">
-      <w:tblPr/>
-      <w:tcPr>
-        <w:shd w:val="clear" w:color="auto" w:fill="DEEAF6" w:themeFill="accent5" w:themeFillTint="33"/>
-      </w:tcPr>
-    </w:tblStylePr>
-    <w:tblStylePr w:type="band1Horz">
-      <w:tblPr/>
-      <w:tcPr>
-        <w:shd w:val="clear" w:color="auto" w:fill="DEEAF6" w:themeFill="accent5" w:themeFillTint="33"/>
-      </w:tcPr>
-    </w:tblStylePr>
-  </w:style>
-  <w:style w:type="table" w:styleId="GridTable6Colorful">
-    <w:name w:val="Grid Table 6 Colorful"/>
-    <w:basedOn w:val="TableNormal"/>
-    <w:uiPriority w:val="51"/>
-    <w:rsid w:val="0018428d"/>
-    <w:pPr>
-      <w:spacing w:after="0" w:line="240" w:lineRule="auto"/>
-    </w:pPr>
-    <w:rPr>
-      <w:color w:val="000000" w:themeColor="text1"/>
-    </w:rPr>
-    <w:tblPr>
-      <w:tblStyleRowBandSize w:val="1"/>
-      <w:tblStyleColBandSize w:val="1"/>
-      <w:tblBorders>
-        <w:top w:val="single" w:color="666666" w:themeColor="text1" w:themeTint="99" w:sz="4" w:space="0"/>
-        <w:left w:val="single" w:color="666666" w:themeColor="text1" w:themeTint="99" w:sz="4" w:space="0"/>
-        <w:bottom w:val="single" w:color="666666" w:themeColor="text1" w:themeTint="99" w:sz="4" w:space="0"/>
-        <w:right w:val="single" w:color="666666" w:themeColor="text1" w:themeTint="99" w:sz="4" w:space="0"/>
-        <w:insideH w:val="single" w:color="666666" w:themeColor="text1" w:themeTint="99" w:sz="4" w:space="0"/>
-        <w:insideV w:val="single" w:color="666666" w:themeColor="text1" w:themeTint="99" w:sz="4" w:space="0"/>
-      </w:tblBorders>
-    </w:tblPr>
-    <w:tblStylePr w:type="firstRow">
-      <w:rPr>
-        <w:b/>
-        <w:bCs/>
-      </w:rPr>
-      <w:tblPr/>
-      <w:tcPr>
-        <w:tcBorders>
-          <w:bottom w:val="single" w:color="666666" w:themeColor="text1" w:sz="12" w:space="0"/>
-        </w:tcBorders>
-      </w:tcPr>
-    </w:tblStylePr>
-    <w:tblStylePr w:type="lastRow">
-      <w:rPr>
-        <w:b/>
-        <w:bCs/>
-      </w:rPr>
-      <w:tblPr/>
-      <w:tcPr>
-        <w:tcBorders>
-          <w:top w:val="double" w:color="666666" w:themeColor="text1" w:sz="4" w:space="0"/>
-        </w:tcBorders>
-      </w:tcPr>
-    </w:tblStylePr>
-    <w:tblStylePr w:type="firstCol">
-      <w:rPr>
-        <w:b/>
-        <w:bCs/>
-      </w:rPr>
-      <w:tblPr/>
-    </w:tblStylePr>
-    <w:tblStylePr w:type="lastCol">
-      <w:rPr>
-        <w:b/>
-        <w:bCs/>
-      </w:rPr>
-      <w:tblPr/>
-    </w:tblStylePr>
-    <w:tblStylePr w:type="band1Vert">
-      <w:tblPr/>
-      <w:tcPr>
-        <w:shd w:val="clear" w:color="auto" w:fill="CCCCCC" w:themeFill="text1" w:themeFillTint="33"/>
-      </w:tcPr>
-    </w:tblStylePr>
-    <w:tblStylePr w:type="band1Horz">
-      <w:tblPr/>
-      <w:tcPr>
-        <w:shd w:val="clear" w:color="auto" w:fill="CCCCCC" w:themeFill="text1" w:themeFillTint="33"/>
-      </w:tcPr>
-    </w:tblStylePr>
-  </w:style>
-  <w:style w:type="table" w:styleId="GridTable4-Accent6">
-    <w:name w:val="Grid Table 4 Accent 6"/>
-    <w:basedOn w:val="TableNormal"/>
-    <w:uiPriority w:val="49"/>
-    <w:rsid w:val="0018428d"/>
-    <w:pPr>
-      <w:spacing w:after="0" w:line="240" w:lineRule="auto"/>
-    </w:pPr>
-    <w:tblPr>
-      <w:tblStyleRowBandSize w:val="1"/>
-      <w:tblStyleColBandSize w:val="1"/>
-      <w:tblBorders>
-        <w:top w:val="single" w:color="A8D08D" w:themeColor="accent6" w:themeTint="99" w:sz="4" w:space="0"/>
-        <w:left w:val="single" w:color="A8D08D" w:themeColor="accent6" w:themeTint="99" w:sz="4" w:space="0"/>
-        <w:bottom w:val="single" w:color="A8D08D" w:themeColor="accent6" w:themeTint="99" w:sz="4" w:space="0"/>
-        <w:right w:val="single" w:color="A8D08D" w:themeColor="accent6" w:themeTint="99" w:sz="4" w:space="0"/>
-        <w:insideH w:val="single" w:color="A8D08D" w:themeColor="accent6" w:themeTint="99" w:sz="4" w:space="0"/>
-        <w:insideV w:val="single" w:color="A8D08D" w:themeColor="accent6" w:themeTint="99" w:sz="4" w:space="0"/>
-      </w:tblBorders>
-    </w:tblPr>
-    <w:tblStylePr w:type="firstRow">
-      <w:rPr>
-        <w:b/>
-        <w:bCs/>
-        <w:color w:val="FFFFFF" w:themeColor="background1"/>
-      </w:rPr>
-      <w:tblPr/>
-      <w:tcPr>
-        <w:tcBorders>
-          <w:top w:val="single" w:color="70AD47" w:themeColor="accent6" w:sz="4" w:space="0"/>
-          <w:left w:val="single" w:color="70AD47" w:themeColor="accent6" w:sz="4" w:space="0"/>
-          <w:bottom w:val="single" w:color="70AD47" w:themeColor="accent6" w:sz="4" w:space="0"/>
-          <w:right w:val="single" w:color="70AD47" w:themeColor="accent6" w:sz="4" w:space="0"/>
-          <w:insideH w:val="nil"/>
-          <w:insideV w:val="nil"/>
-        </w:tcBorders>
-        <w:shd w:val="clear" w:color="auto" w:fill="70AD47" w:themeFill="accent6"/>
-      </w:tcPr>
-    </w:tblStylePr>
-    <w:tblStylePr w:type="lastRow">
-      <w:rPr>
-        <w:b/>
-        <w:bCs/>
-      </w:rPr>
-      <w:tblPr/>
-      <w:tcPr>
-        <w:tcBorders>
-          <w:top w:val="double" w:color="70AD47" w:themeColor="accent6" w:sz="4" w:space="0"/>
-        </w:tcBorders>
-      </w:tcPr>
-    </w:tblStylePr>
-    <w:tblStylePr w:type="firstCol">
-      <w:rPr>
-        <w:b/>
-        <w:bCs/>
-      </w:rPr>
-      <w:tblPr/>
-    </w:tblStylePr>
-    <w:tblStylePr w:type="lastCol">
-      <w:rPr>
-        <w:b/>
-        <w:bCs/>
-      </w:rPr>
-      <w:tblPr/>
-    </w:tblStylePr>
-    <w:tblStylePr w:type="band1Vert">
-      <w:tblPr/>
-      <w:tcPr>
-        <w:shd w:val="clear" w:color="auto" w:fill="E2EFD9" w:themeFill="accent6" w:themeFillTint="33"/>
-      </w:tcPr>
-    </w:tblStylePr>
-    <w:tblStylePr w:type="band1Horz">
-      <w:tblPr/>
-      <w:tcPr>
-        <w:shd w:val="clear" w:color="auto" w:fill="E2EFD9" w:themeFill="accent6" w:themeFillTint="33"/>
-      </w:tcPr>
-    </w:tblStylePr>
-  </w:style>
-  <w:style w:type="table" w:styleId="GridTable5Dark-Accent6">
-    <w:name w:val="Grid Table 5 Dark Accent 6"/>
-    <w:basedOn w:val="TableNormal"/>
-    <w:uiPriority w:val="50"/>
-    <w:rsid w:val="000738ae"/>
-    <w:pPr>
-      <w:spacing w:after="0" w:line="240" w:lineRule="auto"/>
-    </w:pPr>
-    <w:tblPr>
-      <w:tblStyleRowBandSize w:val="1"/>
-      <w:tblStyleColBandSize w:val="1"/>
-      <w:tblBorders>
-        <w:top w:val="single" w:color="FFFFFF" w:themeColor="background1" w:sz="4" w:space="0"/>
-        <w:left w:val="single" w:color="FFFFFF" w:themeColor="background1" w:sz="4" w:space="0"/>
-        <w:bottom w:val="single" w:color="FFFFFF" w:themeColor="background1" w:sz="4" w:space="0"/>
-        <w:right w:val="single" w:color="FFFFFF" w:themeColor="background1" w:sz="4" w:space="0"/>
-        <w:insideH w:val="single" w:color="FFFFFF" w:themeColor="background1" w:sz="4" w:space="0"/>
-        <w:insideV w:val="single" w:color="FFFFFF" w:themeColor="background1" w:sz="4" w:space="0"/>
-      </w:tblBorders>
-    </w:tblPr>
-    <w:tcPr>
-      <w:shd w:val="clear" w:color="auto" w:fill="E2EFD9" w:themeFill="accent6" w:themeFillTint="33"/>
-    </w:tcPr>
-    <w:tblStylePr w:type="firstRow">
-      <w:rPr>
-        <w:b/>
-        <w:bCs/>
-        <w:color w:val="FFFFFF" w:themeColor="background1"/>
-      </w:rPr>
-      <w:tblPr/>
-      <w:tcPr>
-        <w:tcBorders>
-          <w:top w:val="single" w:color="FFFFFF" w:themeColor="background1" w:sz="4" w:space="0"/>
-          <w:left w:val="single" w:color="FFFFFF" w:themeColor="background1" w:sz="4" w:space="0"/>
-          <w:right w:val="single" w:color="FFFFFF" w:themeColor="background1" w:sz="4" w:space="0"/>
-          <w:insideH w:val="nil"/>
-          <w:insideV w:val="nil"/>
-        </w:tcBorders>
-        <w:shd w:val="clear" w:color="auto" w:fill="70AD47" w:themeFill="accent6"/>
-      </w:tcPr>
-    </w:tblStylePr>
-    <w:tblStylePr w:type="lastRow">
-      <w:rPr>
-        <w:b/>
-        <w:bCs/>
-        <w:color w:val="FFFFFF" w:themeColor="background1"/>
-      </w:rPr>
-      <w:tblPr/>
-      <w:tcPr>
-        <w:tcBorders>
-          <w:left w:val="single" w:color="FFFFFF" w:themeColor="background1" w:sz="4" w:space="0"/>
-          <w:bottom w:val="single" w:color="FFFFFF" w:themeColor="background1" w:sz="4" w:space="0"/>
-          <w:right w:val="single" w:color="FFFFFF" w:themeColor="background1" w:sz="4" w:space="0"/>
-          <w:insideH w:val="nil"/>
-          <w:insideV w:val="nil"/>
-        </w:tcBorders>
-        <w:shd w:val="clear" w:color="auto" w:fill="70AD47" w:themeFill="accent6"/>
-      </w:tcPr>
-    </w:tblStylePr>
-    <w:tblStylePr w:type="firstCol">
-      <w:rPr>
-        <w:b/>
-        <w:bCs/>
-        <w:color w:val="FFFFFF" w:themeColor="background1"/>
-      </w:rPr>
-      <w:tblPr/>
-      <w:tcPr>
-        <w:tcBorders>
-          <w:top w:val="single" w:color="FFFFFF" w:themeColor="background1" w:sz="4" w:space="0"/>
-          <w:left w:val="single" w:color="FFFFFF" w:themeColor="background1" w:sz="4" w:space="0"/>
-          <w:bottom w:val="single" w:color="FFFFFF" w:themeColor="background1" w:sz="4" w:space="0"/>
-          <w:insideV w:val="nil"/>
-        </w:tcBorders>
-        <w:shd w:val="clear" w:color="auto" w:fill="70AD47" w:themeFill="accent6"/>
-      </w:tcPr>
-    </w:tblStylePr>
-    <w:tblStylePr w:type="lastCol">
-      <w:rPr>
-        <w:b/>
-        <w:bCs/>
-        <w:color w:val="FFFFFF" w:themeColor="background1"/>
-      </w:rPr>
-      <w:tblPr/>
-      <w:tcPr>
-        <w:tcBorders>
-          <w:top w:val="single" w:color="FFFFFF" w:themeColor="background1" w:sz="4" w:space="0"/>
-          <w:bottom w:val="single" w:color="FFFFFF" w:themeColor="background1" w:sz="4" w:space="0"/>
-          <w:right w:val="single" w:color="FFFFFF" w:themeColor="background1" w:sz="4" w:space="0"/>
-          <w:insideV w:val="nil"/>
-        </w:tcBorders>
-        <w:shd w:val="clear" w:color="auto" w:fill="70AD47" w:themeFill="accent6"/>
-      </w:tcPr>
-    </w:tblStylePr>
-    <w:tblStylePr w:type="band1Vert">
-      <w:tblPr/>
-      <w:tcPr>
-        <w:shd w:val="clear" w:color="auto" w:fill="C5E0B3" w:themeFill="accent6" w:themeFillTint="66"/>
-      </w:tcPr>
-    </w:tblStylePr>
-    <w:tblStylePr w:type="band1Horz">
-      <w:tblPr/>
-      <w:tcPr>
-        <w:shd w:val="clear" w:color="auto" w:fill="C5E0B3" w:themeFill="accent6" w:themeFillTint="66"/>
-      </w:tcPr>
-    </w:tblStylePr>
-  </w:style>
 </w:styles>
-</file>
-
-<file path=word/theme/theme1.xml><?xml version="1.0" encoding="utf-8"?>
-<a:theme xmlns:a="http://schemas.openxmlformats.org/drawingml/2006/main" name="Office Theme">
-  <a:themeElements>
-    <a:clrScheme name="Office">
-      <a:dk1>
-        <a:sysClr val="windowText" lastClr="000000"/>
-      </a:dk1>
-      <a:lt1>
-        <a:sysClr val="window" lastClr="FFFFFF"/>
-      </a:lt1>
-      <a:dk2>
-        <a:srgbClr val="44546A"/>
-      </a:dk2>
-      <a:lt2>
-        <a:srgbClr val="E7E6E6"/>
-      </a:lt2>
-      <a:accent1>
-        <a:srgbClr val="4472C4"/>
-      </a:accent1>
-      <a:accent2>
-        <a:srgbClr val="ED7D31"/>
-      </a:accent2>
-      <a:accent3>
-        <a:srgbClr val="A5A5A5"/>
-      </a:accent3>
-      <a:accent4>
-        <a:srgbClr val="FFC000"/>
-      </a:accent4>
-      <a:accent5>
-        <a:srgbClr val="5B9BD5"/>
-      </a:accent5>
-      <a:accent6>
-        <a:srgbClr val="70AD47"/>
-      </a:accent6>
-      <a:hlink>
-        <a:srgbClr val="0563C1"/>
-      </a:hlink>
-      <a:folHlink>
-        <a:srgbClr val="954F72"/>
-      </a:folHlink>
-    </a:clrScheme>
-    <a:fontScheme name="Office">
-      <a:majorFont>
-        <a:latin typeface="Calibri Light" panose="020F0302020204030204"/>
-        <a:ea typeface=""/>
-        <a:cs typeface=""/>
-        <a:font script="Jpan" typeface="游ゴシック Light"/>
-        <a:font script="Hang" typeface="맑은 고딕"/>
-        <a:font script="Hans" typeface="等线 Light"/>
-        <a:font script="Hant" typeface="新細明體"/>
-        <a:font script="Arab" typeface="Times New Roman"/>
-        <a:font script="Hebr" typeface="Times New Roman"/>
-        <a:font script="Thai" typeface="Angsana New"/>
-        <a:font script="Ethi" typeface="Nyala"/>
-        <a:font script="Beng" typeface="Vrinda"/>
-        <a:font script="Gujr" typeface="Shruti"/>
-        <a:font script="Khmr" typeface="MoolBoran"/>
-        <a:font script="Knda" typeface="Tunga"/>
-        <a:font script="Guru" typeface="Raavi"/>
-        <a:font script="Cans" typeface="Euphemia"/>
-        <a:font script="Cher" typeface="Plantagenet Cherokee"/>
-        <a:font script="Yiii" typeface="Microsoft Yi Baiti"/>
-        <a:font script="Tibt" typeface="Microsoft Himalaya"/>
-        <a:font script="Thaa" typeface="MV Boli"/>
-        <a:font script="Deva" typeface="Mangal"/>
-        <a:font script="Telu" typeface="Gautami"/>
-        <a:font script="Taml" typeface="Latha"/>
-        <a:font script="Syrc" typeface="Estrangelo Edessa"/>
-        <a:font script="Orya" typeface="Kalinga"/>
-        <a:font script="Mlym" typeface="Kartika"/>
-        <a:font script="Laoo" typeface="DokChampa"/>
-        <a:font script="Sinh" typeface="Iskoola Pota"/>
-        <a:font script="Mong" typeface="Mongolian Baiti"/>
-        <a:font script="Viet" typeface="Times New Roman"/>
-        <a:font script="Uigh" typeface="Microsoft Uighur"/>
-        <a:font script="Geor" typeface="Sylfaen"/>
-        <a:font script="Armn" typeface="Arial"/>
-        <a:font script="Bugi" typeface="Leelawadee UI"/>
-        <a:font script="Bopo" typeface="Microsoft JhengHei"/>
-        <a:font script="Java" typeface="Javanese Text"/>
-        <a:font script="Lisu" typeface="Segoe UI"/>
-        <a:font script="Mymr" typeface="Myanmar Text"/>
-        <a:font script="Nkoo" typeface="Ebrima"/>
-        <a:font script="Olck" typeface="Nirmala UI"/>
-        <a:font script="Osma" typeface="Ebrima"/>
-        <a:font script="Phag" typeface="Phagspa"/>
-        <a:font script="Syrn" typeface="Estrangelo Edessa"/>
-        <a:font script="Syrj" typeface="Estrangelo Edessa"/>
-        <a:font script="Syre" typeface="Estrangelo Edessa"/>
-        <a:font script="Sora" typeface="Nirmala UI"/>
-        <a:font script="Tale" typeface="Microsoft Tai Le"/>
-        <a:font script="Talu" typeface="Microsoft New Tai Lue"/>
-        <a:font script="Tfng" typeface="Ebrima"/>
-      </a:majorFont>
-      <a:minorFont>
-        <a:latin typeface="Calibri" panose="020F0502020204030204"/>
-        <a:ea typeface=""/>
-        <a:cs typeface=""/>
-        <a:font script="Jpan" typeface="游明朝"/>
-        <a:font script="Hang" typeface="맑은 고딕"/>
-        <a:font script="Hans" typeface="等线"/>
-        <a:font script="Hant" typeface="新細明體"/>
-        <a:font script="Arab" typeface="Arial"/>
-        <a:font script="Hebr" typeface="Arial"/>
-        <a:font script="Thai" typeface="Cordia New"/>
-        <a:font script="Ethi" typeface="Nyala"/>
-        <a:font script="Beng" typeface="Vrinda"/>
-        <a:font script="Gujr" typeface="Shruti"/>
-        <a:font script="Khmr" typeface="DaunPenh"/>
-        <a:font script="Knda" typeface="Tunga"/>
-        <a:font script="Guru" typeface="Raavi"/>
-        <a:font script="Cans" typeface="Euphemia"/>
-        <a:font script="Cher" typeface="Plantagenet Cherokee"/>
-        <a:font script="Yiii" typeface="Microsoft Yi Baiti"/>
-        <a:font script="Tibt" typeface="Microsoft Himalaya"/>
-        <a:font script="Thaa" typeface="MV Boli"/>
-        <a:font script="Deva" typeface="Mangal"/>
-        <a:font script="Telu" typeface="Gautami"/>
-        <a:font script="Taml" typeface="Latha"/>
-        <a:font script="Syrc" typeface="Estrangelo Edessa"/>
-        <a:font script="Orya" typeface="Kalinga"/>
-        <a:font script="Mlym" typeface="Kartika"/>
-        <a:font script="Laoo" typeface="DokChampa"/>
-        <a:font script="Sinh" typeface="Iskoola Pota"/>
-        <a:font script="Mong" typeface="Mongolian Baiti"/>
-        <a:font script="Viet" typeface="Arial"/>
-        <a:font script="Uigh" typeface="Microsoft Uighur"/>
-        <a:font script="Geor" typeface="Sylfaen"/>
-        <a:font script="Armn" typeface="Arial"/>
-        <a:font script="Bugi" typeface="Leelawadee UI"/>
-        <a:font script="Bopo" typeface="Microsoft JhengHei"/>
-        <a:font script="Java" typeface="Javanese Text"/>
-        <a:font script="Lisu" typeface="Segoe UI"/>
-        <a:font script="Mymr" typeface="Myanmar Text"/>
-        <a:font script="Nkoo" typeface="Ebrima"/>
-        <a:font script="Olck" typeface="Nirmala UI"/>
-        <a:font script="Osma" typeface="Ebrima"/>
-        <a:font script="Phag" typeface="Phagspa"/>
-        <a:font script="Syrn" typeface="Estrangelo Edessa"/>
-        <a:font script="Syrj" typeface="Estrangelo Edessa"/>
-        <a:font script="Syre" typeface="Estrangelo Edessa"/>
-        <a:font script="Sora" typeface="Nirmala UI"/>
-        <a:font script="Tale" typeface="Microsoft Tai Le"/>
-        <a:font script="Talu" typeface="Microsoft New Tai Lue"/>
-        <a:font script="Tfng" typeface="Ebrima"/>
-      </a:minorFont>
-    </a:fontScheme>
-    <a:fmtScheme name="Office">
-      <a:fillStyleLst>
-        <a:solidFill>
-          <a:schemeClr val="phClr"/>
-        </a:solidFill>
-        <a:gradFill rotWithShape="1">
-          <a:gsLst>
-            <a:gs pos="0">
-              <a:schemeClr val="phClr">
-                <a:lumMod val="110000"/>
-                <a:satMod val="105000"/>
-                <a:tint val="67000"/>
-              </a:schemeClr>
-            </a:gs>
-            <a:gs pos="50000">
-              <a:schemeClr val="phClr">
-                <a:lumMod val="105000"/>
-                <a:satMod val="103000"/>
-                <a:tint val="73000"/>
-              </a:schemeClr>
-            </a:gs>
-            <a:gs pos="100000">
-              <a:schemeClr val="phClr">
-                <a:lumMod val="105000"/>
-                <a:satMod val="109000"/>
-                <a:tint val="81000"/>
-              </a:schemeClr>
-            </a:gs>
-          </a:gsLst>
-          <a:lin ang="5400000" scaled="0"/>
-        </a:gradFill>
-        <a:gradFill rotWithShape="1">
-          <a:gsLst>
-            <a:gs pos="0">
-              <a:schemeClr val="phClr">
-                <a:satMod val="103000"/>
-                <a:lumMod val="102000"/>
-                <a:tint val="94000"/>
-              </a:schemeClr>
-            </a:gs>
-            <a:gs pos="50000">
-              <a:schemeClr val="phClr">
-                <a:satMod val="110000"/>
-                <a:lumMod val="100000"/>
-                <a:shade val="100000"/>
-              </a:schemeClr>
-            </a:gs>
-            <a:gs pos="100000">
-              <a:schemeClr val="phClr">
-                <a:lumMod val="99000"/>
-                <a:satMod val="120000"/>
-                <a:shade val="78000"/>
-              </a:schemeClr>
-            </a:gs>
-          </a:gsLst>
-          <a:lin ang="5400000" scaled="0"/>
-        </a:gradFill>
-      </a:fillStyleLst>
-      <a:lnStyleLst>
-        <a:ln w="6350" cap="flat" cmpd="sng" algn="ctr">
-          <a:solidFill>
-            <a:schemeClr val="phClr"/>
-          </a:solidFill>
-          <a:prstDash val="solid"/>
-          <a:miter lim="800000"/>
-        </a:ln>
-        <a:ln w="12700" cap="flat" cmpd="sng" algn="ctr">
-          <a:solidFill>
-            <a:schemeClr val="phClr"/>
-          </a:solidFill>
-          <a:prstDash val="solid"/>
-          <a:miter lim="800000"/>
-        </a:ln>
-        <a:ln w="19050" cap="flat" cmpd="sng" algn="ctr">
-          <a:solidFill>
-            <a:schemeClr val="phClr"/>
-          </a:solidFill>
-          <a:prstDash val="solid"/>
-          <a:miter lim="800000"/>
-        </a:ln>
-      </a:lnStyleLst>
-      <a:effectStyleLst>
-        <a:effectStyle>
-          <a:effectLst/>
-        </a:effectStyle>
-        <a:effectStyle>
-          <a:effectLst/>
-        </a:effectStyle>
-        <a:effectStyle>
-          <a:effectLst>
-            <a:outerShdw blurRad="57150" dist="19050" dir="5400000" algn="ctr" rotWithShape="0">
-              <a:srgbClr val="000000">
-                <a:alpha val="63000"/>
-              </a:srgbClr>
-            </a:outerShdw>
-          </a:effectLst>
-        </a:effectStyle>
-      </a:effectStyleLst>
-      <a:bgFillStyleLst>
-        <a:solidFill>
-          <a:schemeClr val="phClr"/>
-        </a:solidFill>
-        <a:solidFill>
-          <a:schemeClr val="phClr">
-            <a:tint val="95000"/>
-            <a:satMod val="170000"/>
-          </a:schemeClr>
-        </a:solidFill>
-        <a:gradFill rotWithShape="1">
-          <a:gsLst>
-            <a:gs pos="0">
-              <a:schemeClr val="phClr">
-                <a:tint val="93000"/>
-                <a:satMod val="150000"/>
-                <a:shade val="98000"/>
-                <a:lumMod val="102000"/>
-              </a:schemeClr>
-            </a:gs>
-            <a:gs pos="50000">
-              <a:schemeClr val="phClr">
-                <a:tint val="98000"/>
-                <a:satMod val="130000"/>
-                <a:shade val="90000"/>
-                <a:lumMod val="103000"/>
-              </a:schemeClr>
-            </a:gs>
-            <a:gs pos="100000">
-              <a:schemeClr val="phClr">
-                <a:shade val="63000"/>
-                <a:satMod val="120000"/>
-              </a:schemeClr>
-            </a:gs>
-          </a:gsLst>
-          <a:lin ang="5400000" scaled="0"/>
-        </a:gradFill>
-      </a:bgFillStyleLst>
-    </a:fmtScheme>
-  </a:themeElements>
-  <a:objectDefaults/>
-  <a:extraClrSchemeLst/>
-  <a:extLst>
-    <a:ext uri="{05A4C25C-085E-4340-85A3-A5531E510DB2}">
-      <thm15:themeFamily xmlns:thm15="http://schemas.microsoft.com/office/thememl/2012/main" name="Office Theme" id="{62F939B6-93AF-4DB8-9C6B-D6C7DFDC589F}" vid="{4A3C46E8-61CC-4603-A589-7422A47A8E4A}"/>
-    </a:ext>
-  </a:extLst>
-</a:theme>
 </file>